--- a/docs/anexos oe3/Solucion_OE3_Anexo_G_Slice_4.docx
+++ b/docs/anexos oe3/Solucion_OE3_Anexo_G_Slice_4.docx
@@ -24,7 +24,7 @@
       <w:r>
         <w:fldChar w:fldCharType="separate"/>
       </w:r>
-      <w:hyperlink w:anchor="_Toc241788566" w:history="1">
+      <w:hyperlink w:anchor="_Toc242194994" w:history="1">
         <w:r>
           <w:rPr>
             <w:rStyle w:val="Hipervnculo"/>
@@ -51,7 +51,7 @@
             <w:noProof/>
             <w:webHidden/>
           </w:rPr>
-          <w:instrText xml:space="preserve"> PAGEREF _Toc241788566 \h </w:instrText>
+          <w:instrText xml:space="preserve"> PAGEREF _Toc242194994 \h </w:instrText>
         </w:r>
         <w:r>
           <w:rPr>
@@ -95,7 +95,7 @@
           <w14:ligatures w14:val="standardContextual"/>
         </w:rPr>
       </w:pPr>
-      <w:hyperlink w:anchor="_Toc241788567" w:history="1">
+      <w:hyperlink w:anchor="_Toc242194995" w:history="1">
         <w:r>
           <w:rPr>
             <w:rStyle w:val="Hipervnculo"/>
@@ -122,7 +122,7 @@
             <w:noProof/>
             <w:webHidden/>
           </w:rPr>
-          <w:instrText xml:space="preserve"> PAGEREF _Toc241788567 \h </w:instrText>
+          <w:instrText xml:space="preserve"> PAGEREF _Toc242194995 \h </w:instrText>
         </w:r>
         <w:r>
           <w:rPr>
@@ -166,7 +166,7 @@
           <w14:ligatures w14:val="standardContextual"/>
         </w:rPr>
       </w:pPr>
-      <w:hyperlink w:anchor="_Toc241788568" w:history="1">
+      <w:hyperlink w:anchor="_Toc242194996" w:history="1">
         <w:r>
           <w:rPr>
             <w:rStyle w:val="Hipervnculo"/>
@@ -193,7 +193,7 @@
             <w:noProof/>
             <w:webHidden/>
           </w:rPr>
-          <w:instrText xml:space="preserve"> PAGEREF _Toc241788568 \h </w:instrText>
+          <w:instrText xml:space="preserve"> PAGEREF _Toc242194996 \h </w:instrText>
         </w:r>
         <w:r>
           <w:rPr>
@@ -237,7 +237,7 @@
           <w14:ligatures w14:val="standardContextual"/>
         </w:rPr>
       </w:pPr>
-      <w:hyperlink w:anchor="_Toc241788569" w:history="1">
+      <w:hyperlink w:anchor="_Toc242194997" w:history="1">
         <w:r>
           <w:rPr>
             <w:rStyle w:val="Hipervnculo"/>
@@ -264,7 +264,7 @@
             <w:noProof/>
             <w:webHidden/>
           </w:rPr>
-          <w:instrText xml:space="preserve"> PAGEREF _Toc241788569 \h </w:instrText>
+          <w:instrText xml:space="preserve"> PAGEREF _Toc242194997 \h </w:instrText>
         </w:r>
         <w:r>
           <w:rPr>
@@ -308,7 +308,7 @@
           <w14:ligatures w14:val="standardContextual"/>
         </w:rPr>
       </w:pPr>
-      <w:hyperlink w:anchor="_Toc241788570" w:history="1">
+      <w:hyperlink w:anchor="_Toc242194998" w:history="1">
         <w:r>
           <w:rPr>
             <w:rStyle w:val="Hipervnculo"/>
@@ -335,7 +335,7 @@
             <w:noProof/>
             <w:webHidden/>
           </w:rPr>
-          <w:instrText xml:space="preserve"> PAGEREF _Toc241788570 \h </w:instrText>
+          <w:instrText xml:space="preserve"> PAGEREF _Toc242194998 \h </w:instrText>
         </w:r>
         <w:r>
           <w:rPr>
@@ -379,7 +379,7 @@
           <w14:ligatures w14:val="standardContextual"/>
         </w:rPr>
       </w:pPr>
-      <w:hyperlink w:anchor="_Toc241788571" w:history="1">
+      <w:hyperlink w:anchor="_Toc242194999" w:history="1">
         <w:r>
           <w:rPr>
             <w:rStyle w:val="Hipervnculo"/>
@@ -406,7 +406,7 @@
             <w:noProof/>
             <w:webHidden/>
           </w:rPr>
-          <w:instrText xml:space="preserve"> PAGEREF _Toc241788571 \h </w:instrText>
+          <w:instrText xml:space="preserve"> PAGEREF _Toc242194999 \h </w:instrText>
         </w:r>
         <w:r>
           <w:rPr>
@@ -450,7 +450,7 @@
           <w14:ligatures w14:val="standardContextual"/>
         </w:rPr>
       </w:pPr>
-      <w:hyperlink w:anchor="_Toc241788572" w:history="1">
+      <w:hyperlink w:anchor="_Toc242195000" w:history="1">
         <w:r>
           <w:rPr>
             <w:rStyle w:val="Hipervnculo"/>
@@ -477,7 +477,7 @@
             <w:noProof/>
             <w:webHidden/>
           </w:rPr>
-          <w:instrText xml:space="preserve"> PAGEREF _Toc241788572 \h </w:instrText>
+          <w:instrText xml:space="preserve"> PAGEREF _Toc242195000 \h </w:instrText>
         </w:r>
         <w:r>
           <w:rPr>
@@ -522,7 +522,7 @@
       <w:pPr>
         <w:pStyle w:val="Ttulo1"/>
       </w:pPr>
-      <w:bookmarkStart w:id="0" w:name="_Toc241788566"/>
+      <w:bookmarkStart w:id="0" w:name="_Toc242194994"/>
       <w:r>
         <w:lastRenderedPageBreak/>
         <w:t>ANEXO G. SLICE 4: PROGRESO, INFORME DOCENTE Y ELIMINACIÓN DE DATOS</w:t>
@@ -580,7 +580,7 @@
       <w:pPr>
         <w:pStyle w:val="Ttulo2"/>
       </w:pPr>
-      <w:bookmarkStart w:id="1" w:name="_Toc241788567"/>
+      <w:bookmarkStart w:id="1" w:name="_Toc242194995"/>
       <w:r>
         <w:t>1. Alcance y seguimiento</w:t>
       </w:r>
@@ -958,7 +958,7 @@
     </w:tbl>
     <w:p>
       <w:pPr>
-        <w:pStyle w:val="TextoOE3"/>
+        <w:pStyle w:val="PrimerprrafoOE3"/>
       </w:pPr>
       <w:r>
         <w:t xml:space="preserve">La tarjeta que abrió el incremento es la D08-1, que pedía confirmar el corredor de pruebas, crear el módulo del informe con su frontera probada y cerrar el primer punto de control; el mensaje de </w:t>
@@ -1688,7 +1688,7 @@
     </w:tbl>
     <w:p>
       <w:pPr>
-        <w:pStyle w:val="TextoOE3"/>
+        <w:pStyle w:val="PrimerprrafoOE3"/>
       </w:pPr>
       <w:r>
         <w:rPr>
@@ -1716,10 +1716,7 @@
         <w:t>5a22df1</w:t>
       </w:r>
       <w:r>
-        <w:t xml:space="preserve"> </w:t>
-      </w:r>
-      <w:r>
-        <w:t>entraron en la rama principal con la solicitud n.º 88 (</w:t>
+        <w:t xml:space="preserve"> entraron en la rama principal con la solicitud n.º 88 (</w:t>
       </w:r>
       <w:r>
         <w:rPr>
@@ -1735,7 +1732,7 @@
       <w:pPr>
         <w:pStyle w:val="Ttulo2"/>
       </w:pPr>
-      <w:bookmarkStart w:id="2" w:name="_Toc241788568"/>
+      <w:bookmarkStart w:id="2" w:name="_Toc242194996"/>
       <w:r>
         <w:t>2. Lo implementado</w:t>
       </w:r>
@@ -2074,7 +2071,10 @@
         <w:t>SaveStore_RNF09_ElJsonDeUnPerfilCompletoNoTieneCampoFueraDeLaListaCerrada</w:t>
       </w:r>
       <w:r>
-        <w:t xml:space="preserve"> comprobó la lista cerrada de RNF-09 con un perfil que jugó los tres niveles, y </w:t>
+        <w:t xml:space="preserve"> comprobó la lista cerrada de RNF-09 con un perfil que jugó los tres niveles,</w:t>
+      </w:r>
+      <w:r>
+        <w:t xml:space="preserve"> y </w:t>
       </w:r>
       <w:r>
         <w:rPr>
@@ -2813,7 +2813,7 @@
     </w:tbl>
     <w:p>
       <w:pPr>
-        <w:pStyle w:val="TextoOE3"/>
+        <w:pStyle w:val="PrimerprrafoOE3"/>
       </w:pPr>
       <w:r>
         <w:t xml:space="preserve">Los dos diálogos comparten la disposición: velo, icono de alerta, el botón de cancelar en crema y el de confirmar en ámbar con el icono de papelera, de modo que la acción destructiva se distingue por color y por forma (RNF-19) y no es la opción por defecto. Desde el 30/09/2026 sus textos viven en </w:t>
@@ -2868,14 +2868,7 @@
         <w:pStyle w:val="PrimerprrafoOE3"/>
       </w:pPr>
       <w:r>
-        <w:rPr>
-          <w:b/>
-          <w:bCs/>
-        </w:rPr>
-        <w:t>El ejecutable (INC-97, decisiones D2 y D3 del 29/09/2026).</w:t>
-      </w:r>
-      <w:r>
-        <w:t xml:space="preserve"> Desde el 30/09/2026 el ejecutable se identifica con </w:t>
+        <w:t xml:space="preserve">El ejecutable (INC-97, decisiones D2 y D3 del 29/09/2026) se identifica desde el 30/09/2026 con </w:t>
       </w:r>
       <w:r>
         <w:rPr>
@@ -2893,11 +2886,11 @@
         <w:t>companyName</w:t>
       </w:r>
       <w:r>
-        <w:t xml:space="preserve"> «Universidad Catolica de Colombia». En la configuración del proyecto quedaron apagados la analítica, las estadísticas </w:t>
+        <w:t xml:space="preserve"> «Universidad Catolica de Colombia». En la configuración del proyecto quedaron apagados la analítica, las estadísticas de hardware y los </w:t>
       </w:r>
       <w:r>
         <w:lastRenderedPageBreak/>
-        <w:t xml:space="preserve">de hardware y los servicios de Unity, junto con la pantalla de presentación del motor y el cambio a pantalla completa con Alt+Intro, y nada de ello obligó a retirar paquetes del manifiesto. Lo vigilan las cuatro pruebas de </w:t>
+        <w:t xml:space="preserve">servicios de Unity, junto con la pantalla de presentación del motor y el cambio a pantalla completa con Alt+Intro, y nada de ello obligó a retirar paquetes del manifiesto. Lo vigilan las cuatro pruebas de </w:t>
       </w:r>
       <w:r>
         <w:rPr>
@@ -2906,10 +2899,10 @@
         <w:t>PlayerSettingsTest</w:t>
       </w:r>
       <w:r>
-        <w:t xml:space="preserve">, una por ajuste, que leen la configuración guardada y no el </w:t>
-      </w:r>
-      <w:r>
-        <w:t xml:space="preserve">ejecutable. La compilación toma en cambio los ajustes que el Editor tiene en memoria, y así el primer candidato del ejecutable salió con los servicios de Unity encendidos, abriendo conexiones de red y dejando datos de analítica fuera de </w:t>
+        <w:t>, una por ajuste, que leen la configuración guardada y no el ejecutable. La compilación toma en cambio los ajustes</w:t>
+      </w:r>
+      <w:r>
+        <w:t xml:space="preserve"> que el Editor tiene en memoria, y así el primer candidato del ejecutable salió con los servicios de Unity encendidos, abriendo conexiones de red y dejando datos de analítica fuera de </w:t>
       </w:r>
       <w:r>
         <w:rPr>
@@ -2936,10 +2929,10 @@
         <w:t>Game.EditorTools</w:t>
       </w:r>
       <w:r>
-        <w:t xml:space="preserve">: antes de compilar apaga nueve interruptores de servicios y, al terminar, hace fallar la compilación si el juego compilado nombra los servidores de Unity. Diez pruebas EditMode lo vigilan, </w:t>
-      </w:r>
-      <w:r>
-        <w:t xml:space="preserve">y en el ejecutable del corte no se observó ninguna conexión de red (apartado 4.3). El símbolo de compilación de analítica que un paquete repone en cada recarga del Editor solo compila código de Editor y no llega al ejecutable. Fuera de </w:t>
+        <w:t>: antes de compilar apaga nueve interruptores de servicios y, al terminar, hace fallar la compilación si el juego compilado nombra los servidores de Unity. Diez pruebas EditMode lo vigilan, y en el ejecutable del corte no se observó ninguna co</w:t>
+      </w:r>
+      <w:r>
+        <w:t xml:space="preserve">nexión de red (apartado 4.3). El símbolo de compilación de analítica que un paquete repone en cada recarga del Editor solo compila código de Editor y no llega al ejecutable. Fuera de </w:t>
       </w:r>
       <w:r>
         <w:rPr>
@@ -2975,10 +2968,7 @@
         <w:t>HKCU\Software</w:t>
       </w:r>
       <w:r>
-        <w:t>, donde el motor deja además un contador y un identificador de sesión y tres</w:t>
-      </w:r>
-      <w:r>
-        <w:t xml:space="preserve"> identificadores </w:t>
+        <w:t xml:space="preserve">, donde el motor deja además un contador y un identificador de sesión y tres identificadores </w:t>
       </w:r>
       <w:r>
         <w:rPr>
@@ -2987,7 +2977,10 @@
         <w:t>unity_connect.*</w:t>
       </w:r>
       <w:r>
-        <w:t>, uno de ellos de instalación, aunque sus servicios estén apagados; en ninguno de los dos lugares hay datos del estudiante, y esos identificadores se documentan como residuo del motor (DEF-RC2-01; documento principal, apartados 3.6 y 10.4).</w:t>
+        <w:t>, uno de ellos de ins</w:t>
+      </w:r>
+      <w:r>
+        <w:t>talación, aunque sus servicios estén apagados; en ninguno de los dos lugares hay datos del estudiante, y esos identificadores se documentan como residuo del motor (DEF-RC2-01; documento principal, apartados 3.6 y 10.4).</w:t>
       </w:r>
     </w:p>
     <w:p>
@@ -2995,14 +2988,7 @@
         <w:pStyle w:val="TextoOE3"/>
       </w:pPr>
       <w:r>
-        <w:rPr>
-          <w:b/>
-          <w:bCs/>
-        </w:rPr>
-        <w:t>Guardado y salida (INC-34, INC-48, INC-77).</w:t>
-      </w:r>
-      <w:r>
-        <w:t xml:space="preserve"> </w:t>
+        <w:t xml:space="preserve">En el guardado y la salida (INC-34, INC-48, INC-77), </w:t>
       </w:r>
       <w:r>
         <w:rPr>
@@ -3026,13 +3012,13 @@
         <w:rPr>
           <w:rStyle w:val="CdigoenlneaOE3"/>
         </w:rPr>
-        <w:t>MainMenu_RF09_C</w:t>
+        <w:t>MainMenu_RF09_Ce</w:t>
       </w:r>
       <w:r>
         <w:rPr>
           <w:rStyle w:val="CdigoenlneaOE3"/>
         </w:rPr>
-        <w:t>errarElJuegoNoLlevaPapeleraYSuRotuloCabeEnUnaLinea</w:t>
+        <w:t>rrarElJuegoNoLlevaPapeleraYSuRotuloCabeEnUnaLinea</w:t>
       </w:r>
       <w:r>
         <w:t xml:space="preserve">). El guardado escribe cada perfil en un temporal y lo pone en su sitio con un reemplazo, y un perfil cuyo archivo no se puede leer muestra en el panel de perfiles «No se pudo abrir ese perfil. Avisa a tu profe.» en lugar de detener el juego (documento principal, apartado 3.5). Lo vigilan cinco pruebas </w:t>
@@ -3070,14 +3056,7 @@
         <w:pStyle w:val="TextoOE3"/>
       </w:pPr>
       <w:r>
-        <w:rPr>
-          <w:b/>
-          <w:bCs/>
-        </w:rPr>
-        <w:t>Menús (INC-76, INC-81, INC-82).</w:t>
-      </w:r>
-      <w:r>
-        <w:t xml:space="preserve"> Un nivel con todas sus fases confirmadas lleva en el menú de niveles un icono de visto y la palabra «Completado», sin cifras, y se puede repetir (</w:t>
+        <w:t>En los menús (INC-76, INC-81, INC-82), un nivel con todas sus fases confirmadas lleva en el menú de niveles un icono de visto y la palabra «Completado», sin cifras, y se puede repetir (</w:t>
       </w:r>
       <w:r>
         <w:rPr>
@@ -3101,13 +3080,7 @@
         <w:rPr>
           <w:rStyle w:val="CdigoenlneaOE3"/>
         </w:rPr>
-        <w:t>LevelSelect_RF03_CadaTarjetaMuestra</w:t>
-      </w:r>
-      <w:r>
-        <w:rPr>
-          <w:rStyle w:val="CdigoenlneaOE3"/>
-        </w:rPr>
-        <w:t>UnaIlustracionSinCostura</w:t>
+        <w:t>LevelSelect_RF03_CadaTarjetaMuestraUnaIlustracionSinCostura</w:t>
       </w:r>
       <w:r>
         <w:t>).</w:t>
@@ -3118,14 +3091,7 @@
         <w:pStyle w:val="TextoOE3"/>
       </w:pPr>
       <w:r>
-        <w:rPr>
-          <w:b/>
-          <w:bCs/>
-        </w:rPr>
-        <w:t>Desbloqueo por fases (INC-116).</w:t>
-      </w:r>
-      <w:r>
-        <w:t xml:space="preserve"> Si el juego se cerraba durante la escena 2.5, las tres fases del Nivel 2 ya estaban en disco y el menú lo marcaba «Completado», pero el Nivel 3 seguía bloqueado hasta repetir el Nivel 2 entero. Desde el 30/09/2026 </w:t>
+        <w:t xml:space="preserve">En el desbloqueo por fases (INC-116), si el juego se cerraba durante la escena 2.5, las tres fases del Nivel 2 ya estaban en disco y el menú lo marcaba «Completado», pero el Nivel 3 seguía bloqueado hasta repetir el Nivel 2 entero. Desde el 30/09/2026 </w:t>
       </w:r>
       <w:r>
         <w:rPr>
@@ -3147,10 +3113,7 @@
         <w:t>GameFlow.TryStartPlaying</w:t>
       </w:r>
       <w:r>
-        <w:t>: con la primera versión el menú p</w:t>
-      </w:r>
-      <w:r>
-        <w:t xml:space="preserve">intaba el Nivel 3 desbloqueado y el flujo rechazaba empezarlo, defecto que dejó la prueba </w:t>
+        <w:t xml:space="preserve">: con la primera versión el menú pintaba el Nivel 3 desbloqueado y el flujo rechazaba empezarlo, defecto que dejó la prueba </w:t>
       </w:r>
       <w:r>
         <w:rPr>
@@ -3168,7 +3131,10 @@
         <w:t>NarrativeVisitPolicy</w:t>
       </w:r>
       <w:r>
-        <w:t xml:space="preserve"> sigue leyendo el nivel alcanzado, de modo que el cierre reflexivo no puede omitirse la primera vez (CP-07, RF-12).</w:t>
+        <w:t xml:space="preserve"> sigue leyendo el nivel alcanzad</w:t>
+      </w:r>
+      <w:r>
+        <w:t>o, de modo que el cierre reflexivo no puede omitirse la primera vez (CP-07, RF-12).</w:t>
       </w:r>
     </w:p>
     <w:p>
@@ -3176,14 +3142,7 @@
         <w:pStyle w:val="TextoOE3"/>
       </w:pPr>
       <w:r>
-        <w:rPr>
-          <w:b/>
-          <w:bCs/>
-        </w:rPr>
-        <w:t>Registro de cargas (tarjeta D10-5, 01/10/2026).</w:t>
-      </w:r>
-      <w:r>
-        <w:t xml:space="preserve"> </w:t>
+        <w:t xml:space="preserve">Para el registro de cargas (tarjeta D10-5, 01/10/2026), </w:t>
       </w:r>
       <w:r>
         <w:rPr>
@@ -3218,14 +3177,7 @@
         <w:pStyle w:val="TextoOE3"/>
       </w:pPr>
       <w:r>
-        <w:rPr>
-          <w:b/>
-          <w:bCs/>
-        </w:rPr>
-        <w:t>Contenido (RNF-22) y consentimiento (RNF-12).</w:t>
-      </w:r>
-      <w:r>
-        <w:t xml:space="preserve"> El 01/10/2026 se hizo la inspección textual del contenido: ningún texto de </w:t>
+        <w:t xml:space="preserve">Sobre el contenido (RNF-22) y el consentimiento (RNF-12), el 01/10/2026 se hizo la inspección textual del contenido: ningún texto de </w:t>
       </w:r>
       <w:r>
         <w:rPr>
@@ -3234,10 +3186,7 @@
         <w:t>Assets/Game/Data</w:t>
       </w:r>
       <w:r>
-        <w:t>, de las escenas ni de los prefabs lleva enlaces, precios, compras ni publicidad, y el manifiesto de paquetes no trae paquetes de compras ni de anuncios. La parte visual, sin violencia explícita, se revisa sobre las capturas del recorrido completo del ejecutable en el OE4. El formato de consentimiento informado del acudiente y de asentimiento del estudiante, conforme a la Ley 1581 de 2012 y al Decreto 1377 de 2013, e</w:t>
-      </w:r>
-      <w:r>
-        <w:t xml:space="preserve">stá en </w:t>
+        <w:t xml:space="preserve">, de las escenas ni de los prefabs lleva enlaces, precios, compras ni publicidad, y el manifiesto de paquetes no trae paquetes de compras ni de anuncios. La parte visual, sin violencia explícita, se revisa sobre las capturas del recorrido completo del ejecutable en el OE4. El formato de consentimiento informado del acudiente y de asentimiento del estudiante, conforme a la Ley 1581 de 2012 y al Decreto 1377 de 2013, está en </w:t>
       </w:r>
       <w:r>
         <w:rPr>
@@ -3246,7 +3195,10 @@
         <w:t>claudeDocs/tasks/OE4/Consentimiento-RNF12.md</w:t>
       </w:r>
       <w:r>
-        <w:t xml:space="preserve"> y va en blanco como anexo del trabajo de grado.</w:t>
+        <w:t xml:space="preserve"> y va en blanco como anex</w:t>
+      </w:r>
+      <w:r>
+        <w:t>o del trabajo de grado.</w:t>
       </w:r>
     </w:p>
     <w:p>
@@ -3254,14 +3206,7 @@
         <w:pStyle w:val="TextoOE3"/>
       </w:pPr>
       <w:r>
-        <w:rPr>
-          <w:b/>
-          <w:bCs/>
-        </w:rPr>
-        <w:t>Plan de pruebas del OE4 y arnés del ejecutable.</w:t>
-      </w:r>
-      <w:r>
-        <w:t xml:space="preserve"> El plan entró con </w:t>
+        <w:t xml:space="preserve">El plan de pruebas del OE4 entró con </w:t>
       </w:r>
       <w:r>
         <w:rPr>
@@ -3315,10 +3260,10 @@
         <w:t>oe4.ps1</w:t>
       </w:r>
       <w:r>
-        <w:t xml:space="preserve"> (tarjeta D10-6) maneja el ejecutable como caja negra, igual que un jugador: lo lanza, toma capturas, hace clic, sostiene, arrastra y escribe el nombre del perfil, esper</w:t>
-      </w:r>
-      <w:r>
-        <w:t xml:space="preserve">a cada carga leyendo la línea </w:t>
+        <w:t xml:space="preserve"> (tarjeta D10-6) maneja el ejecutable como caja negra, igual que un jugador: lo lanza, toma capturas, hace clic, sostiene, arrastra y escribe el nombre del perfil, espera cada carga leyend</w:t>
+      </w:r>
+      <w:r>
+        <w:t xml:space="preserve">o la línea </w:t>
       </w:r>
       <w:r>
         <w:rPr>
@@ -3380,21 +3325,17 @@
         <w:pStyle w:val="TextoOE3"/>
       </w:pPr>
       <w:r>
-        <w:rPr>
-          <w:b/>
-          <w:bCs/>
-        </w:rPr>
-        <w:t>Tablero del slice.</w:t>
-      </w:r>
-      <w:r>
-        <w:t xml:space="preserve"> El acta D10 marcó como revisadas por Santiago Benavides Rey las cinco casillas de revisión con el usuario de P-A a P-E, después de verificarlas con pruebas y capturas. PG-01, el título «Algoritmia», en pantalla desde el 09/09/2026, se cerró en el guion el 29/09/2026; PG-02, el nombre del guía, lo estaba desde el 02/09/2026. Los diez criterios de éxito de la especificación se revisaron uno por uno el 01/10/2026 (apartado 4.4), y el registro de inconsistencias, en su revisión 16, no reabrió ningún hallazgo.</w:t>
+        <w:t>En el tablero del slice, el acta D10 marcó como revisadas por Santiago Benavides Rey las cinco casillas de revisión con el usuario de P-A a P-E, después de verificarlas con pruebas y capturas. PG-01, el título «Algoritmia», en pantalla desde el 09/09/2026, se cerró en el guion el 29/09/2026; PG-02, el nombre del guía, lo estaba desde el 02/09/2026. Los diez criterios de éxito de la especificación se revisaron uno por uno el 01/10/2026 (apartado 4.4), y el registro de inconsistencias, en su revisión 16, no r</w:t>
+      </w:r>
+      <w:r>
+        <w:t>eabrió ningún hallazgo.</w:t>
       </w:r>
     </w:p>
     <w:p>
       <w:pPr>
         <w:pStyle w:val="Ttulo2"/>
       </w:pPr>
-      <w:bookmarkStart w:id="3" w:name="_Toc241788569"/>
+      <w:bookmarkStart w:id="3" w:name="_Toc242194997"/>
       <w:r>
         <w:t>3. Decisiones de diseño y hallazgos de consistencia</w:t>
       </w:r>
@@ -4910,13 +4851,7 @@
               <w:rPr>
                 <w:sz w:val="18"/>
               </w:rPr>
-              <w:t xml:space="preserve"> </w:t>
-            </w:r>
-            <w:r>
-              <w:rPr>
-                <w:sz w:val="18"/>
-              </w:rPr>
-              <w:t>y rótulos del laberinto en datos</w:t>
+              <w:t xml:space="preserve"> y rótulos del laberinto en datos</w:t>
             </w:r>
           </w:p>
         </w:tc>
@@ -5033,7 +4968,7 @@
       <w:pPr>
         <w:pStyle w:val="Ttulo2"/>
       </w:pPr>
-      <w:bookmarkStart w:id="4" w:name="_Toc241788570"/>
+      <w:bookmarkStart w:id="4" w:name="_Toc242194998"/>
       <w:r>
         <w:t>4. Verificación</w:t>
       </w:r>
@@ -7393,7 +7328,7 @@
     </w:tbl>
     <w:p>
       <w:pPr>
-        <w:pStyle w:val="TextoOE3"/>
+        <w:pStyle w:val="PrimerprrafoOE3"/>
       </w:pPr>
       <w:r>
         <w:t xml:space="preserve">La omitida de las corridas del 24/09 al 01/10/2026 es </w:t>
@@ -9473,7 +9408,7 @@
     </w:tbl>
     <w:p>
       <w:pPr>
-        <w:pStyle w:val="TextoOE3"/>
+        <w:pStyle w:val="PrimerprrafoOE3"/>
         <w:keepNext/>
       </w:pPr>
       <w:r>
@@ -9484,10 +9419,7 @@
         <w:t>Tabla G.8.</w:t>
       </w:r>
       <w:r>
-        <w:t xml:space="preserve"> </w:t>
-      </w:r>
-      <w:r>
-        <w:t>Casos de PlayMode por módulo de prueba en las corridas completas.</w:t>
+        <w:t xml:space="preserve"> Casos de PlayMode por módulo de prueba en las corridas completas.</w:t>
       </w:r>
     </w:p>
     <w:tbl>
@@ -10744,7 +10676,7 @@
     </w:tbl>
     <w:p>
       <w:pPr>
-        <w:pStyle w:val="TextoOE3"/>
+        <w:pStyle w:val="PrimerprrafoOE3"/>
       </w:pPr>
       <w:r>
         <w:t xml:space="preserve">Entre el 25 y el 30/09/2026 las pruebas crecieron con </w:t>
@@ -12425,7 +12357,7 @@
     </w:tbl>
     <w:p>
       <w:pPr>
-        <w:pStyle w:val="TextoOE3"/>
+        <w:pStyle w:val="PrimerprrafoOE3"/>
       </w:pPr>
       <w:r>
         <w:t xml:space="preserve">La peor carga fue de 0,78 s, en </w:t>
@@ -12455,10 +12387,7 @@
         <w:t>Boot</w:t>
       </w:r>
       <w:r>
-        <w:t xml:space="preserve"> </w:t>
-      </w:r>
-      <w:r>
-        <w:t xml:space="preserve">no pasa por el cargador de escenas y su fila da la cota del arranque que registró el arnés sobre el primer candidato (documento principal, apartado 8.3). El tamaño del paquete se midió sin la carpeta </w:t>
+        <w:t xml:space="preserve"> no pasa por el cargador de escenas y su fila da la cota del arranque que registró el arnés sobre el primer candidato (documento principal, apartado 8.3). El tamaño del paquete se midió sin la carpeta </w:t>
       </w:r>
       <w:r>
         <w:rPr>
@@ -13779,13 +13708,7 @@
               <w:rPr>
                 <w:sz w:val="18"/>
               </w:rPr>
-              <w:t xml:space="preserve"> </w:t>
-            </w:r>
-            <w:r>
-              <w:rPr>
-                <w:sz w:val="18"/>
-              </w:rPr>
-              <w:t xml:space="preserve">y </w:t>
+              <w:t xml:space="preserve"> y </w:t>
             </w:r>
             <w:r>
               <w:rPr>
@@ -13800,7 +13723,7 @@
     </w:tbl>
     <w:p>
       <w:pPr>
-        <w:pStyle w:val="TextoOE3"/>
+        <w:pStyle w:val="PrimerprrafoOE3"/>
       </w:pPr>
       <w:r>
         <w:lastRenderedPageBreak/>
@@ -13811,7 +13734,7 @@
       <w:pPr>
         <w:pStyle w:val="Ttulo2"/>
       </w:pPr>
-      <w:bookmarkStart w:id="5" w:name="_Toc241788571"/>
+      <w:bookmarkStart w:id="5" w:name="_Toc242194999"/>
       <w:r>
         <w:t>5. Archivos principales</w:t>
       </w:r>
@@ -14785,7 +14708,7 @@
       <w:pPr>
         <w:pStyle w:val="Ttulo2"/>
       </w:pPr>
-      <w:bookmarkStart w:id="6" w:name="_Toc241788572"/>
+      <w:bookmarkStart w:id="6" w:name="_Toc242195000"/>
       <w:r>
         <w:t>6. Evaluación del OE4 y verificaciones a cargo de Santiago Benavides Rey</w:t>
       </w:r>
@@ -15026,7 +14949,7 @@
   <w:abstractNum w:abstractNumId="0" w15:restartNumberingAfterBreak="0">
     <w:nsid w:val="0000A990"/>
     <w:multiLevelType w:val="multilevel"/>
-    <w:tmpl w:val="6EF429CA"/>
+    <w:tmpl w:val="B84E31A4"/>
     <w:lvl w:ilvl="0">
       <w:numFmt w:val="bullet"/>
       <w:lvlText w:val=" "/>
@@ -15299,16 +15222,16 @@
       </w:pPr>
     </w:lvl>
   </w:abstractNum>
-  <w:num w:numId="1" w16cid:durableId="1305232725">
+  <w:num w:numId="1" w16cid:durableId="1737894133">
     <w:abstractNumId w:val="1"/>
   </w:num>
-  <w:num w:numId="2" w16cid:durableId="1478448566">
+  <w:num w:numId="2" w16cid:durableId="565068119">
     <w:abstractNumId w:val="2"/>
     <w:lvlOverride w:ilvl="0">
       <w:startOverride w:val="1"/>
     </w:lvlOverride>
   </w:num>
-  <w:num w:numId="3" w16cid:durableId="1950044648">
+  <w:num w:numId="3" w16cid:durableId="225188170">
     <w:abstractNumId w:val="0"/>
   </w:num>
 </w:numbering>
@@ -16114,7 +16037,7 @@
     <w:link w:val="EncabezadoCar"/>
     <w:uiPriority w:val="99"/>
     <w:unhideWhenUsed/>
-    <w:rsid w:val="002348B8"/>
+    <w:rsid w:val="0068001B"/>
     <w:pPr>
       <w:tabs>
         <w:tab w:val="center" w:pos="4419"/>
@@ -16128,7 +16051,7 @@
     <w:basedOn w:val="Fuentedeprrafopredeter"/>
     <w:link w:val="Encabezado"/>
     <w:uiPriority w:val="99"/>
-    <w:rsid w:val="002348B8"/>
+    <w:rsid w:val="0068001B"/>
   </w:style>
   <w:style w:type="paragraph" w:styleId="Piedepgina">
     <w:name w:val="footer"/>
@@ -16136,7 +16059,7 @@
     <w:link w:val="PiedepginaCar"/>
     <w:uiPriority w:val="99"/>
     <w:unhideWhenUsed/>
-    <w:rsid w:val="002348B8"/>
+    <w:rsid w:val="0068001B"/>
     <w:pPr>
       <w:tabs>
         <w:tab w:val="center" w:pos="4419"/>
@@ -16150,7 +16073,7 @@
     <w:basedOn w:val="Fuentedeprrafopredeter"/>
     <w:link w:val="Piedepgina"/>
     <w:uiPriority w:val="99"/>
-    <w:rsid w:val="002348B8"/>
+    <w:rsid w:val="0068001B"/>
   </w:style>
   <w:style w:type="character" w:styleId="Nmerodepgina">
     <w:name w:val="page number"/>
@@ -16158,7 +16081,7 @@
     <w:uiPriority w:val="99"/>
     <w:semiHidden/>
     <w:unhideWhenUsed/>
-    <w:rsid w:val="002348B8"/>
+    <w:rsid w:val="0068001B"/>
   </w:style>
 </w:styles>
 </file>

--- a/docs/anexos oe3/Solucion_OE3_Anexo_G_Slice_4.docx
+++ b/docs/anexos oe3/Solucion_OE3_Anexo_G_Slice_4.docx
@@ -24,7 +24,7 @@
       <w:r>
         <w:fldChar w:fldCharType="separate"/>
       </w:r>
-      <w:hyperlink w:anchor="_Toc242194994" w:history="1">
+      <w:hyperlink w:anchor="_Toc242198381" w:history="1">
         <w:r>
           <w:rPr>
             <w:rStyle w:val="Hipervnculo"/>
@@ -51,7 +51,7 @@
             <w:noProof/>
             <w:webHidden/>
           </w:rPr>
-          <w:instrText xml:space="preserve"> PAGEREF _Toc242194994 \h </w:instrText>
+          <w:instrText xml:space="preserve"> PAGEREF _Toc242198381 \h </w:instrText>
         </w:r>
         <w:r>
           <w:rPr>
@@ -95,7 +95,7 @@
           <w14:ligatures w14:val="standardContextual"/>
         </w:rPr>
       </w:pPr>
-      <w:hyperlink w:anchor="_Toc242194995" w:history="1">
+      <w:hyperlink w:anchor="_Toc242198382" w:history="1">
         <w:r>
           <w:rPr>
             <w:rStyle w:val="Hipervnculo"/>
@@ -122,7 +122,7 @@
             <w:noProof/>
             <w:webHidden/>
           </w:rPr>
-          <w:instrText xml:space="preserve"> PAGEREF _Toc242194995 \h </w:instrText>
+          <w:instrText xml:space="preserve"> PAGEREF _Toc242198382 \h </w:instrText>
         </w:r>
         <w:r>
           <w:rPr>
@@ -166,7 +166,7 @@
           <w14:ligatures w14:val="standardContextual"/>
         </w:rPr>
       </w:pPr>
-      <w:hyperlink w:anchor="_Toc242194996" w:history="1">
+      <w:hyperlink w:anchor="_Toc242198383" w:history="1">
         <w:r>
           <w:rPr>
             <w:rStyle w:val="Hipervnculo"/>
@@ -193,7 +193,7 @@
             <w:noProof/>
             <w:webHidden/>
           </w:rPr>
-          <w:instrText xml:space="preserve"> PAGEREF _Toc242194996 \h </w:instrText>
+          <w:instrText xml:space="preserve"> PAGEREF _Toc242198383 \h </w:instrText>
         </w:r>
         <w:r>
           <w:rPr>
@@ -237,7 +237,7 @@
           <w14:ligatures w14:val="standardContextual"/>
         </w:rPr>
       </w:pPr>
-      <w:hyperlink w:anchor="_Toc242194997" w:history="1">
+      <w:hyperlink w:anchor="_Toc242198384" w:history="1">
         <w:r>
           <w:rPr>
             <w:rStyle w:val="Hipervnculo"/>
@@ -264,7 +264,7 @@
             <w:noProof/>
             <w:webHidden/>
           </w:rPr>
-          <w:instrText xml:space="preserve"> PAGEREF _Toc242194997 \h </w:instrText>
+          <w:instrText xml:space="preserve"> PAGEREF _Toc242198384 \h </w:instrText>
         </w:r>
         <w:r>
           <w:rPr>
@@ -308,7 +308,7 @@
           <w14:ligatures w14:val="standardContextual"/>
         </w:rPr>
       </w:pPr>
-      <w:hyperlink w:anchor="_Toc242194998" w:history="1">
+      <w:hyperlink w:anchor="_Toc242198385" w:history="1">
         <w:r>
           <w:rPr>
             <w:rStyle w:val="Hipervnculo"/>
@@ -335,7 +335,7 @@
             <w:noProof/>
             <w:webHidden/>
           </w:rPr>
-          <w:instrText xml:space="preserve"> PAGEREF _Toc242194998 \h </w:instrText>
+          <w:instrText xml:space="preserve"> PAGEREF _Toc242198385 \h </w:instrText>
         </w:r>
         <w:r>
           <w:rPr>
@@ -379,7 +379,7 @@
           <w14:ligatures w14:val="standardContextual"/>
         </w:rPr>
       </w:pPr>
-      <w:hyperlink w:anchor="_Toc242194999" w:history="1">
+      <w:hyperlink w:anchor="_Toc242198386" w:history="1">
         <w:r>
           <w:rPr>
             <w:rStyle w:val="Hipervnculo"/>
@@ -406,7 +406,7 @@
             <w:noProof/>
             <w:webHidden/>
           </w:rPr>
-          <w:instrText xml:space="preserve"> PAGEREF _Toc242194999 \h </w:instrText>
+          <w:instrText xml:space="preserve"> PAGEREF _Toc242198386 \h </w:instrText>
         </w:r>
         <w:r>
           <w:rPr>
@@ -450,7 +450,7 @@
           <w14:ligatures w14:val="standardContextual"/>
         </w:rPr>
       </w:pPr>
-      <w:hyperlink w:anchor="_Toc242195000" w:history="1">
+      <w:hyperlink w:anchor="_Toc242198387" w:history="1">
         <w:r>
           <w:rPr>
             <w:rStyle w:val="Hipervnculo"/>
@@ -477,7 +477,7 @@
             <w:noProof/>
             <w:webHidden/>
           </w:rPr>
-          <w:instrText xml:space="preserve"> PAGEREF _Toc242195000 \h </w:instrText>
+          <w:instrText xml:space="preserve"> PAGEREF _Toc242198387 \h </w:instrText>
         </w:r>
         <w:r>
           <w:rPr>
@@ -522,7 +522,7 @@
       <w:pPr>
         <w:pStyle w:val="Ttulo1"/>
       </w:pPr>
-      <w:bookmarkStart w:id="0" w:name="_Toc242194994"/>
+      <w:bookmarkStart w:id="0" w:name="_Toc242198381"/>
       <w:r>
         <w:lastRenderedPageBreak/>
         <w:t>ANEXO G. SLICE 4: PROGRESO, INFORME DOCENTE Y ELIMINACIÓN DE DATOS</w:t>
@@ -580,7 +580,7 @@
       <w:pPr>
         <w:pStyle w:val="Ttulo2"/>
       </w:pPr>
-      <w:bookmarkStart w:id="1" w:name="_Toc242194995"/>
+      <w:bookmarkStart w:id="1" w:name="_Toc242198382"/>
       <w:r>
         <w:t>1. Alcance y seguimiento</w:t>
       </w:r>
@@ -1732,7 +1732,7 @@
       <w:pPr>
         <w:pStyle w:val="Ttulo2"/>
       </w:pPr>
-      <w:bookmarkStart w:id="2" w:name="_Toc242194996"/>
+      <w:bookmarkStart w:id="2" w:name="_Toc242198383"/>
       <w:r>
         <w:t>2. Lo implementado</w:t>
       </w:r>
@@ -3335,7 +3335,7 @@
       <w:pPr>
         <w:pStyle w:val="Ttulo2"/>
       </w:pPr>
-      <w:bookmarkStart w:id="3" w:name="_Toc242194997"/>
+      <w:bookmarkStart w:id="3" w:name="_Toc242198384"/>
       <w:r>
         <w:t>3. Decisiones de diseño y hallazgos de consistencia</w:t>
       </w:r>
@@ -4968,7 +4968,7 @@
       <w:pPr>
         <w:pStyle w:val="Ttulo2"/>
       </w:pPr>
-      <w:bookmarkStart w:id="4" w:name="_Toc242194998"/>
+      <w:bookmarkStart w:id="4" w:name="_Toc242198385"/>
       <w:r>
         <w:t>4. Verificación</w:t>
       </w:r>
@@ -13734,7 +13734,7 @@
       <w:pPr>
         <w:pStyle w:val="Ttulo2"/>
       </w:pPr>
-      <w:bookmarkStart w:id="5" w:name="_Toc242194999"/>
+      <w:bookmarkStart w:id="5" w:name="_Toc242198386"/>
       <w:r>
         <w:t>5. Archivos principales</w:t>
       </w:r>
@@ -14708,7 +14708,7 @@
       <w:pPr>
         <w:pStyle w:val="Ttulo2"/>
       </w:pPr>
-      <w:bookmarkStart w:id="6" w:name="_Toc242195000"/>
+      <w:bookmarkStart w:id="6" w:name="_Toc242198387"/>
       <w:r>
         <w:t>6. Evaluación del OE4 y verificaciones a cargo de Santiago Benavides Rey</w:t>
       </w:r>
@@ -14949,7 +14949,7 @@
   <w:abstractNum w:abstractNumId="0" w15:restartNumberingAfterBreak="0">
     <w:nsid w:val="0000A990"/>
     <w:multiLevelType w:val="multilevel"/>
-    <w:tmpl w:val="B84E31A4"/>
+    <w:tmpl w:val="39283F5E"/>
     <w:lvl w:ilvl="0">
       <w:numFmt w:val="bullet"/>
       <w:lvlText w:val=" "/>
@@ -15222,16 +15222,16 @@
       </w:pPr>
     </w:lvl>
   </w:abstractNum>
-  <w:num w:numId="1" w16cid:durableId="1737894133">
+  <w:num w:numId="1" w16cid:durableId="573706675">
     <w:abstractNumId w:val="1"/>
   </w:num>
-  <w:num w:numId="2" w16cid:durableId="565068119">
+  <w:num w:numId="2" w16cid:durableId="2002341963">
     <w:abstractNumId w:val="2"/>
     <w:lvlOverride w:ilvl="0">
       <w:startOverride w:val="1"/>
     </w:lvlOverride>
   </w:num>
-  <w:num w:numId="3" w16cid:durableId="225188170">
+  <w:num w:numId="3" w16cid:durableId="441997312">
     <w:abstractNumId w:val="0"/>
   </w:num>
 </w:numbering>
@@ -16037,7 +16037,7 @@
     <w:link w:val="EncabezadoCar"/>
     <w:uiPriority w:val="99"/>
     <w:unhideWhenUsed/>
-    <w:rsid w:val="0068001B"/>
+    <w:rsid w:val="003D07EB"/>
     <w:pPr>
       <w:tabs>
         <w:tab w:val="center" w:pos="4419"/>
@@ -16051,7 +16051,7 @@
     <w:basedOn w:val="Fuentedeprrafopredeter"/>
     <w:link w:val="Encabezado"/>
     <w:uiPriority w:val="99"/>
-    <w:rsid w:val="0068001B"/>
+    <w:rsid w:val="003D07EB"/>
   </w:style>
   <w:style w:type="paragraph" w:styleId="Piedepgina">
     <w:name w:val="footer"/>
@@ -16059,7 +16059,7 @@
     <w:link w:val="PiedepginaCar"/>
     <w:uiPriority w:val="99"/>
     <w:unhideWhenUsed/>
-    <w:rsid w:val="0068001B"/>
+    <w:rsid w:val="003D07EB"/>
     <w:pPr>
       <w:tabs>
         <w:tab w:val="center" w:pos="4419"/>
@@ -16073,7 +16073,7 @@
     <w:basedOn w:val="Fuentedeprrafopredeter"/>
     <w:link w:val="Piedepgina"/>
     <w:uiPriority w:val="99"/>
-    <w:rsid w:val="0068001B"/>
+    <w:rsid w:val="003D07EB"/>
   </w:style>
   <w:style w:type="character" w:styleId="Nmerodepgina">
     <w:name w:val="page number"/>
@@ -16081,7 +16081,7 @@
     <w:uiPriority w:val="99"/>
     <w:semiHidden/>
     <w:unhideWhenUsed/>
-    <w:rsid w:val="0068001B"/>
+    <w:rsid w:val="003D07EB"/>
   </w:style>
 </w:styles>
 </file>

--- a/docs/anexos oe3/Solucion_OE3_Anexo_G_Slice_4.docx
+++ b/docs/anexos oe3/Solucion_OE3_Anexo_G_Slice_4.docx
@@ -24,7 +24,7 @@
       <w:r>
         <w:fldChar w:fldCharType="separate"/>
       </w:r>
-      <w:hyperlink w:anchor="_Toc242198381" w:history="1">
+      <w:hyperlink w:anchor="_Toc242202768" w:history="1">
         <w:r>
           <w:rPr>
             <w:rStyle w:val="Hipervnculo"/>
@@ -51,7 +51,7 @@
             <w:noProof/>
             <w:webHidden/>
           </w:rPr>
-          <w:instrText xml:space="preserve"> PAGEREF _Toc242198381 \h </w:instrText>
+          <w:instrText xml:space="preserve"> PAGEREF _Toc242202768 \h </w:instrText>
         </w:r>
         <w:r>
           <w:rPr>
@@ -95,7 +95,7 @@
           <w14:ligatures w14:val="standardContextual"/>
         </w:rPr>
       </w:pPr>
-      <w:hyperlink w:anchor="_Toc242198382" w:history="1">
+      <w:hyperlink w:anchor="_Toc242202769" w:history="1">
         <w:r>
           <w:rPr>
             <w:rStyle w:val="Hipervnculo"/>
@@ -122,7 +122,7 @@
             <w:noProof/>
             <w:webHidden/>
           </w:rPr>
-          <w:instrText xml:space="preserve"> PAGEREF _Toc242198382 \h </w:instrText>
+          <w:instrText xml:space="preserve"> PAGEREF _Toc242202769 \h </w:instrText>
         </w:r>
         <w:r>
           <w:rPr>
@@ -166,7 +166,7 @@
           <w14:ligatures w14:val="standardContextual"/>
         </w:rPr>
       </w:pPr>
-      <w:hyperlink w:anchor="_Toc242198383" w:history="1">
+      <w:hyperlink w:anchor="_Toc242202770" w:history="1">
         <w:r>
           <w:rPr>
             <w:rStyle w:val="Hipervnculo"/>
@@ -193,7 +193,7 @@
             <w:noProof/>
             <w:webHidden/>
           </w:rPr>
-          <w:instrText xml:space="preserve"> PAGEREF _Toc242198383 \h </w:instrText>
+          <w:instrText xml:space="preserve"> PAGEREF _Toc242202770 \h </w:instrText>
         </w:r>
         <w:r>
           <w:rPr>
@@ -237,7 +237,7 @@
           <w14:ligatures w14:val="standardContextual"/>
         </w:rPr>
       </w:pPr>
-      <w:hyperlink w:anchor="_Toc242198384" w:history="1">
+      <w:hyperlink w:anchor="_Toc242202771" w:history="1">
         <w:r>
           <w:rPr>
             <w:rStyle w:val="Hipervnculo"/>
@@ -264,7 +264,7 @@
             <w:noProof/>
             <w:webHidden/>
           </w:rPr>
-          <w:instrText xml:space="preserve"> PAGEREF _Toc242198384 \h </w:instrText>
+          <w:instrText xml:space="preserve"> PAGEREF _Toc242202771 \h </w:instrText>
         </w:r>
         <w:r>
           <w:rPr>
@@ -308,7 +308,7 @@
           <w14:ligatures w14:val="standardContextual"/>
         </w:rPr>
       </w:pPr>
-      <w:hyperlink w:anchor="_Toc242198385" w:history="1">
+      <w:hyperlink w:anchor="_Toc242202772" w:history="1">
         <w:r>
           <w:rPr>
             <w:rStyle w:val="Hipervnculo"/>
@@ -335,7 +335,7 @@
             <w:noProof/>
             <w:webHidden/>
           </w:rPr>
-          <w:instrText xml:space="preserve"> PAGEREF _Toc242198385 \h </w:instrText>
+          <w:instrText xml:space="preserve"> PAGEREF _Toc242202772 \h </w:instrText>
         </w:r>
         <w:r>
           <w:rPr>
@@ -379,7 +379,7 @@
           <w14:ligatures w14:val="standardContextual"/>
         </w:rPr>
       </w:pPr>
-      <w:hyperlink w:anchor="_Toc242198386" w:history="1">
+      <w:hyperlink w:anchor="_Toc242202773" w:history="1">
         <w:r>
           <w:rPr>
             <w:rStyle w:val="Hipervnculo"/>
@@ -406,7 +406,7 @@
             <w:noProof/>
             <w:webHidden/>
           </w:rPr>
-          <w:instrText xml:space="preserve"> PAGEREF _Toc242198386 \h </w:instrText>
+          <w:instrText xml:space="preserve"> PAGEREF _Toc242202773 \h </w:instrText>
         </w:r>
         <w:r>
           <w:rPr>
@@ -450,7 +450,7 @@
           <w14:ligatures w14:val="standardContextual"/>
         </w:rPr>
       </w:pPr>
-      <w:hyperlink w:anchor="_Toc242198387" w:history="1">
+      <w:hyperlink w:anchor="_Toc242202774" w:history="1">
         <w:r>
           <w:rPr>
             <w:rStyle w:val="Hipervnculo"/>
@@ -477,7 +477,7 @@
             <w:noProof/>
             <w:webHidden/>
           </w:rPr>
-          <w:instrText xml:space="preserve"> PAGEREF _Toc242198387 \h </w:instrText>
+          <w:instrText xml:space="preserve"> PAGEREF _Toc242202774 \h </w:instrText>
         </w:r>
         <w:r>
           <w:rPr>
@@ -522,7 +522,7 @@
       <w:pPr>
         <w:pStyle w:val="Ttulo1"/>
       </w:pPr>
-      <w:bookmarkStart w:id="0" w:name="_Toc242198381"/>
+      <w:bookmarkStart w:id="0" w:name="_Toc242202768"/>
       <w:r>
         <w:lastRenderedPageBreak/>
         <w:t>ANEXO G. SLICE 4: PROGRESO, INFORME DOCENTE Y ELIMINACIÓN DE DATOS</w:t>
@@ -580,7 +580,7 @@
       <w:pPr>
         <w:pStyle w:val="Ttulo2"/>
       </w:pPr>
-      <w:bookmarkStart w:id="1" w:name="_Toc242198382"/>
+      <w:bookmarkStart w:id="1" w:name="_Toc242202769"/>
       <w:r>
         <w:t>1. Alcance y seguimiento</w:t>
       </w:r>
@@ -1732,7 +1732,7 @@
       <w:pPr>
         <w:pStyle w:val="Ttulo2"/>
       </w:pPr>
-      <w:bookmarkStart w:id="2" w:name="_Toc242198383"/>
+      <w:bookmarkStart w:id="2" w:name="_Toc242202770"/>
       <w:r>
         <w:t>2. Lo implementado</w:t>
       </w:r>
@@ -3335,7 +3335,7 @@
       <w:pPr>
         <w:pStyle w:val="Ttulo2"/>
       </w:pPr>
-      <w:bookmarkStart w:id="3" w:name="_Toc242198384"/>
+      <w:bookmarkStart w:id="3" w:name="_Toc242202771"/>
       <w:r>
         <w:t>3. Decisiones de diseño y hallazgos de consistencia</w:t>
       </w:r>
@@ -4968,7 +4968,7 @@
       <w:pPr>
         <w:pStyle w:val="Ttulo2"/>
       </w:pPr>
-      <w:bookmarkStart w:id="4" w:name="_Toc242198385"/>
+      <w:bookmarkStart w:id="4" w:name="_Toc242202772"/>
       <w:r>
         <w:t>4. Verificación</w:t>
       </w:r>
@@ -13734,7 +13734,7 @@
       <w:pPr>
         <w:pStyle w:val="Ttulo2"/>
       </w:pPr>
-      <w:bookmarkStart w:id="5" w:name="_Toc242198386"/>
+      <w:bookmarkStart w:id="5" w:name="_Toc242202773"/>
       <w:r>
         <w:t>5. Archivos principales</w:t>
       </w:r>
@@ -14708,7 +14708,7 @@
       <w:pPr>
         <w:pStyle w:val="Ttulo2"/>
       </w:pPr>
-      <w:bookmarkStart w:id="6" w:name="_Toc242198387"/>
+      <w:bookmarkStart w:id="6" w:name="_Toc242202774"/>
       <w:r>
         <w:t>6. Evaluación del OE4 y verificaciones a cargo de Santiago Benavides Rey</w:t>
       </w:r>
@@ -14949,7 +14949,7 @@
   <w:abstractNum w:abstractNumId="0" w15:restartNumberingAfterBreak="0">
     <w:nsid w:val="0000A990"/>
     <w:multiLevelType w:val="multilevel"/>
-    <w:tmpl w:val="39283F5E"/>
+    <w:tmpl w:val="01A21604"/>
     <w:lvl w:ilvl="0">
       <w:numFmt w:val="bullet"/>
       <w:lvlText w:val=" "/>
@@ -15222,16 +15222,16 @@
       </w:pPr>
     </w:lvl>
   </w:abstractNum>
-  <w:num w:numId="1" w16cid:durableId="573706675">
+  <w:num w:numId="1" w16cid:durableId="1659990698">
     <w:abstractNumId w:val="1"/>
   </w:num>
-  <w:num w:numId="2" w16cid:durableId="2002341963">
+  <w:num w:numId="2" w16cid:durableId="1809786700">
     <w:abstractNumId w:val="2"/>
     <w:lvlOverride w:ilvl="0">
       <w:startOverride w:val="1"/>
     </w:lvlOverride>
   </w:num>
-  <w:num w:numId="3" w16cid:durableId="441997312">
+  <w:num w:numId="3" w16cid:durableId="266542287">
     <w:abstractNumId w:val="0"/>
   </w:num>
 </w:numbering>
@@ -16037,7 +16037,7 @@
     <w:link w:val="EncabezadoCar"/>
     <w:uiPriority w:val="99"/>
     <w:unhideWhenUsed/>
-    <w:rsid w:val="003D07EB"/>
+    <w:rsid w:val="005B6919"/>
     <w:pPr>
       <w:tabs>
         <w:tab w:val="center" w:pos="4419"/>
@@ -16051,7 +16051,7 @@
     <w:basedOn w:val="Fuentedeprrafopredeter"/>
     <w:link w:val="Encabezado"/>
     <w:uiPriority w:val="99"/>
-    <w:rsid w:val="003D07EB"/>
+    <w:rsid w:val="005B6919"/>
   </w:style>
   <w:style w:type="paragraph" w:styleId="Piedepgina">
     <w:name w:val="footer"/>
@@ -16059,7 +16059,7 @@
     <w:link w:val="PiedepginaCar"/>
     <w:uiPriority w:val="99"/>
     <w:unhideWhenUsed/>
-    <w:rsid w:val="003D07EB"/>
+    <w:rsid w:val="005B6919"/>
     <w:pPr>
       <w:tabs>
         <w:tab w:val="center" w:pos="4419"/>
@@ -16073,7 +16073,7 @@
     <w:basedOn w:val="Fuentedeprrafopredeter"/>
     <w:link w:val="Piedepgina"/>
     <w:uiPriority w:val="99"/>
-    <w:rsid w:val="003D07EB"/>
+    <w:rsid w:val="005B6919"/>
   </w:style>
   <w:style w:type="character" w:styleId="Nmerodepgina">
     <w:name w:val="page number"/>
@@ -16081,7 +16081,7 @@
     <w:uiPriority w:val="99"/>
     <w:semiHidden/>
     <w:unhideWhenUsed/>
-    <w:rsid w:val="003D07EB"/>
+    <w:rsid w:val="005B6919"/>
   </w:style>
 </w:styles>
 </file>

--- a/docs/anexos oe3/Solucion_OE3_Anexo_G_Slice_4.docx
+++ b/docs/anexos oe3/Solucion_OE3_Anexo_G_Slice_4.docx
@@ -24,7 +24,7 @@
       <w:r>
         <w:fldChar w:fldCharType="separate"/>
       </w:r>
-      <w:hyperlink w:anchor="_Toc242202768" w:history="1">
+      <w:hyperlink w:anchor="_Toc242400670" w:history="1">
         <w:r>
           <w:rPr>
             <w:rStyle w:val="Hipervnculo"/>
@@ -51,7 +51,7 @@
             <w:noProof/>
             <w:webHidden/>
           </w:rPr>
-          <w:instrText xml:space="preserve"> PAGEREF _Toc242202768 \h </w:instrText>
+          <w:instrText xml:space="preserve"> PAGEREF _Toc242400670 \h </w:instrText>
         </w:r>
         <w:r>
           <w:rPr>
@@ -95,7 +95,7 @@
           <w14:ligatures w14:val="standardContextual"/>
         </w:rPr>
       </w:pPr>
-      <w:hyperlink w:anchor="_Toc242202769" w:history="1">
+      <w:hyperlink w:anchor="_Toc242400671" w:history="1">
         <w:r>
           <w:rPr>
             <w:rStyle w:val="Hipervnculo"/>
@@ -122,7 +122,7 @@
             <w:noProof/>
             <w:webHidden/>
           </w:rPr>
-          <w:instrText xml:space="preserve"> PAGEREF _Toc242202769 \h </w:instrText>
+          <w:instrText xml:space="preserve"> PAGEREF _Toc242400671 \h </w:instrText>
         </w:r>
         <w:r>
           <w:rPr>
@@ -166,7 +166,7 @@
           <w14:ligatures w14:val="standardContextual"/>
         </w:rPr>
       </w:pPr>
-      <w:hyperlink w:anchor="_Toc242202770" w:history="1">
+      <w:hyperlink w:anchor="_Toc242400672" w:history="1">
         <w:r>
           <w:rPr>
             <w:rStyle w:val="Hipervnculo"/>
@@ -193,7 +193,7 @@
             <w:noProof/>
             <w:webHidden/>
           </w:rPr>
-          <w:instrText xml:space="preserve"> PAGEREF _Toc242202770 \h </w:instrText>
+          <w:instrText xml:space="preserve"> PAGEREF _Toc242400672 \h </w:instrText>
         </w:r>
         <w:r>
           <w:rPr>
@@ -237,7 +237,7 @@
           <w14:ligatures w14:val="standardContextual"/>
         </w:rPr>
       </w:pPr>
-      <w:hyperlink w:anchor="_Toc242202771" w:history="1">
+      <w:hyperlink w:anchor="_Toc242400673" w:history="1">
         <w:r>
           <w:rPr>
             <w:rStyle w:val="Hipervnculo"/>
@@ -264,7 +264,7 @@
             <w:noProof/>
             <w:webHidden/>
           </w:rPr>
-          <w:instrText xml:space="preserve"> PAGEREF _Toc242202771 \h </w:instrText>
+          <w:instrText xml:space="preserve"> PAGEREF _Toc242400673 \h </w:instrText>
         </w:r>
         <w:r>
           <w:rPr>
@@ -308,7 +308,7 @@
           <w14:ligatures w14:val="standardContextual"/>
         </w:rPr>
       </w:pPr>
-      <w:hyperlink w:anchor="_Toc242202772" w:history="1">
+      <w:hyperlink w:anchor="_Toc242400674" w:history="1">
         <w:r>
           <w:rPr>
             <w:rStyle w:val="Hipervnculo"/>
@@ -335,7 +335,7 @@
             <w:noProof/>
             <w:webHidden/>
           </w:rPr>
-          <w:instrText xml:space="preserve"> PAGEREF _Toc242202772 \h </w:instrText>
+          <w:instrText xml:space="preserve"> PAGEREF _Toc242400674 \h </w:instrText>
         </w:r>
         <w:r>
           <w:rPr>
@@ -379,7 +379,7 @@
           <w14:ligatures w14:val="standardContextual"/>
         </w:rPr>
       </w:pPr>
-      <w:hyperlink w:anchor="_Toc242202773" w:history="1">
+      <w:hyperlink w:anchor="_Toc242400675" w:history="1">
         <w:r>
           <w:rPr>
             <w:rStyle w:val="Hipervnculo"/>
@@ -406,7 +406,7 @@
             <w:noProof/>
             <w:webHidden/>
           </w:rPr>
-          <w:instrText xml:space="preserve"> PAGEREF _Toc242202773 \h </w:instrText>
+          <w:instrText xml:space="preserve"> PAGEREF _Toc242400675 \h </w:instrText>
         </w:r>
         <w:r>
           <w:rPr>
@@ -450,7 +450,7 @@
           <w14:ligatures w14:val="standardContextual"/>
         </w:rPr>
       </w:pPr>
-      <w:hyperlink w:anchor="_Toc242202774" w:history="1">
+      <w:hyperlink w:anchor="_Toc242400676" w:history="1">
         <w:r>
           <w:rPr>
             <w:rStyle w:val="Hipervnculo"/>
@@ -477,7 +477,7 @@
             <w:noProof/>
             <w:webHidden/>
           </w:rPr>
-          <w:instrText xml:space="preserve"> PAGEREF _Toc242202774 \h </w:instrText>
+          <w:instrText xml:space="preserve"> PAGEREF _Toc242400676 \h </w:instrText>
         </w:r>
         <w:r>
           <w:rPr>
@@ -522,7 +522,7 @@
       <w:pPr>
         <w:pStyle w:val="Ttulo1"/>
       </w:pPr>
-      <w:bookmarkStart w:id="0" w:name="_Toc242202768"/>
+      <w:bookmarkStart w:id="0" w:name="_Toc242400670"/>
       <w:r>
         <w:lastRenderedPageBreak/>
         <w:t>ANEXO G. SLICE 4: PROGRESO, INFORME DOCENTE Y ELIMINACIÓN DE DATOS</w:t>
@@ -580,7 +580,7 @@
       <w:pPr>
         <w:pStyle w:val="Ttulo2"/>
       </w:pPr>
-      <w:bookmarkStart w:id="1" w:name="_Toc242202769"/>
+      <w:bookmarkStart w:id="1" w:name="_Toc242400671"/>
       <w:r>
         <w:t>1. Alcance y seguimiento</w:t>
       </w:r>
@@ -1732,7 +1732,7 @@
       <w:pPr>
         <w:pStyle w:val="Ttulo2"/>
       </w:pPr>
-      <w:bookmarkStart w:id="2" w:name="_Toc242202770"/>
+      <w:bookmarkStart w:id="2" w:name="_Toc242400672"/>
       <w:r>
         <w:t>2. Lo implementado</w:t>
       </w:r>
@@ -3065,7 +3065,7 @@
         <w:t>LevelSelect_HU14_ElNivelCompletadoSeMarcaEnElMenu</w:t>
       </w:r>
       <w:r>
-        <w:t xml:space="preserve"> y dos pruebas más). El inicio, los créditos y el menú de niveles muestran arte real en lugar de los cinco rótulos de trabajo que quedaban a la vista, y la tarjeta del Nivel 2 usa una ilustración de proporción 16:9 sin costura (</w:t>
+        <w:t xml:space="preserve"> y dos pruebas más). El inicio, los créditos y el menú de niveles muestran arte real en lugar de los cinco rótulos de trabajo que quedaban a la vista, y la tarjeta del Nivel 2 muestra la mitad izquierda del bosque, encuadrada para no cruzar la costura de la ilustración (</w:t>
       </w:r>
       <w:r>
         <w:rPr>
@@ -3083,7 +3083,7 @@
         <w:t>LevelSelect_RF03_CadaTarjetaMuestraUnaIlustracionSinCostura</w:t>
       </w:r>
       <w:r>
-        <w:t>).</w:t>
+        <w:t>). Entre el 30/09 y el 08/10/2026 mostró el laberinto, de proporción 16:9.</w:t>
       </w:r>
     </w:p>
     <w:p>
@@ -3097,14 +3097,11 @@
         <w:rPr>
           <w:rStyle w:val="CdigoenlneaOE3"/>
         </w:rPr>
+        <w:lastRenderedPageBreak/>
         <w:t>LevelUnlockPolicy.IsUnlocked</w:t>
       </w:r>
       <w:r>
-        <w:t xml:space="preserve"> da un nivel por desbloqueado si lo indica el nivel alcanzado o si </w:t>
-      </w:r>
-      <w:r>
-        <w:lastRenderedPageBreak/>
-        <w:t xml:space="preserve">todas las fases del anterior están confirmadas, derivándolo del progreso guardado y sin campo nuevo (RNF-09). La consultan el menú de niveles y </w:t>
+        <w:t xml:space="preserve"> da un nivel por desbloqueado si lo indica el nivel alcanzado o si todas las fases del anterior están confirmadas, derivándolo del progreso guardado y sin campo nuevo (RNF-09). La consultan el menú de niveles y </w:t>
       </w:r>
       <w:r>
         <w:rPr>
@@ -3335,7 +3332,7 @@
       <w:pPr>
         <w:pStyle w:val="Ttulo2"/>
       </w:pPr>
-      <w:bookmarkStart w:id="3" w:name="_Toc242202771"/>
+      <w:bookmarkStart w:id="3" w:name="_Toc242400673"/>
       <w:r>
         <w:t>3. Decisiones de diseño y hallazgos de consistencia</w:t>
       </w:r>
@@ -4968,7 +4965,7 @@
       <w:pPr>
         <w:pStyle w:val="Ttulo2"/>
       </w:pPr>
-      <w:bookmarkStart w:id="4" w:name="_Toc242202772"/>
+      <w:bookmarkStart w:id="4" w:name="_Toc242400674"/>
       <w:r>
         <w:t>4. Verificación</w:t>
       </w:r>
@@ -13734,7 +13731,7 @@
       <w:pPr>
         <w:pStyle w:val="Ttulo2"/>
       </w:pPr>
-      <w:bookmarkStart w:id="5" w:name="_Toc242202773"/>
+      <w:bookmarkStart w:id="5" w:name="_Toc242400675"/>
       <w:r>
         <w:t>5. Archivos principales</w:t>
       </w:r>
@@ -14708,7 +14705,7 @@
       <w:pPr>
         <w:pStyle w:val="Ttulo2"/>
       </w:pPr>
-      <w:bookmarkStart w:id="6" w:name="_Toc242202774"/>
+      <w:bookmarkStart w:id="6" w:name="_Toc242400676"/>
       <w:r>
         <w:t>6. Evaluación del OE4 y verificaciones a cargo de Santiago Benavides Rey</w:t>
       </w:r>
@@ -14949,7 +14946,7 @@
   <w:abstractNum w:abstractNumId="0" w15:restartNumberingAfterBreak="0">
     <w:nsid w:val="0000A990"/>
     <w:multiLevelType w:val="multilevel"/>
-    <w:tmpl w:val="01A21604"/>
+    <w:tmpl w:val="D5EEC2D0"/>
     <w:lvl w:ilvl="0">
       <w:numFmt w:val="bullet"/>
       <w:lvlText w:val=" "/>
@@ -15222,16 +15219,16 @@
       </w:pPr>
     </w:lvl>
   </w:abstractNum>
-  <w:num w:numId="1" w16cid:durableId="1659990698">
+  <w:num w:numId="1" w16cid:durableId="1764648997">
     <w:abstractNumId w:val="1"/>
   </w:num>
-  <w:num w:numId="2" w16cid:durableId="1809786700">
+  <w:num w:numId="2" w16cid:durableId="1743746588">
     <w:abstractNumId w:val="2"/>
     <w:lvlOverride w:ilvl="0">
       <w:startOverride w:val="1"/>
     </w:lvlOverride>
   </w:num>
-  <w:num w:numId="3" w16cid:durableId="266542287">
+  <w:num w:numId="3" w16cid:durableId="626857225">
     <w:abstractNumId w:val="0"/>
   </w:num>
 </w:numbering>
@@ -16037,7 +16034,7 @@
     <w:link w:val="EncabezadoCar"/>
     <w:uiPriority w:val="99"/>
     <w:unhideWhenUsed/>
-    <w:rsid w:val="005B6919"/>
+    <w:rsid w:val="00B77F93"/>
     <w:pPr>
       <w:tabs>
         <w:tab w:val="center" w:pos="4419"/>
@@ -16051,7 +16048,7 @@
     <w:basedOn w:val="Fuentedeprrafopredeter"/>
     <w:link w:val="Encabezado"/>
     <w:uiPriority w:val="99"/>
-    <w:rsid w:val="005B6919"/>
+    <w:rsid w:val="00B77F93"/>
   </w:style>
   <w:style w:type="paragraph" w:styleId="Piedepgina">
     <w:name w:val="footer"/>
@@ -16059,7 +16056,7 @@
     <w:link w:val="PiedepginaCar"/>
     <w:uiPriority w:val="99"/>
     <w:unhideWhenUsed/>
-    <w:rsid w:val="005B6919"/>
+    <w:rsid w:val="00B77F93"/>
     <w:pPr>
       <w:tabs>
         <w:tab w:val="center" w:pos="4419"/>
@@ -16073,7 +16070,7 @@
     <w:basedOn w:val="Fuentedeprrafopredeter"/>
     <w:link w:val="Piedepgina"/>
     <w:uiPriority w:val="99"/>
-    <w:rsid w:val="005B6919"/>
+    <w:rsid w:val="00B77F93"/>
   </w:style>
   <w:style w:type="character" w:styleId="Nmerodepgina">
     <w:name w:val="page number"/>
@@ -16081,7 +16078,7 @@
     <w:uiPriority w:val="99"/>
     <w:semiHidden/>
     <w:unhideWhenUsed/>
-    <w:rsid w:val="005B6919"/>
+    <w:rsid w:val="00B77F93"/>
   </w:style>
 </w:styles>
 </file>

--- a/docs/anexos oe3/Solucion_OE3_Anexo_G_Slice_4.docx
+++ b/docs/anexos oe3/Solucion_OE3_Anexo_G_Slice_4.docx
@@ -24,7 +24,7 @@
       <w:r>
         <w:fldChar w:fldCharType="separate"/>
       </w:r>
-      <w:hyperlink w:anchor="_Toc242400670" w:history="1">
+      <w:hyperlink w:anchor="_Toc242441496" w:history="1">
         <w:r>
           <w:rPr>
             <w:rStyle w:val="Hipervnculo"/>
@@ -51,7 +51,7 @@
             <w:noProof/>
             <w:webHidden/>
           </w:rPr>
-          <w:instrText xml:space="preserve"> PAGEREF _Toc242400670 \h </w:instrText>
+          <w:instrText xml:space="preserve"> PAGEREF _Toc242441496 \h </w:instrText>
         </w:r>
         <w:r>
           <w:rPr>
@@ -95,7 +95,7 @@
           <w14:ligatures w14:val="standardContextual"/>
         </w:rPr>
       </w:pPr>
-      <w:hyperlink w:anchor="_Toc242400671" w:history="1">
+      <w:hyperlink w:anchor="_Toc242441497" w:history="1">
         <w:r>
           <w:rPr>
             <w:rStyle w:val="Hipervnculo"/>
@@ -122,7 +122,7 @@
             <w:noProof/>
             <w:webHidden/>
           </w:rPr>
-          <w:instrText xml:space="preserve"> PAGEREF _Toc242400671 \h </w:instrText>
+          <w:instrText xml:space="preserve"> PAGEREF _Toc242441497 \h </w:instrText>
         </w:r>
         <w:r>
           <w:rPr>
@@ -166,7 +166,7 @@
           <w14:ligatures w14:val="standardContextual"/>
         </w:rPr>
       </w:pPr>
-      <w:hyperlink w:anchor="_Toc242400672" w:history="1">
+      <w:hyperlink w:anchor="_Toc242441498" w:history="1">
         <w:r>
           <w:rPr>
             <w:rStyle w:val="Hipervnculo"/>
@@ -193,7 +193,7 @@
             <w:noProof/>
             <w:webHidden/>
           </w:rPr>
-          <w:instrText xml:space="preserve"> PAGEREF _Toc242400672 \h </w:instrText>
+          <w:instrText xml:space="preserve"> PAGEREF _Toc242441498 \h </w:instrText>
         </w:r>
         <w:r>
           <w:rPr>
@@ -237,7 +237,7 @@
           <w14:ligatures w14:val="standardContextual"/>
         </w:rPr>
       </w:pPr>
-      <w:hyperlink w:anchor="_Toc242400673" w:history="1">
+      <w:hyperlink w:anchor="_Toc242441499" w:history="1">
         <w:r>
           <w:rPr>
             <w:rStyle w:val="Hipervnculo"/>
@@ -264,7 +264,7 @@
             <w:noProof/>
             <w:webHidden/>
           </w:rPr>
-          <w:instrText xml:space="preserve"> PAGEREF _Toc242400673 \h </w:instrText>
+          <w:instrText xml:space="preserve"> PAGEREF _Toc242441499 \h </w:instrText>
         </w:r>
         <w:r>
           <w:rPr>
@@ -308,7 +308,7 @@
           <w14:ligatures w14:val="standardContextual"/>
         </w:rPr>
       </w:pPr>
-      <w:hyperlink w:anchor="_Toc242400674" w:history="1">
+      <w:hyperlink w:anchor="_Toc242441500" w:history="1">
         <w:r>
           <w:rPr>
             <w:rStyle w:val="Hipervnculo"/>
@@ -335,7 +335,7 @@
             <w:noProof/>
             <w:webHidden/>
           </w:rPr>
-          <w:instrText xml:space="preserve"> PAGEREF _Toc242400674 \h </w:instrText>
+          <w:instrText xml:space="preserve"> PAGEREF _Toc242441500 \h </w:instrText>
         </w:r>
         <w:r>
           <w:rPr>
@@ -379,7 +379,7 @@
           <w14:ligatures w14:val="standardContextual"/>
         </w:rPr>
       </w:pPr>
-      <w:hyperlink w:anchor="_Toc242400675" w:history="1">
+      <w:hyperlink w:anchor="_Toc242441501" w:history="1">
         <w:r>
           <w:rPr>
             <w:rStyle w:val="Hipervnculo"/>
@@ -406,7 +406,7 @@
             <w:noProof/>
             <w:webHidden/>
           </w:rPr>
-          <w:instrText xml:space="preserve"> PAGEREF _Toc242400675 \h </w:instrText>
+          <w:instrText xml:space="preserve"> PAGEREF _Toc242441501 \h </w:instrText>
         </w:r>
         <w:r>
           <w:rPr>
@@ -450,7 +450,7 @@
           <w14:ligatures w14:val="standardContextual"/>
         </w:rPr>
       </w:pPr>
-      <w:hyperlink w:anchor="_Toc242400676" w:history="1">
+      <w:hyperlink w:anchor="_Toc242441502" w:history="1">
         <w:r>
           <w:rPr>
             <w:rStyle w:val="Hipervnculo"/>
@@ -477,7 +477,7 @@
             <w:noProof/>
             <w:webHidden/>
           </w:rPr>
-          <w:instrText xml:space="preserve"> PAGEREF _Toc242400676 \h </w:instrText>
+          <w:instrText xml:space="preserve"> PAGEREF _Toc242441502 \h </w:instrText>
         </w:r>
         <w:r>
           <w:rPr>
@@ -522,7 +522,7 @@
       <w:pPr>
         <w:pStyle w:val="Ttulo1"/>
       </w:pPr>
-      <w:bookmarkStart w:id="0" w:name="_Toc242400670"/>
+      <w:bookmarkStart w:id="0" w:name="_Toc242441496"/>
       <w:r>
         <w:lastRenderedPageBreak/>
         <w:t>ANEXO G. SLICE 4: PROGRESO, INFORME DOCENTE Y ELIMINACIÓN DE DATOS</w:t>
@@ -580,7 +580,7 @@
       <w:pPr>
         <w:pStyle w:val="Ttulo2"/>
       </w:pPr>
-      <w:bookmarkStart w:id="1" w:name="_Toc242400671"/>
+      <w:bookmarkStart w:id="1" w:name="_Toc242441497"/>
       <w:r>
         <w:t>1. Alcance y seguimiento</w:t>
       </w:r>
@@ -1732,7 +1732,7 @@
       <w:pPr>
         <w:pStyle w:val="Ttulo2"/>
       </w:pPr>
-      <w:bookmarkStart w:id="2" w:name="_Toc242400672"/>
+      <w:bookmarkStart w:id="2" w:name="_Toc242441498"/>
       <w:r>
         <w:t>2. Lo implementado</w:t>
       </w:r>
@@ -3332,7 +3332,7 @@
       <w:pPr>
         <w:pStyle w:val="Ttulo2"/>
       </w:pPr>
-      <w:bookmarkStart w:id="3" w:name="_Toc242400673"/>
+      <w:bookmarkStart w:id="3" w:name="_Toc242441499"/>
       <w:r>
         <w:t>3. Decisiones de diseño y hallazgos de consistencia</w:t>
       </w:r>
@@ -4965,7 +4965,7 @@
       <w:pPr>
         <w:pStyle w:val="Ttulo2"/>
       </w:pPr>
-      <w:bookmarkStart w:id="4" w:name="_Toc242400674"/>
+      <w:bookmarkStart w:id="4" w:name="_Toc242441500"/>
       <w:r>
         <w:t>4. Verificación</w:t>
       </w:r>
@@ -13731,7 +13731,7 @@
       <w:pPr>
         <w:pStyle w:val="Ttulo2"/>
       </w:pPr>
-      <w:bookmarkStart w:id="5" w:name="_Toc242400675"/>
+      <w:bookmarkStart w:id="5" w:name="_Toc242441501"/>
       <w:r>
         <w:t>5. Archivos principales</w:t>
       </w:r>
@@ -14705,7 +14705,7 @@
       <w:pPr>
         <w:pStyle w:val="Ttulo2"/>
       </w:pPr>
-      <w:bookmarkStart w:id="6" w:name="_Toc242400676"/>
+      <w:bookmarkStart w:id="6" w:name="_Toc242441502"/>
       <w:r>
         <w:t>6. Evaluación del OE4 y verificaciones a cargo de Santiago Benavides Rey</w:t>
       </w:r>
@@ -14946,7 +14946,7 @@
   <w:abstractNum w:abstractNumId="0" w15:restartNumberingAfterBreak="0">
     <w:nsid w:val="0000A990"/>
     <w:multiLevelType w:val="multilevel"/>
-    <w:tmpl w:val="D5EEC2D0"/>
+    <w:tmpl w:val="7E142EC8"/>
     <w:lvl w:ilvl="0">
       <w:numFmt w:val="bullet"/>
       <w:lvlText w:val=" "/>
@@ -15219,16 +15219,16 @@
       </w:pPr>
     </w:lvl>
   </w:abstractNum>
-  <w:num w:numId="1" w16cid:durableId="1764648997">
+  <w:num w:numId="1" w16cid:durableId="2054232740">
     <w:abstractNumId w:val="1"/>
   </w:num>
-  <w:num w:numId="2" w16cid:durableId="1743746588">
+  <w:num w:numId="2" w16cid:durableId="85854026">
     <w:abstractNumId w:val="2"/>
     <w:lvlOverride w:ilvl="0">
       <w:startOverride w:val="1"/>
     </w:lvlOverride>
   </w:num>
-  <w:num w:numId="3" w16cid:durableId="626857225">
+  <w:num w:numId="3" w16cid:durableId="663625795">
     <w:abstractNumId w:val="0"/>
   </w:num>
 </w:numbering>
@@ -16034,7 +16034,7 @@
     <w:link w:val="EncabezadoCar"/>
     <w:uiPriority w:val="99"/>
     <w:unhideWhenUsed/>
-    <w:rsid w:val="00B77F93"/>
+    <w:rsid w:val="005D373C"/>
     <w:pPr>
       <w:tabs>
         <w:tab w:val="center" w:pos="4419"/>
@@ -16048,7 +16048,7 @@
     <w:basedOn w:val="Fuentedeprrafopredeter"/>
     <w:link w:val="Encabezado"/>
     <w:uiPriority w:val="99"/>
-    <w:rsid w:val="00B77F93"/>
+    <w:rsid w:val="005D373C"/>
   </w:style>
   <w:style w:type="paragraph" w:styleId="Piedepgina">
     <w:name w:val="footer"/>
@@ -16056,7 +16056,7 @@
     <w:link w:val="PiedepginaCar"/>
     <w:uiPriority w:val="99"/>
     <w:unhideWhenUsed/>
-    <w:rsid w:val="00B77F93"/>
+    <w:rsid w:val="005D373C"/>
     <w:pPr>
       <w:tabs>
         <w:tab w:val="center" w:pos="4419"/>
@@ -16070,7 +16070,7 @@
     <w:basedOn w:val="Fuentedeprrafopredeter"/>
     <w:link w:val="Piedepgina"/>
     <w:uiPriority w:val="99"/>
-    <w:rsid w:val="00B77F93"/>
+    <w:rsid w:val="005D373C"/>
   </w:style>
   <w:style w:type="character" w:styleId="Nmerodepgina">
     <w:name w:val="page number"/>
@@ -16078,7 +16078,7 @@
     <w:uiPriority w:val="99"/>
     <w:semiHidden/>
     <w:unhideWhenUsed/>
-    <w:rsid w:val="00B77F93"/>
+    <w:rsid w:val="005D373C"/>
   </w:style>
 </w:styles>
 </file>

--- a/docs/anexos oe3/Solucion_OE3_Anexo_G_Slice_4.docx
+++ b/docs/anexos oe3/Solucion_OE3_Anexo_G_Slice_4.docx
@@ -24,7 +24,7 @@
       <w:r>
         <w:fldChar w:fldCharType="separate"/>
       </w:r>
-      <w:hyperlink w:anchor="_Toc242441496" w:history="1">
+      <w:hyperlink w:anchor="_Toc242545004" w:history="1">
         <w:r>
           <w:rPr>
             <w:rStyle w:val="Hipervnculo"/>
@@ -51,7 +51,7 @@
             <w:noProof/>
             <w:webHidden/>
           </w:rPr>
-          <w:instrText xml:space="preserve"> PAGEREF _Toc242441496 \h </w:instrText>
+          <w:instrText xml:space="preserve"> PAGEREF _Toc242545004 \h </w:instrText>
         </w:r>
         <w:r>
           <w:rPr>
@@ -95,7 +95,7 @@
           <w14:ligatures w14:val="standardContextual"/>
         </w:rPr>
       </w:pPr>
-      <w:hyperlink w:anchor="_Toc242441497" w:history="1">
+      <w:hyperlink w:anchor="_Toc242545005" w:history="1">
         <w:r>
           <w:rPr>
             <w:rStyle w:val="Hipervnculo"/>
@@ -122,7 +122,7 @@
             <w:noProof/>
             <w:webHidden/>
           </w:rPr>
-          <w:instrText xml:space="preserve"> PAGEREF _Toc242441497 \h </w:instrText>
+          <w:instrText xml:space="preserve"> PAGEREF _Toc242545005 \h </w:instrText>
         </w:r>
         <w:r>
           <w:rPr>
@@ -166,7 +166,7 @@
           <w14:ligatures w14:val="standardContextual"/>
         </w:rPr>
       </w:pPr>
-      <w:hyperlink w:anchor="_Toc242441498" w:history="1">
+      <w:hyperlink w:anchor="_Toc242545006" w:history="1">
         <w:r>
           <w:rPr>
             <w:rStyle w:val="Hipervnculo"/>
@@ -193,7 +193,7 @@
             <w:noProof/>
             <w:webHidden/>
           </w:rPr>
-          <w:instrText xml:space="preserve"> PAGEREF _Toc242441498 \h </w:instrText>
+          <w:instrText xml:space="preserve"> PAGEREF _Toc242545006 \h </w:instrText>
         </w:r>
         <w:r>
           <w:rPr>
@@ -237,7 +237,7 @@
           <w14:ligatures w14:val="standardContextual"/>
         </w:rPr>
       </w:pPr>
-      <w:hyperlink w:anchor="_Toc242441499" w:history="1">
+      <w:hyperlink w:anchor="_Toc242545007" w:history="1">
         <w:r>
           <w:rPr>
             <w:rStyle w:val="Hipervnculo"/>
@@ -264,7 +264,7 @@
             <w:noProof/>
             <w:webHidden/>
           </w:rPr>
-          <w:instrText xml:space="preserve"> PAGEREF _Toc242441499 \h </w:instrText>
+          <w:instrText xml:space="preserve"> PAGEREF _Toc242545007 \h </w:instrText>
         </w:r>
         <w:r>
           <w:rPr>
@@ -308,7 +308,7 @@
           <w14:ligatures w14:val="standardContextual"/>
         </w:rPr>
       </w:pPr>
-      <w:hyperlink w:anchor="_Toc242441500" w:history="1">
+      <w:hyperlink w:anchor="_Toc242545008" w:history="1">
         <w:r>
           <w:rPr>
             <w:rStyle w:val="Hipervnculo"/>
@@ -335,7 +335,7 @@
             <w:noProof/>
             <w:webHidden/>
           </w:rPr>
-          <w:instrText xml:space="preserve"> PAGEREF _Toc242441500 \h </w:instrText>
+          <w:instrText xml:space="preserve"> PAGEREF _Toc242545008 \h </w:instrText>
         </w:r>
         <w:r>
           <w:rPr>
@@ -379,7 +379,7 @@
           <w14:ligatures w14:val="standardContextual"/>
         </w:rPr>
       </w:pPr>
-      <w:hyperlink w:anchor="_Toc242441501" w:history="1">
+      <w:hyperlink w:anchor="_Toc242545009" w:history="1">
         <w:r>
           <w:rPr>
             <w:rStyle w:val="Hipervnculo"/>
@@ -406,7 +406,7 @@
             <w:noProof/>
             <w:webHidden/>
           </w:rPr>
-          <w:instrText xml:space="preserve"> PAGEREF _Toc242441501 \h </w:instrText>
+          <w:instrText xml:space="preserve"> PAGEREF _Toc242545009 \h </w:instrText>
         </w:r>
         <w:r>
           <w:rPr>
@@ -450,7 +450,7 @@
           <w14:ligatures w14:val="standardContextual"/>
         </w:rPr>
       </w:pPr>
-      <w:hyperlink w:anchor="_Toc242441502" w:history="1">
+      <w:hyperlink w:anchor="_Toc242545010" w:history="1">
         <w:r>
           <w:rPr>
             <w:rStyle w:val="Hipervnculo"/>
@@ -477,7 +477,7 @@
             <w:noProof/>
             <w:webHidden/>
           </w:rPr>
-          <w:instrText xml:space="preserve"> PAGEREF _Toc242441502 \h </w:instrText>
+          <w:instrText xml:space="preserve"> PAGEREF _Toc242545010 \h </w:instrText>
         </w:r>
         <w:r>
           <w:rPr>
@@ -522,7 +522,7 @@
       <w:pPr>
         <w:pStyle w:val="Ttulo1"/>
       </w:pPr>
-      <w:bookmarkStart w:id="0" w:name="_Toc242441496"/>
+      <w:bookmarkStart w:id="0" w:name="_Toc242545004"/>
       <w:r>
         <w:lastRenderedPageBreak/>
         <w:t>ANEXO G. SLICE 4: PROGRESO, INFORME DOCENTE Y ELIMINACIÓN DE DATOS</w:t>
@@ -580,7 +580,7 @@
       <w:pPr>
         <w:pStyle w:val="Ttulo2"/>
       </w:pPr>
-      <w:bookmarkStart w:id="1" w:name="_Toc242441497"/>
+      <w:bookmarkStart w:id="1" w:name="_Toc242545005"/>
       <w:r>
         <w:t>1. Alcance y seguimiento</w:t>
       </w:r>
@@ -1732,7 +1732,7 @@
       <w:pPr>
         <w:pStyle w:val="Ttulo2"/>
       </w:pPr>
-      <w:bookmarkStart w:id="2" w:name="_Toc242441498"/>
+      <w:bookmarkStart w:id="2" w:name="_Toc242545006"/>
       <w:r>
         <w:t>2. Lo implementado</w:t>
       </w:r>
@@ -3332,7 +3332,7 @@
       <w:pPr>
         <w:pStyle w:val="Ttulo2"/>
       </w:pPr>
-      <w:bookmarkStart w:id="3" w:name="_Toc242441499"/>
+      <w:bookmarkStart w:id="3" w:name="_Toc242545007"/>
       <w:r>
         <w:t>3. Decisiones de diseño y hallazgos de consistencia</w:t>
       </w:r>
@@ -4965,7 +4965,7 @@
       <w:pPr>
         <w:pStyle w:val="Ttulo2"/>
       </w:pPr>
-      <w:bookmarkStart w:id="4" w:name="_Toc242441500"/>
+      <w:bookmarkStart w:id="4" w:name="_Toc242545008"/>
       <w:r>
         <w:t>4. Verificación</w:t>
       </w:r>
@@ -13731,7 +13731,7 @@
       <w:pPr>
         <w:pStyle w:val="Ttulo2"/>
       </w:pPr>
-      <w:bookmarkStart w:id="5" w:name="_Toc242441501"/>
+      <w:bookmarkStart w:id="5" w:name="_Toc242545009"/>
       <w:r>
         <w:t>5. Archivos principales</w:t>
       </w:r>
@@ -14705,7 +14705,7 @@
       <w:pPr>
         <w:pStyle w:val="Ttulo2"/>
       </w:pPr>
-      <w:bookmarkStart w:id="6" w:name="_Toc242441502"/>
+      <w:bookmarkStart w:id="6" w:name="_Toc242545010"/>
       <w:r>
         <w:t>6. Evaluación del OE4 y verificaciones a cargo de Santiago Benavides Rey</w:t>
       </w:r>
@@ -14946,7 +14946,7 @@
   <w:abstractNum w:abstractNumId="0" w15:restartNumberingAfterBreak="0">
     <w:nsid w:val="0000A990"/>
     <w:multiLevelType w:val="multilevel"/>
-    <w:tmpl w:val="7E142EC8"/>
+    <w:tmpl w:val="DB6C4438"/>
     <w:lvl w:ilvl="0">
       <w:numFmt w:val="bullet"/>
       <w:lvlText w:val=" "/>
@@ -15219,16 +15219,16 @@
       </w:pPr>
     </w:lvl>
   </w:abstractNum>
-  <w:num w:numId="1" w16cid:durableId="2054232740">
+  <w:num w:numId="1" w16cid:durableId="1749380253">
     <w:abstractNumId w:val="1"/>
   </w:num>
-  <w:num w:numId="2" w16cid:durableId="85854026">
+  <w:num w:numId="2" w16cid:durableId="1364164568">
     <w:abstractNumId w:val="2"/>
     <w:lvlOverride w:ilvl="0">
       <w:startOverride w:val="1"/>
     </w:lvlOverride>
   </w:num>
-  <w:num w:numId="3" w16cid:durableId="663625795">
+  <w:num w:numId="3" w16cid:durableId="2097052125">
     <w:abstractNumId w:val="0"/>
   </w:num>
 </w:numbering>
@@ -16034,7 +16034,7 @@
     <w:link w:val="EncabezadoCar"/>
     <w:uiPriority w:val="99"/>
     <w:unhideWhenUsed/>
-    <w:rsid w:val="005D373C"/>
+    <w:rsid w:val="00BD6A51"/>
     <w:pPr>
       <w:tabs>
         <w:tab w:val="center" w:pos="4419"/>
@@ -16048,7 +16048,7 @@
     <w:basedOn w:val="Fuentedeprrafopredeter"/>
     <w:link w:val="Encabezado"/>
     <w:uiPriority w:val="99"/>
-    <w:rsid w:val="005D373C"/>
+    <w:rsid w:val="00BD6A51"/>
   </w:style>
   <w:style w:type="paragraph" w:styleId="Piedepgina">
     <w:name w:val="footer"/>
@@ -16056,7 +16056,7 @@
     <w:link w:val="PiedepginaCar"/>
     <w:uiPriority w:val="99"/>
     <w:unhideWhenUsed/>
-    <w:rsid w:val="005D373C"/>
+    <w:rsid w:val="00BD6A51"/>
     <w:pPr>
       <w:tabs>
         <w:tab w:val="center" w:pos="4419"/>
@@ -16070,7 +16070,7 @@
     <w:basedOn w:val="Fuentedeprrafopredeter"/>
     <w:link w:val="Piedepgina"/>
     <w:uiPriority w:val="99"/>
-    <w:rsid w:val="005D373C"/>
+    <w:rsid w:val="00BD6A51"/>
   </w:style>
   <w:style w:type="character" w:styleId="Nmerodepgina">
     <w:name w:val="page number"/>
@@ -16078,7 +16078,7 @@
     <w:uiPriority w:val="99"/>
     <w:semiHidden/>
     <w:unhideWhenUsed/>
-    <w:rsid w:val="005D373C"/>
+    <w:rsid w:val="00BD6A51"/>
   </w:style>
 </w:styles>
 </file>

--- a/docs/anexos oe3/Solucion_OE3_Anexo_G_Slice_4.docx
+++ b/docs/anexos oe3/Solucion_OE3_Anexo_G_Slice_4.docx
@@ -24,7 +24,7 @@
       <w:r>
         <w:fldChar w:fldCharType="separate"/>
       </w:r>
-      <w:hyperlink w:anchor="_Toc242545004" w:history="1">
+      <w:hyperlink w:anchor="_Toc242827137" w:history="1">
         <w:r>
           <w:rPr>
             <w:rStyle w:val="Hipervnculo"/>
@@ -51,7 +51,7 @@
             <w:noProof/>
             <w:webHidden/>
           </w:rPr>
-          <w:instrText xml:space="preserve"> PAGEREF _Toc242545004 \h </w:instrText>
+          <w:instrText xml:space="preserve"> PAGEREF _Toc242827137 \h </w:instrText>
         </w:r>
         <w:r>
           <w:rPr>
@@ -95,7 +95,7 @@
           <w14:ligatures w14:val="standardContextual"/>
         </w:rPr>
       </w:pPr>
-      <w:hyperlink w:anchor="_Toc242545005" w:history="1">
+      <w:hyperlink w:anchor="_Toc242827138" w:history="1">
         <w:r>
           <w:rPr>
             <w:rStyle w:val="Hipervnculo"/>
@@ -122,7 +122,7 @@
             <w:noProof/>
             <w:webHidden/>
           </w:rPr>
-          <w:instrText xml:space="preserve"> PAGEREF _Toc242545005 \h </w:instrText>
+          <w:instrText xml:space="preserve"> PAGEREF _Toc242827138 \h </w:instrText>
         </w:r>
         <w:r>
           <w:rPr>
@@ -166,7 +166,7 @@
           <w14:ligatures w14:val="standardContextual"/>
         </w:rPr>
       </w:pPr>
-      <w:hyperlink w:anchor="_Toc242545006" w:history="1">
+      <w:hyperlink w:anchor="_Toc242827139" w:history="1">
         <w:r>
           <w:rPr>
             <w:rStyle w:val="Hipervnculo"/>
@@ -193,7 +193,7 @@
             <w:noProof/>
             <w:webHidden/>
           </w:rPr>
-          <w:instrText xml:space="preserve"> PAGEREF _Toc242545006 \h </w:instrText>
+          <w:instrText xml:space="preserve"> PAGEREF _Toc242827139 \h </w:instrText>
         </w:r>
         <w:r>
           <w:rPr>
@@ -237,7 +237,7 @@
           <w14:ligatures w14:val="standardContextual"/>
         </w:rPr>
       </w:pPr>
-      <w:hyperlink w:anchor="_Toc242545007" w:history="1">
+      <w:hyperlink w:anchor="_Toc242827140" w:history="1">
         <w:r>
           <w:rPr>
             <w:rStyle w:val="Hipervnculo"/>
@@ -264,7 +264,7 @@
             <w:noProof/>
             <w:webHidden/>
           </w:rPr>
-          <w:instrText xml:space="preserve"> PAGEREF _Toc242545007 \h </w:instrText>
+          <w:instrText xml:space="preserve"> PAGEREF _Toc242827140 \h </w:instrText>
         </w:r>
         <w:r>
           <w:rPr>
@@ -284,7 +284,7 @@
             <w:noProof/>
             <w:webHidden/>
           </w:rPr>
-          <w:t>8</w:t>
+          <w:t>10</w:t>
         </w:r>
         <w:r>
           <w:rPr>
@@ -308,7 +308,7 @@
           <w14:ligatures w14:val="standardContextual"/>
         </w:rPr>
       </w:pPr>
-      <w:hyperlink w:anchor="_Toc242545008" w:history="1">
+      <w:hyperlink w:anchor="_Toc242827141" w:history="1">
         <w:r>
           <w:rPr>
             <w:rStyle w:val="Hipervnculo"/>
@@ -335,7 +335,7 @@
             <w:noProof/>
             <w:webHidden/>
           </w:rPr>
-          <w:instrText xml:space="preserve"> PAGEREF _Toc242545008 \h </w:instrText>
+          <w:instrText xml:space="preserve"> PAGEREF _Toc242827141 \h </w:instrText>
         </w:r>
         <w:r>
           <w:rPr>
@@ -355,7 +355,7 @@
             <w:noProof/>
             <w:webHidden/>
           </w:rPr>
-          <w:t>9</w:t>
+          <w:t>12</w:t>
         </w:r>
         <w:r>
           <w:rPr>
@@ -379,7 +379,7 @@
           <w14:ligatures w14:val="standardContextual"/>
         </w:rPr>
       </w:pPr>
-      <w:hyperlink w:anchor="_Toc242545009" w:history="1">
+      <w:hyperlink w:anchor="_Toc242827142" w:history="1">
         <w:r>
           <w:rPr>
             <w:rStyle w:val="Hipervnculo"/>
@@ -406,7 +406,7 @@
             <w:noProof/>
             <w:webHidden/>
           </w:rPr>
-          <w:instrText xml:space="preserve"> PAGEREF _Toc242545009 \h </w:instrText>
+          <w:instrText xml:space="preserve"> PAGEREF _Toc242827142 \h </w:instrText>
         </w:r>
         <w:r>
           <w:rPr>
@@ -426,7 +426,7 @@
             <w:noProof/>
             <w:webHidden/>
           </w:rPr>
-          <w:t>17</w:t>
+          <w:t>20</w:t>
         </w:r>
         <w:r>
           <w:rPr>
@@ -450,7 +450,7 @@
           <w14:ligatures w14:val="standardContextual"/>
         </w:rPr>
       </w:pPr>
-      <w:hyperlink w:anchor="_Toc242545010" w:history="1">
+      <w:hyperlink w:anchor="_Toc242827143" w:history="1">
         <w:r>
           <w:rPr>
             <w:rStyle w:val="Hipervnculo"/>
@@ -477,7 +477,7 @@
             <w:noProof/>
             <w:webHidden/>
           </w:rPr>
-          <w:instrText xml:space="preserve"> PAGEREF _Toc242545010 \h </w:instrText>
+          <w:instrText xml:space="preserve"> PAGEREF _Toc242827143 \h </w:instrText>
         </w:r>
         <w:r>
           <w:rPr>
@@ -497,7 +497,7 @@
             <w:noProof/>
             <w:webHidden/>
           </w:rPr>
-          <w:t>17</w:t>
+          <w:t>21</w:t>
         </w:r>
         <w:r>
           <w:rPr>
@@ -522,7 +522,7 @@
       <w:pPr>
         <w:pStyle w:val="Ttulo1"/>
       </w:pPr>
-      <w:bookmarkStart w:id="0" w:name="_Toc242545004"/>
+      <w:bookmarkStart w:id="0" w:name="_Toc242827137"/>
       <w:r>
         <w:lastRenderedPageBreak/>
         <w:t>ANEXO G. SLICE 4: PROGRESO, INFORME DOCENTE Y ELIMINACIÓN DE DATOS</w:t>
@@ -546,7 +546,7 @@
         <w:pStyle w:val="TextoOE3"/>
       </w:pPr>
       <w:r>
-        <w:t>Este anexo describe el cuarto incremento del prototipo, que cerró el módulo de progreso y registro de OE1 con el informe docente y la eliminación de datos, y el cierre del proyecto que siguió hasta el corte del 1 de octubre de 2026, con las corridas completas de la suite y las mediciones sobre el ejecutable. Sale del documento de resultados del cuarto slice (</w:t>
+        <w:t>Este anexo describe el cuarto incremento del prototipo, que cerró el módulo de progreso y registro de OE1 con el informe docente y la eliminación de datos, y el cierre del proyecto que siguió hasta el corte del 1 de octubre de 2026, con las corridas completas de la suite y las mediciones sobre el ejecutable. El apartado 2.6 recoge además los ajustes de la sesión con estudiantes del 13/10/2026. Sale del documento de resultados del cuarto slice (</w:t>
       </w:r>
       <w:r>
         <w:rPr>
@@ -580,7 +580,7 @@
       <w:pPr>
         <w:pStyle w:val="Ttulo2"/>
       </w:pPr>
-      <w:bookmarkStart w:id="1" w:name="_Toc242545005"/>
+      <w:bookmarkStart w:id="1" w:name="_Toc242827138"/>
       <w:r>
         <w:t>1. Alcance y seguimiento</w:t>
       </w:r>
@@ -1685,6 +1685,381 @@
           </w:p>
         </w:tc>
       </w:tr>
+      <w:tr>
+        <w:tc>
+          <w:tcPr>
+            <w:tcW w:w="711" w:type="pct"/>
+            <w:shd w:val="clear" w:color="auto" w:fill="auto"/>
+          </w:tcPr>
+          <w:p>
+            <w:pPr>
+              <w:pStyle w:val="CompactoOE3"/>
+              <w:spacing w:after="0"/>
+              <w:rPr>
+                <w:sz w:val="18"/>
+              </w:rPr>
+            </w:pPr>
+            <w:r>
+              <w:rPr>
+                <w:sz w:val="18"/>
+              </w:rPr>
+              <w:lastRenderedPageBreak/>
+              <w:t>13/10/2026</w:t>
+            </w:r>
+          </w:p>
+        </w:tc>
+        <w:tc>
+          <w:tcPr>
+            <w:tcW w:w="987" w:type="pct"/>
+            <w:shd w:val="clear" w:color="auto" w:fill="auto"/>
+          </w:tcPr>
+          <w:p>
+            <w:pPr>
+              <w:pStyle w:val="CompactoOE3"/>
+              <w:spacing w:after="0"/>
+              <w:rPr>
+                <w:sz w:val="18"/>
+              </w:rPr>
+            </w:pPr>
+            <w:r>
+              <w:rPr>
+                <w:rStyle w:val="CdigoenlneaOE3"/>
+                <w:sz w:val="18"/>
+              </w:rPr>
+              <w:t>52ecca5</w:t>
+            </w:r>
+            <w:r>
+              <w:rPr>
+                <w:sz w:val="18"/>
+              </w:rPr>
+              <w:t xml:space="preserve">, </w:t>
+            </w:r>
+            <w:r>
+              <w:rPr>
+                <w:rStyle w:val="CdigoenlneaOE3"/>
+                <w:sz w:val="18"/>
+              </w:rPr>
+              <w:t>6d26abb</w:t>
+            </w:r>
+            <w:r>
+              <w:rPr>
+                <w:sz w:val="18"/>
+              </w:rPr>
+              <w:t xml:space="preserve"> y </w:t>
+            </w:r>
+            <w:r>
+              <w:rPr>
+                <w:rStyle w:val="CdigoenlneaOE3"/>
+                <w:sz w:val="18"/>
+              </w:rPr>
+              <w:t>ca51d02</w:t>
+            </w:r>
+          </w:p>
+        </w:tc>
+        <w:tc>
+          <w:tcPr>
+            <w:tcW w:w="785" w:type="pct"/>
+            <w:shd w:val="clear" w:color="auto" w:fill="auto"/>
+          </w:tcPr>
+          <w:p>
+            <w:pPr>
+              <w:pStyle w:val="CompactoOE3"/>
+              <w:spacing w:after="0"/>
+              <w:rPr>
+                <w:sz w:val="18"/>
+              </w:rPr>
+            </w:pPr>
+            <w:r>
+              <w:rPr>
+                <w:sz w:val="18"/>
+              </w:rPr>
+              <w:t>Santiago Valdiri García</w:t>
+            </w:r>
+          </w:p>
+        </w:tc>
+        <w:tc>
+          <w:tcPr>
+            <w:tcW w:w="2517" w:type="pct"/>
+            <w:shd w:val="clear" w:color="auto" w:fill="auto"/>
+          </w:tcPr>
+          <w:p>
+            <w:pPr>
+              <w:pStyle w:val="CompactoOE3"/>
+              <w:spacing w:after="0"/>
+              <w:rPr>
+                <w:sz w:val="18"/>
+              </w:rPr>
+            </w:pPr>
+            <w:r>
+              <w:rPr>
+                <w:sz w:val="18"/>
+              </w:rPr>
+              <w:t>Luz de apertura del Nivel 1 y caminata de la escena 1.1 (INC-152, INC-153); vocabulario de grado quinto (INC-157); créditos de los iconos de giro (INC-156)</w:t>
+            </w:r>
+          </w:p>
+        </w:tc>
+      </w:tr>
+      <w:tr>
+        <w:tc>
+          <w:tcPr>
+            <w:tcW w:w="711" w:type="pct"/>
+            <w:shd w:val="clear" w:color="auto" w:fill="auto"/>
+          </w:tcPr>
+          <w:p>
+            <w:pPr>
+              <w:pStyle w:val="CompactoOE3"/>
+              <w:spacing w:after="0"/>
+              <w:rPr>
+                <w:sz w:val="18"/>
+              </w:rPr>
+            </w:pPr>
+            <w:r>
+              <w:rPr>
+                <w:sz w:val="18"/>
+              </w:rPr>
+              <w:t>13/10/2026</w:t>
+            </w:r>
+          </w:p>
+        </w:tc>
+        <w:tc>
+          <w:tcPr>
+            <w:tcW w:w="987" w:type="pct"/>
+            <w:shd w:val="clear" w:color="auto" w:fill="auto"/>
+          </w:tcPr>
+          <w:p>
+            <w:pPr>
+              <w:pStyle w:val="CompactoOE3"/>
+              <w:spacing w:after="0"/>
+              <w:rPr>
+                <w:sz w:val="18"/>
+              </w:rPr>
+            </w:pPr>
+            <w:r>
+              <w:rPr>
+                <w:rStyle w:val="CdigoenlneaOE3"/>
+                <w:sz w:val="18"/>
+              </w:rPr>
+              <w:t>52908f1</w:t>
+            </w:r>
+          </w:p>
+        </w:tc>
+        <w:tc>
+          <w:tcPr>
+            <w:tcW w:w="785" w:type="pct"/>
+            <w:shd w:val="clear" w:color="auto" w:fill="auto"/>
+          </w:tcPr>
+          <w:p>
+            <w:pPr>
+              <w:pStyle w:val="CompactoOE3"/>
+              <w:spacing w:after="0"/>
+              <w:rPr>
+                <w:sz w:val="18"/>
+              </w:rPr>
+            </w:pPr>
+            <w:r>
+              <w:rPr>
+                <w:sz w:val="18"/>
+              </w:rPr>
+              <w:t>Santiago Benavides Rey</w:t>
+            </w:r>
+          </w:p>
+        </w:tc>
+        <w:tc>
+          <w:tcPr>
+            <w:tcW w:w="2517" w:type="pct"/>
+            <w:shd w:val="clear" w:color="auto" w:fill="auto"/>
+          </w:tcPr>
+          <w:p>
+            <w:pPr>
+              <w:pStyle w:val="CompactoOE3"/>
+              <w:spacing w:after="0"/>
+              <w:rPr>
+                <w:sz w:val="18"/>
+              </w:rPr>
+            </w:pPr>
+            <w:r>
+              <w:rPr>
+                <w:sz w:val="18"/>
+              </w:rPr>
+              <w:t>Botón «Atrás», troncos del bosque, flechas curvas de «Girar», pausa de cinco botones, aviso del botón de ayuda y cueva más clara (INC-152, INC-155, INC-156, INC-158, INC-159, INC-160)</w:t>
+            </w:r>
+          </w:p>
+        </w:tc>
+      </w:tr>
+      <w:tr>
+        <w:tc>
+          <w:tcPr>
+            <w:tcW w:w="711" w:type="pct"/>
+            <w:shd w:val="clear" w:color="auto" w:fill="auto"/>
+          </w:tcPr>
+          <w:p>
+            <w:pPr>
+              <w:pStyle w:val="CompactoOE3"/>
+              <w:spacing w:after="0"/>
+              <w:rPr>
+                <w:sz w:val="18"/>
+              </w:rPr>
+            </w:pPr>
+            <w:r>
+              <w:rPr>
+                <w:sz w:val="18"/>
+              </w:rPr>
+              <w:t>13/10/2026</w:t>
+            </w:r>
+          </w:p>
+        </w:tc>
+        <w:tc>
+          <w:tcPr>
+            <w:tcW w:w="987" w:type="pct"/>
+            <w:shd w:val="clear" w:color="auto" w:fill="auto"/>
+          </w:tcPr>
+          <w:p>
+            <w:pPr>
+              <w:pStyle w:val="CompactoOE3"/>
+              <w:spacing w:after="0"/>
+              <w:rPr>
+                <w:sz w:val="18"/>
+              </w:rPr>
+            </w:pPr>
+            <w:r>
+              <w:rPr>
+                <w:rStyle w:val="CdigoenlneaOE3"/>
+                <w:sz w:val="18"/>
+              </w:rPr>
+              <w:t>d8ab0f4</w:t>
+            </w:r>
+          </w:p>
+        </w:tc>
+        <w:tc>
+          <w:tcPr>
+            <w:tcW w:w="785" w:type="pct"/>
+            <w:shd w:val="clear" w:color="auto" w:fill="auto"/>
+          </w:tcPr>
+          <w:p>
+            <w:pPr>
+              <w:pStyle w:val="CompactoOE3"/>
+              <w:spacing w:after="0"/>
+              <w:rPr>
+                <w:sz w:val="18"/>
+              </w:rPr>
+            </w:pPr>
+            <w:r>
+              <w:rPr>
+                <w:sz w:val="18"/>
+              </w:rPr>
+              <w:t>Santiago Benavides Rey</w:t>
+            </w:r>
+          </w:p>
+        </w:tc>
+        <w:tc>
+          <w:tcPr>
+            <w:tcW w:w="2517" w:type="pct"/>
+            <w:shd w:val="clear" w:color="auto" w:fill="auto"/>
+          </w:tcPr>
+          <w:p>
+            <w:pPr>
+              <w:pStyle w:val="CompactoOE3"/>
+              <w:spacing w:after="0"/>
+              <w:rPr>
+                <w:sz w:val="18"/>
+              </w:rPr>
+            </w:pPr>
+            <w:r>
+              <w:rPr>
+                <w:sz w:val="18"/>
+              </w:rPr>
+              <w:t>Abrazo y sueño de perfil (INC-154)</w:t>
+            </w:r>
+          </w:p>
+        </w:tc>
+      </w:tr>
+      <w:tr>
+        <w:tc>
+          <w:tcPr>
+            <w:tcW w:w="711" w:type="pct"/>
+            <w:shd w:val="clear" w:color="auto" w:fill="auto"/>
+          </w:tcPr>
+          <w:p>
+            <w:pPr>
+              <w:pStyle w:val="CompactoOE3"/>
+              <w:spacing w:after="0"/>
+              <w:rPr>
+                <w:sz w:val="18"/>
+              </w:rPr>
+            </w:pPr>
+            <w:r>
+              <w:rPr>
+                <w:sz w:val="18"/>
+              </w:rPr>
+              <w:t>13/10/2026</w:t>
+            </w:r>
+          </w:p>
+        </w:tc>
+        <w:tc>
+          <w:tcPr>
+            <w:tcW w:w="987" w:type="pct"/>
+            <w:shd w:val="clear" w:color="auto" w:fill="auto"/>
+          </w:tcPr>
+          <w:p>
+            <w:pPr>
+              <w:pStyle w:val="CompactoOE3"/>
+              <w:spacing w:after="0"/>
+              <w:rPr>
+                <w:sz w:val="18"/>
+              </w:rPr>
+            </w:pPr>
+            <w:r>
+              <w:rPr>
+                <w:rStyle w:val="CdigoenlneaOE3"/>
+                <w:sz w:val="18"/>
+              </w:rPr>
+              <w:t>56897fd</w:t>
+            </w:r>
+          </w:p>
+        </w:tc>
+        <w:tc>
+          <w:tcPr>
+            <w:tcW w:w="785" w:type="pct"/>
+            <w:shd w:val="clear" w:color="auto" w:fill="auto"/>
+          </w:tcPr>
+          <w:p>
+            <w:pPr>
+              <w:pStyle w:val="CompactoOE3"/>
+              <w:spacing w:after="0"/>
+              <w:rPr>
+                <w:sz w:val="18"/>
+              </w:rPr>
+            </w:pPr>
+            <w:r>
+              <w:rPr>
+                <w:sz w:val="18"/>
+              </w:rPr>
+              <w:t>Santiago Benavides Rey</w:t>
+            </w:r>
+          </w:p>
+        </w:tc>
+        <w:tc>
+          <w:tcPr>
+            <w:tcW w:w="2517" w:type="pct"/>
+            <w:shd w:val="clear" w:color="auto" w:fill="auto"/>
+          </w:tcPr>
+          <w:p>
+            <w:pPr>
+              <w:pStyle w:val="CompactoOE3"/>
+              <w:spacing w:after="0"/>
+              <w:rPr>
+                <w:sz w:val="18"/>
+              </w:rPr>
+            </w:pPr>
+            <w:r>
+              <w:rPr>
+                <w:sz w:val="18"/>
+              </w:rPr>
+              <w:t>Verificación de rc4: suite completa, arreglo de la descarga del aviso de ayuda, disposición final del cuadro de diálogo y procedencia de rc4</w:t>
+            </w:r>
+          </w:p>
+        </w:tc>
+      </w:tr>
     </w:tbl>
     <w:p>
       <w:pPr>
@@ -1694,7 +2069,6 @@
         <w:rPr>
           <w:rStyle w:val="CdigoenlneaOE3"/>
         </w:rPr>
-        <w:lastRenderedPageBreak/>
         <w:t>d105838</w:t>
       </w:r>
       <w:r>
@@ -1732,7 +2106,7 @@
       <w:pPr>
         <w:pStyle w:val="Ttulo2"/>
       </w:pPr>
-      <w:bookmarkStart w:id="2" w:name="_Toc242545006"/>
+      <w:bookmarkStart w:id="2" w:name="_Toc242827139"/>
       <w:r>
         <w:t>2. Lo implementado</w:t>
       </w:r>
@@ -1760,7 +2134,10 @@
         <w:t>unity test</w:t>
       </w:r>
       <w:r>
-        <w:t xml:space="preserve"> como corredor de pruebas principal. Desde el 30/09/2026 las suites completas se corren también con el Editor abierto mediante </w:t>
+        <w:t xml:space="preserve"> </w:t>
+      </w:r>
+      <w:r>
+        <w:t xml:space="preserve">como corredor de pruebas principal. Desde el 30/09/2026 las suites completas se corren también con el Editor abierto mediante </w:t>
       </w:r>
       <w:r>
         <w:rPr>
@@ -1831,10 +2208,7 @@
         <w:t>Game.Reporting</w:t>
       </w:r>
       <w:r>
-        <w:t xml:space="preserve"> quedó como dato</w:t>
-      </w:r>
-      <w:r>
-        <w:t xml:space="preserve"> y lógica, sin dependencia de la interfaz gráfica.</w:t>
+        <w:t xml:space="preserve"> quedó como dato y lógica, sin dependencia de la interfaz gráfica.</w:t>
       </w:r>
     </w:p>
     <w:p>
@@ -1868,7 +2242,11 @@
         <w:t>LevelSummaryComposer</w:t>
       </w:r>
       <w:r>
-        <w:t xml:space="preserve">, con su propia tablilla, y el trabajo se puso en un barrido transversal sobre los tres resúmenes reales. Cuatro pruebas de </w:t>
+        <w:t xml:space="preserve">, con su propia tablilla, y el trabajo se puso </w:t>
+      </w:r>
+      <w:r>
+        <w:lastRenderedPageBreak/>
+        <w:t xml:space="preserve">en un barrido transversal sobre los tres resúmenes reales. Cuatro pruebas de </w:t>
       </w:r>
       <w:r>
         <w:rPr>
@@ -2044,7 +2422,10 @@
         <w:t>CreditsContent</w:t>
       </w:r>
       <w:r>
-        <w:t>, cuyo año de producción no mide desempeño. Salta los campos cuyo nombre termina en «Id» y resta los índices de formato (</w:t>
+        <w:t>, cuyo año de pr</w:t>
+      </w:r>
+      <w:r>
+        <w:t>oducción no mide desempeño. Salta los campos cuyo nombre termina en «Id» y resta los índices de formato (</w:t>
       </w:r>
       <w:r>
         <w:rPr>
@@ -2071,16 +2452,12 @@
         <w:t>SaveStore_RNF09_ElJsonDeUnPerfilCompletoNoTieneCampoFueraDeLaListaCerrada</w:t>
       </w:r>
       <w:r>
-        <w:t xml:space="preserve"> comprobó la lista cerrada de RNF-09 con un perfil que jugó los tres niveles,</w:t>
-      </w:r>
-      <w:r>
-        <w:t xml:space="preserve"> y </w:t>
+        <w:t xml:space="preserve"> comprobó la lista cerrada de RNF-09 con un perfil que jugó los tres niveles, y </w:t>
       </w:r>
       <w:r>
         <w:rPr>
           <w:rStyle w:val="CdigoenlneaOE3"/>
         </w:rPr>
-        <w:lastRenderedPageBreak/>
         <w:t>Traceability_CT10_TodoRFTieneAlMenosUnaPruebaQueLoNombra</w:t>
       </w:r>
       <w:r>
@@ -2257,6 +2634,7 @@
         <w:pStyle w:val="TextoOE3"/>
       </w:pPr>
       <w:r>
+        <w:lastRenderedPageBreak/>
         <w:t>El 30/09/2026 (</w:t>
       </w:r>
       <w:r>
@@ -2284,13 +2662,13 @@
         <w:t>ControlesJugables</w:t>
       </w:r>
       <w:r>
-        <w:t xml:space="preserve"> (INC-80). Sus dos listas se desplazan con barra; créditos e informe son pantallas no jugables, sin arrastrar y soltar</w:t>
-      </w:r>
-      <w:r>
-        <w:t xml:space="preserve">, y conservan ese desplazamiento, que se maneja con clic y clic sostenido, como excepción decidida el 29/09/2026 y recogida en HU-18. Con ocho perfiles, la octava fila de la lista sale con el borde inferior recortado hasta que se desplaza, aunque se ve y se elige; es una observación menor (documento principal, apartado 10.4). Cuando el guardado cae a la ruta de respaldo, el informe avisa al docente: «Este equipo no deja guardar en la carpeta del juego: los perfiles se están guardando en la carpeta de datos </w:t>
-      </w:r>
-      <w:r>
-        <w:t xml:space="preserve">de Windows.» (INC-34, INC-48). Todos sus textos viven en </w:t>
+        <w:t xml:space="preserve"> (INC-80). Sus dos listas se desplazan con barra; créditos e informe son pantallas no jugables, sin arrastrar y soltar, y con</w:t>
+      </w:r>
+      <w:r>
+        <w:t>servan ese desplazamiento, que se maneja con clic y clic sostenido, como excepción decidida el 29/09/2026 y recogida en HU-18. Con ocho perfiles, la octava fila de la lista sale con el borde inferior recortado hasta que se desplaza, aunque se ve y se elige; es una observación menor (documento principal, apartado 10.4). Cuando el guardado cae a la ruta de respaldo, el informe avisa al docente: «Este equipo no deja guardar en la carpeta del juego: los perfiles se están guardando en la carpeta de datos de Wind</w:t>
+      </w:r>
+      <w:r>
+        <w:t xml:space="preserve">ows.» (INC-34, INC-48). Todos sus textos viven en </w:t>
       </w:r>
       <w:r>
         <w:rPr>
@@ -2307,11 +2685,10 @@
         <w:pStyle w:val="TextoOE3"/>
       </w:pPr>
       <w:r>
-        <w:t xml:space="preserve">Los cuatro iconos de los indicadores (intentos, errores corregidos, pasos utilizados y tiempo de resolución) se dibujaron con formas geométricas simples el 24/09/2026 y van sobre la </w:t>
-      </w:r>
-      <w:r>
-        <w:lastRenderedPageBreak/>
-        <w:t>cabecera de la tabla, encima del nombre de cada indicador; en «Errores corregidos» y «Tiempo de resolución», que parten en dos líneas, el icono queda sobre la primera palabra, observación menor que se corrige poniéndolo a la izquierda del rótulo. El acta D10 los aceptó como arte definitivo, cubierto por la línea de créditos «Entornos, objetos e interfaz: originales del proyecto, salvo los iconos de pausa.», y decidió que el informe no lleve protección de acceso, porque ningún requerimiento la pide.</w:t>
+        <w:t>Los cuatro iconos de los indicadores (intentos, errores corregidos, pasos utilizados y tiempo de resolución) se dibujaron con formas geométricas simples el 24/09/2026 y van sobre la cabecera de la tabla, encima del nombre de cada indicador; en «Errores corregidos» y «Tiempo de resolución», que parten en dos líneas, el icono queda sobre la primera palabra, observación menor que se corrige poniéndolo a la izquierda del rótulo. El acta D10 los aceptó como arte definitivo, cubierto por la línea de créditos «Ent</w:t>
+      </w:r>
+      <w:r>
+        <w:t>ornos, objetos e interfaz: originales del proyecto, salvo los iconos de pausa.», y decidió que el informe no lleve protección de acceso, porque ningún requerimiento la pide.</w:t>
       </w:r>
     </w:p>
     <w:p>
@@ -2761,6 +3138,7 @@
               <w:rPr>
                 <w:sz w:val="18"/>
               </w:rPr>
+              <w:lastRenderedPageBreak/>
               <w:t>Asset de la pregunta</w:t>
             </w:r>
           </w:p>
@@ -2886,11 +3264,7 @@
         <w:t>companyName</w:t>
       </w:r>
       <w:r>
-        <w:t xml:space="preserve"> «Universidad Catolica de Colombia». En la configuración del proyecto quedaron apagados la analítica, las estadísticas de hardware y los </w:t>
-      </w:r>
-      <w:r>
-        <w:lastRenderedPageBreak/>
-        <w:t xml:space="preserve">servicios de Unity, junto con la pantalla de presentación del motor y el cambio a pantalla completa con Alt+Intro, y nada de ello obligó a retirar paquetes del manifiesto. Lo vigilan las cuatro pruebas de </w:t>
+        <w:t xml:space="preserve"> «Universidad Catolica de Colombia». En la configuración del proyecto quedaron apagados la analítica, las estadísticas de hardware y los servicios de Unity, junto con la pantalla de presentación del motor y el cambio a pantalla completa con Alt+Intro, y nada de ello obligó a retirar paquetes del manifiesto. Lo vigilan las cuatro pruebas de </w:t>
       </w:r>
       <w:r>
         <w:rPr>
@@ -2997,7 +3371,10 @@
         <w:t>ProfileSession</w:t>
       </w:r>
       <w:r>
-        <w:t xml:space="preserve"> expone si el guardado cayó a la ruta de respaldo y en qué carpeta. «Salir» pide confirmación con «Quedarme» y «Cerrar el juego» e informa del guardado; con </w:t>
+        <w:t xml:space="preserve"> </w:t>
+      </w:r>
+      <w:r>
+        <w:t xml:space="preserve">expone si el guardado cayó a la ruta de respaldo y en qué carpeta. «Salir» pide confirmación con «Quedarme» y «Cerrar el juego» e informa del guardado; con </w:t>
       </w:r>
       <w:r>
         <w:rPr>
@@ -3006,19 +3383,23 @@
         <w:t>Datos/</w:t>
       </w:r>
       <w:r>
-        <w:t xml:space="preserve"> no escribible muestra «Este equipo no deja guardar en la carpeta Datos del juego. El progreso quedó guardado en:» seguido de la carpeta, y reduce la letra del aviso hasta que cabe sin tapar los botones. Desde el ejecutable del corte «Cerrar el juego» va sin icono y su rótulo cabe en una línea, en un botón de 280 px (</w:t>
+        <w:t xml:space="preserve"> no escribible muestra «Este equipo no deja guardar en la carpeta Datos del juego. El progreso quedó guardado en:» seguido de la carpeta, y reduce la letra del aviso hasta que cabe sin tapar los botones. Desde el ejecutable del corte «Cerrar el juego» va sin icono y su rótulo cabe en una línea, en un botón de 280 px </w:t>
+      </w:r>
+      <w:r>
+        <w:lastRenderedPageBreak/>
+        <w:t>(</w:t>
       </w:r>
       <w:r>
         <w:rPr>
           <w:rStyle w:val="CdigoenlneaOE3"/>
         </w:rPr>
-        <w:t>MainMenu_RF09_Ce</w:t>
+        <w:t>MainMenu_RF09_CerrarElJuegoNoLl</w:t>
       </w:r>
       <w:r>
         <w:rPr>
           <w:rStyle w:val="CdigoenlneaOE3"/>
         </w:rPr>
-        <w:t>rrarElJuegoNoLlevaPapeleraYSuRotuloCabeEnUnaLinea</w:t>
+        <w:t>evaPapeleraYSuRotuloCabeEnUnaLinea</w:t>
       </w:r>
       <w:r>
         <w:t xml:space="preserve">). El guardado escribe cada perfil en un temporal y lo pone en su sitio con un reemplazo, y un perfil cuyo archivo no se puede leer muestra en el panel de perfiles «No se pudo abrir ese perfil. Avisa a tu profe.» en lugar de detener el juego (documento principal, apartado 3.5). Lo vigilan cinco pruebas </w:t>
@@ -3097,7 +3478,6 @@
         <w:rPr>
           <w:rStyle w:val="CdigoenlneaOE3"/>
         </w:rPr>
-        <w:lastRenderedPageBreak/>
         <w:t>LevelUnlockPolicy.IsUnlocked</w:t>
       </w:r>
       <w:r>
@@ -3203,6 +3583,7 @@
         <w:pStyle w:val="TextoOE3"/>
       </w:pPr>
       <w:r>
+        <w:lastRenderedPageBreak/>
         <w:t xml:space="preserve">El plan de pruebas del OE4 entró con </w:t>
       </w:r>
       <w:r>
@@ -3330,9 +3711,513 @@
     </w:p>
     <w:p>
       <w:pPr>
+        <w:pStyle w:val="Ttulo3"/>
+      </w:pPr>
+      <w:r>
+        <w:t>2.6 Sesión con estudiantes y ajustes del 13/10/2026 (INC-151 a INC-160)</w:t>
+      </w:r>
+    </w:p>
+    <w:p>
+      <w:pPr>
+        <w:pStyle w:val="PrimerprrafoOE3"/>
+      </w:pPr>
+      <w:r>
+        <w:t xml:space="preserve">El 13/10/2026 se hizo la sesión de evaluación con 4 estudiantes de grado quinto del colegio El Libertador IED, sede A, sobre el candidato rc3 (resultados en </w:t>
+      </w:r>
+      <w:r>
+        <w:rPr>
+          <w:rStyle w:val="CdigoenlneaOE3"/>
+        </w:rPr>
+        <w:t>claudeDocs/tasks/OE4/OE4-Resultados.md</w:t>
+      </w:r>
+      <w:r>
+        <w:t>). Cerró PG-05 y PG-06 con resultado positivo (comprobaciones H1 y H2) y dejó diez hallazgos, INC-151 a INC-160, que el mismo día se corrigieron en el juego y en los documentos. La Tabla G.2 lista los commits y la Tabla G.4, cada hallazgo.</w:t>
+      </w:r>
+    </w:p>
+    <w:p>
+      <w:pPr>
+        <w:pStyle w:val="TextoOE3"/>
+      </w:pPr>
+      <w:r>
+        <w:rPr>
+          <w:b/>
+          <w:bCs/>
+        </w:rPr>
+        <w:t>Grado.</w:t>
+      </w:r>
+      <w:r>
+        <w:t xml:space="preserve"> INC-151 fijó que el grupo es de grado quinto, por la autorización del colegio. Este documento, los fuentes del entregable del OE4 y el capítulo 9 del trabajo de grado dicen «quinto» donde nombran el grado; las expresiones que no lo designan, como «cuarto objetivo» o «cuarto golpe», no cambian, y los radicados del OE1 y del OE2 conservan «cuarto» hasta que haya autorización expresa para editarlos.</w:t>
+      </w:r>
+    </w:p>
+    <w:p>
+      <w:pPr>
+        <w:pStyle w:val="TextoOE3"/>
+      </w:pPr>
+      <w:r>
+        <w:rPr>
+          <w:b/>
+          <w:bCs/>
+        </w:rPr>
+        <w:t>Nivel 1.</w:t>
+      </w:r>
+      <w:r>
+        <w:t xml:space="preserve"> Los estudiantes vieron el inicio del nivel demasiado oscuro (INC-152). En las narrativas se sumaron 0,12 al valor de luz (</w:t>
+      </w:r>
+      <w:r>
+        <w:rPr>
+          <w:rStyle w:val="CdigoenlneaOE3"/>
+        </w:rPr>
+        <w:t>Ambient</w:t>
+      </w:r>
+      <w:r>
+        <w:t xml:space="preserve">) del arranque y de cada parada, con un mínimo de 0,15: </w:t>
+      </w:r>
+      <w:r>
+        <w:rPr>
+          <w:rStyle w:val="CdigoenlneaOE3"/>
+        </w:rPr>
+        <w:t>N1_Apertura</w:t>
+      </w:r>
+      <w:r>
+        <w:t xml:space="preserve"> pasó de 0,06, 0,09 y 0,04 a 0,18, 0,21 y 0,16; </w:t>
+      </w:r>
+      <w:r>
+        <w:rPr>
+          <w:rStyle w:val="CdigoenlneaOE3"/>
+        </w:rPr>
+        <w:t>N1_AparicionGuia</w:t>
+      </w:r>
+      <w:r>
+        <w:t xml:space="preserve">, de entre 0 y 0,03 a 0,15 en todas las paradas; y </w:t>
+      </w:r>
+      <w:r>
+        <w:rPr>
+          <w:rStyle w:val="CdigoenlneaOE3"/>
+        </w:rPr>
+        <w:t>N1_Hallazgo</w:t>
+      </w:r>
+      <w:r>
+        <w:t xml:space="preserve">, de entre 0,03 y 0,08 a entre 0,15 y 0,20. Se conservó el negro intencional de la línea 6 de la apertura (0, con corte seco), y el destello de la línea 6 de </w:t>
+      </w:r>
+      <w:r>
+        <w:rPr>
+          <w:rStyle w:val="CdigoenlneaOE3"/>
+        </w:rPr>
+        <w:t>N1_Hallazgo</w:t>
+      </w:r>
+      <w:r>
+        <w:t xml:space="preserve"> pasó de 0,95 a 1,0,</w:t>
+      </w:r>
+      <w:r>
+        <w:t xml:space="preserve"> el máximo de </w:t>
+      </w:r>
+      <w:r>
+        <w:rPr>
+          <w:rStyle w:val="CdigoenlneaOE3"/>
+        </w:rPr>
+        <w:t>NarrativeLight.Ambient</w:t>
+      </w:r>
+      <w:r>
+        <w:t xml:space="preserve">, porque la regla daba 1,07. En la cueva, </w:t>
+      </w:r>
+      <w:r>
+        <w:rPr>
+          <w:rStyle w:val="CdigoenlneaOE3"/>
+        </w:rPr>
+        <w:t>darkest</w:t>
+      </w:r>
+      <w:r>
+        <w:t xml:space="preserve"> pasó de 0,10 a 0,22 y </w:t>
+      </w:r>
+      <w:r>
+        <w:rPr>
+          <w:rStyle w:val="CdigoenlneaOE3"/>
+        </w:rPr>
+        <w:t>brightest</w:t>
+      </w:r>
+      <w:r>
+        <w:t xml:space="preserve">, de 0,30 a 0,35, en </w:t>
+      </w:r>
+      <w:r>
+        <w:rPr>
+          <w:rStyle w:val="CdigoenlneaOE3"/>
+        </w:rPr>
+        <w:t>Level1_Cave.unity</w:t>
+      </w:r>
+      <w:r>
+        <w:t xml:space="preserve"> y en los valores por defecto de </w:t>
+      </w:r>
+      <w:r>
+        <w:rPr>
+          <w:rStyle w:val="CdigoenlneaOE3"/>
+        </w:rPr>
+        <w:t>CaveLightingController</w:t>
+      </w:r>
+      <w:r>
+        <w:t xml:space="preserve"> (</w:t>
+      </w:r>
+      <w:r>
+        <w:rPr>
+          <w:rStyle w:val="CdigoenlneaOE3"/>
+        </w:rPr>
+        <w:t>CaveLighting_INC152_LaCuevaArrancaMasClaraQueEnElDisenoOriginal</w:t>
+      </w:r>
+      <w:r>
+        <w:t>). El diseño de cámara del Nivel 1 no se editó. Para el botón de ayuda (INC-158), la primera vez que se juega la primera mecánica sale un aviso (</w:t>
+      </w:r>
+      <w:r>
+        <w:rPr>
+          <w:rStyle w:val="CdigoenlneaOE3"/>
+        </w:rPr>
+        <w:t>HelpButtonIntro</w:t>
+      </w:r>
+      <w:r>
+        <w:t xml:space="preserve">, </w:t>
+      </w:r>
+      <w:r>
+        <w:rPr>
+          <w:rStyle w:val="CdigoenlneaOE3"/>
+        </w:rPr>
+        <w:t>FireHelpIntro</w:t>
+      </w:r>
+      <w:r>
+        <w:t xml:space="preserve">; Anexo B, apartado 2.5): oscurece la pantalla con un alfa de 0,72 que bloquea los clics, deja el botón encima con un </w:t>
+      </w:r>
+      <w:r>
+        <w:rPr>
+          <w:rStyle w:val="CdigoenlneaOE3"/>
+        </w:rPr>
+        <w:t>Canvas</w:t>
+      </w:r>
+      <w:r>
+        <w:t xml:space="preserve"> de orden propio, detiene el tiempo y se cierra con «Ce</w:t>
+      </w:r>
+      <w:r>
+        <w:t xml:space="preserve">rrar». Se deriva del progreso, sin guardar nada nuevo (RNF-09), y su texto sale de </w:t>
+      </w:r>
+      <w:r>
+        <w:rPr>
+          <w:rStyle w:val="CdigoenlneaOE3"/>
+        </w:rPr>
+        <w:t>N1_Mensajes.asset</w:t>
+      </w:r>
+      <w:r>
+        <w:t xml:space="preserve">. La caminata de la familia en la </w:t>
+      </w:r>
+      <w:r>
+        <w:lastRenderedPageBreak/>
+        <w:t>escena 1.1 (INC-153) y el abrazo y el sueño de perfil (INC-154) se describen en el Anexo F, apartado 2.15.</w:t>
+      </w:r>
+    </w:p>
+    <w:p>
+      <w:pPr>
+        <w:pStyle w:val="TextoOE3"/>
+      </w:pPr>
+      <w:r>
+        <w:rPr>
+          <w:b/>
+          <w:bCs/>
+        </w:rPr>
+        <w:t>Nivel 2.</w:t>
+      </w:r>
+      <w:r>
+        <w:t xml:space="preserve"> En el bosque, el tronco huía justo cuando el cursor llegaba a él y solo el cuadrado de 120 × 120 del objeto recibía el clic, mientras </w:t>
+      </w:r>
+      <w:r>
+        <w:rPr>
+          <w:rStyle w:val="CdigoenlneaOE3"/>
+        </w:rPr>
+        <w:t>RollingLog</w:t>
+      </w:r>
+      <w:r>
+        <w:t xml:space="preserve"> dibuja un cilindro que sale de ese cuadrado (INC-155). Se bajó el empuje de 0,75 a 0,35 y se subió el frenado de 1,4 a 3; </w:t>
+      </w:r>
+      <w:r>
+        <w:rPr>
+          <w:rStyle w:val="CdigoenlneaOE3"/>
+        </w:rPr>
+        <w:t>ForestObjectNudge.Step(cursor, deltaTime, overObject)</w:t>
+      </w:r>
+      <w:r>
+        <w:t xml:space="preserve"> no empuja ni levanta con el cursor encima, aunque el aviso de entrada sigue sonando; y </w:t>
+      </w:r>
+      <w:r>
+        <w:rPr>
+          <w:rStyle w:val="CdigoenlneaOE3"/>
+        </w:rPr>
+        <w:t>RollingLog.Attach(…, clickable: true)</w:t>
+      </w:r>
+      <w:r>
+        <w:t xml:space="preserve"> hace que el cuerpo reciba el clic. En el laberinto, cada lado de </w:t>
+      </w:r>
+      <w:r>
+        <w:t xml:space="preserve">«Girar» era la misma punta de flecha girada ±90° y la sesión dejó como hallazgo que no indicaba con claridad hacia dónde iba el giro (INC-156): ahora son las flechas </w:t>
+      </w:r>
+      <w:r>
+        <w:rPr>
+          <w:rStyle w:val="CdigoenlneaOE3"/>
+        </w:rPr>
+        <w:t>arrow-arc-left</w:t>
+      </w:r>
+      <w:r>
+        <w:t xml:space="preserve"> y </w:t>
+      </w:r>
+      <w:r>
+        <w:rPr>
+          <w:rStyle w:val="CdigoenlneaOE3"/>
+        </w:rPr>
+        <w:t>arrow-arc-right</w:t>
+      </w:r>
+      <w:r>
+        <w:t xml:space="preserve"> de Phosphor Icons, sin giro, con la misma licencia que los glifos de pausa; no se usó </w:t>
+      </w:r>
+      <w:r>
+        <w:rPr>
+          <w:rStyle w:val="CdigoenlneaOE3"/>
+        </w:rPr>
+        <w:t>ui_reiniciar</w:t>
+      </w:r>
+      <w:r>
+        <w:t>, que se confundiría con «Reiniciar».</w:t>
+      </w:r>
+    </w:p>
+    <w:p>
+      <w:pPr>
+        <w:pStyle w:val="TextoOE3"/>
+      </w:pPr>
+      <w:r>
+        <w:rPr>
+          <w:b/>
+          <w:bCs/>
+        </w:rPr>
+        <w:t>Diálogo y pausa.</w:t>
+      </w:r>
+      <w:r>
+        <w:t xml:space="preserve"> La sesión dejó como hallazgo que no se podía volver a leer la línea anterior (INC-160). «Atrás» (</w:t>
+      </w:r>
+      <w:r>
+        <w:rPr>
+          <w:rStyle w:val="CdigoenlneaOE3"/>
+        </w:rPr>
+        <w:t>DialogueRunner.Back</w:t>
+      </w:r>
+      <w:r>
+        <w:t xml:space="preserve">, </w:t>
+      </w:r>
+      <w:r>
+        <w:rPr>
+          <w:rStyle w:val="CdigoenlneaOE3"/>
+        </w:rPr>
+        <w:t>CanGoBack</w:t>
+      </w:r>
+      <w:r>
+        <w:t xml:space="preserve"> e </w:t>
+      </w:r>
+      <w:r>
+        <w:rPr>
+          <w:rStyle w:val="CdigoenlneaOE3"/>
+        </w:rPr>
+        <w:t>IsNewLine</w:t>
+      </w:r>
+      <w:r>
+        <w:t xml:space="preserve">; </w:t>
+      </w:r>
+      <w:r>
+        <w:rPr>
+          <w:rStyle w:val="CdigoenlneaOE3"/>
+        </w:rPr>
+        <w:t>ActorTimeline.StillCue</w:t>
+      </w:r>
+      <w:r>
+        <w:t xml:space="preserve">; </w:t>
+      </w:r>
+      <w:r>
+        <w:rPr>
+          <w:rStyle w:val="CdigoenlneaOE3"/>
+        </w:rPr>
+        <w:t>NarrativeSceneController.Back</w:t>
+      </w:r>
+      <w:r>
+        <w:t xml:space="preserve"> y </w:t>
+      </w:r>
+      <w:r>
+        <w:rPr>
+          <w:rStyle w:val="CdigoenlneaOE3"/>
+        </w:rPr>
+        <w:t>SnapToLine</w:t>
+      </w:r>
+      <w:r>
+        <w:t xml:space="preserve">) solo relee: no cruza a la secuencia anterior, no se ofrece en la primera línea y no reabre una escena terminada. Al avanzar de nuevo sobre líneas ya vistas, también se pintan quietas. La disposición final se fijó con </w:t>
+      </w:r>
+      <w:r>
+        <w:rPr>
+          <w:rStyle w:val="CdigoenlneaOE3"/>
+        </w:rPr>
+        <w:t>56897fd</w:t>
+      </w:r>
+      <w:r>
+        <w:t>: «Omitir» (260 × 76 px, en (−32; 108)) encima de «Continuar» (260 × 76 px, en</w:t>
+      </w:r>
+      <w:r>
+        <w:t xml:space="preserve"> (−32; 22)) y «Atrás» (200 × 76 px, en (−308; 22)) en la fila de «Continuar», a su izquierda; se descartó ponerlo a la izquierda del texto porque el cuadro mide 216 px y la fila de botones, el nombre y dos líneas de texto piden unos 240 px (</w:t>
+      </w:r>
+      <w:r>
+        <w:rPr>
+          <w:rStyle w:val="CdigoenlneaOE3"/>
+        </w:rPr>
+        <w:t>claudeDocs/tasks/OE4/evidencias/rc4/Inc160_medidas_texto.txt</w:t>
+      </w:r>
+      <w:r>
+        <w:t>). La pausa pasó de tres botones a cinco (INC-159): «Volver a ver la historia» cierra la pausa, abre la narrativa que presenta la fase (</w:t>
+      </w:r>
+      <w:r>
+        <w:rPr>
+          <w:rStyle w:val="CdigoenlneaOE3"/>
+        </w:rPr>
+        <w:t>PauseMenuPolicy.StoryFor</w:t>
+      </w:r>
+      <w:r>
+        <w:t xml:space="preserve"> y </w:t>
+      </w:r>
+      <w:r>
+        <w:rPr>
+          <w:rStyle w:val="CdigoenlneaOE3"/>
+        </w:rPr>
+        <w:t>WatchStory</w:t>
+      </w:r>
+      <w:r>
+        <w:t xml:space="preserve">, con la tabla serializada </w:t>
+      </w:r>
+      <w:r>
+        <w:rPr>
+          <w:rStyle w:val="CdigoenlneaOE3"/>
+        </w:rPr>
+        <w:t>PhaseNarrat</w:t>
+      </w:r>
+      <w:r>
+        <w:rPr>
+          <w:rStyle w:val="CdigoenlneaOE3"/>
+        </w:rPr>
+        <w:t>ive</w:t>
+      </w:r>
+      <w:r>
+        <w:t xml:space="preserve"> en </w:t>
+      </w:r>
+      <w:r>
+        <w:rPr>
+          <w:rStyle w:val="CdigoenlneaOE3"/>
+        </w:rPr>
+        <w:t>MenuPausa.prefab</w:t>
+      </w:r>
+      <w:r>
+        <w:t xml:space="preserve">: fase 1 del Nivel 1, fases 1 a 3 del Nivel 2 y fases 1 y 3 del Nivel 3) y </w:t>
+      </w:r>
+      <w:r>
+        <w:rPr>
+          <w:rStyle w:val="CdigoenlneaOE3"/>
+        </w:rPr>
+        <w:t>NarrativeSceneController.Leave</w:t>
+      </w:r>
+      <w:r>
+        <w:t xml:space="preserve"> vuelve a la misma fase; «Guardar y salir» pide confirmación y guarda el perfil activo antes de cerrar (</w:t>
+      </w:r>
+      <w:r>
+        <w:rPr>
+          <w:rStyle w:val="CdigoenlneaOE3"/>
+        </w:rPr>
+        <w:t>SaveThenQuit</w:t>
+      </w:r>
+      <w:r>
+        <w:t>).</w:t>
+      </w:r>
+    </w:p>
+    <w:p>
+      <w:pPr>
+        <w:pStyle w:val="TextoOE3"/>
+      </w:pPr>
+      <w:r>
+        <w:rPr>
+          <w:b/>
+          <w:bCs/>
+        </w:rPr>
+        <w:t>Vocabulario.</w:t>
+      </w:r>
+      <w:r>
+        <w:t xml:space="preserve"> Los textos que lee el estudiante traían palabras difíciles para grado quinto (INC-157). </w:t>
+      </w:r>
+      <w:r>
+        <w:rPr>
+          <w:rStyle w:val="CdigoenlneaOE3"/>
+        </w:rPr>
+        <w:t>6d26abb</w:t>
+      </w:r>
+      <w:r>
+        <w:t xml:space="preserve"> hizo 21 reemplazos en los assets de narrativas, del río y del resumen del Nivel 2: «intemperie» pasó a «al aire libre, sin techo», «civilización» a «otras familias», «abruptamente» a «de repente», «Ensamblar la balsa» a «Armar la balsa» e «inventario» a «tus materiales». Se conservaron «abstraer», «iterar», «descomponer», «depurar», «algoritmo» y «patrón», porque son los términos del pensamiento computacional y </w:t>
+      </w:r>
+      <w:r>
+        <w:t xml:space="preserve">cada uno trae su explicación al lado. Los 22 pares para el guion están en </w:t>
+      </w:r>
+      <w:r>
+        <w:rPr>
+          <w:rStyle w:val="CdigoenlneaOE3"/>
+        </w:rPr>
+        <w:t>claudeDocs/entregables/tools/pares/guion-inc157.json</w:t>
+      </w:r>
+      <w:r>
+        <w:t>; el guion radicado no se edita sin cotejo y autorización.</w:t>
+      </w:r>
+    </w:p>
+    <w:p>
+      <w:pPr>
+        <w:pStyle w:val="TextoOE3"/>
+      </w:pPr>
+      <w:r>
+        <w:rPr>
+          <w:b/>
+          <w:bCs/>
+        </w:rPr>
+        <w:t>Verificación y pendientes.</w:t>
+      </w:r>
+      <w:r>
+        <w:t xml:space="preserve"> La suite completa se corrió el 13/10/2026 sobre </w:t>
+      </w:r>
+      <w:r>
+        <w:rPr>
+          <w:rStyle w:val="CdigoenlneaOE3"/>
+        </w:rPr>
+        <w:t>0839352</w:t>
+      </w:r>
+      <w:r>
+        <w:t xml:space="preserve"> más el arreglo de </w:t>
+      </w:r>
+      <w:r>
+        <w:rPr>
+          <w:rStyle w:val="CdigoenlneaOE3"/>
+        </w:rPr>
+        <w:t>HelpButtonIntro</w:t>
+      </w:r>
+      <w:r>
+        <w:t xml:space="preserve"> (Tabla G.6): EditMode 785 de 786 y PlayMode 427 de 427; una segunda corrida, sobre </w:t>
+      </w:r>
+      <w:r>
+        <w:rPr>
+          <w:rStyle w:val="CdigoenlneaOE3"/>
+        </w:rPr>
+        <w:t>0405eba</w:t>
+      </w:r>
+      <w:r>
+        <w:t xml:space="preserve">, el commit del que se compiló rc4, dio EditMode 792 de 793 y PlayMode 435 de 435. El candidato rc4 pesó 426,9 MB, con 73,1 MB de margen frente a los </w:t>
+      </w:r>
+      <w:r>
+        <w:lastRenderedPageBreak/>
+        <w:t>500 MB de RNF-06 (documento principal, apartado 8.3). rc4 no se probó con estudiantes. Lo que sigue abierto tras la sesión está en el apartado 10.1 del documento principal.</w:t>
+      </w:r>
+    </w:p>
+    <w:p>
+      <w:pPr>
         <w:pStyle w:val="Ttulo2"/>
       </w:pPr>
-      <w:bookmarkStart w:id="3" w:name="_Toc242545007"/>
+      <w:bookmarkStart w:id="3" w:name="_Toc242827140"/>
       <w:r>
         <w:t>3. Decisiones de diseño y hallazgos de consistencia</w:t>
       </w:r>
@@ -3343,7 +4228,6 @@
         <w:pStyle w:val="PrimerprrafoOE3"/>
       </w:pPr>
       <w:r>
-        <w:lastRenderedPageBreak/>
         <w:t xml:space="preserve">Las decisiones del slice, descritas en el apartado 2, quedaron escritas en su tablero con su fecha: el informe depende solo del núcleo, sus pantallas viven en </w:t>
       </w:r>
       <w:r>
@@ -3442,10 +4326,10 @@
         <w:tblLook w:val="0020" w:firstRow="1" w:lastRow="0" w:firstColumn="0" w:lastColumn="0" w:noHBand="0" w:noVBand="0"/>
       </w:tblPr>
       <w:tblGrid>
-        <w:gridCol w:w="767"/>
-        <w:gridCol w:w="3529"/>
-        <w:gridCol w:w="4182"/>
-        <w:gridCol w:w="1484"/>
+        <w:gridCol w:w="754"/>
+        <w:gridCol w:w="3064"/>
+        <w:gridCol w:w="4678"/>
+        <w:gridCol w:w="1466"/>
       </w:tblGrid>
       <w:tr>
         <w:trPr>
@@ -3453,7 +4337,7 @@
         </w:trPr>
         <w:tc>
           <w:tcPr>
-            <w:tcW w:w="385" w:type="pct"/>
+            <w:tcW w:w="378" w:type="pct"/>
             <w:shd w:val="clear" w:color="auto" w:fill="D9D9D9"/>
           </w:tcPr>
           <w:p>
@@ -3476,7 +4360,7 @@
         </w:tc>
         <w:tc>
           <w:tcPr>
-            <w:tcW w:w="1771" w:type="pct"/>
+            <w:tcW w:w="1538" w:type="pct"/>
             <w:shd w:val="clear" w:color="auto" w:fill="D9D9D9"/>
           </w:tcPr>
           <w:p>
@@ -3499,7 +4383,7 @@
         </w:tc>
         <w:tc>
           <w:tcPr>
-            <w:tcW w:w="2099" w:type="pct"/>
+            <w:tcW w:w="2348" w:type="pct"/>
             <w:shd w:val="clear" w:color="auto" w:fill="D9D9D9"/>
           </w:tcPr>
           <w:p>
@@ -3522,7 +4406,7 @@
         </w:tc>
         <w:tc>
           <w:tcPr>
-            <w:tcW w:w="745" w:type="pct"/>
+            <w:tcW w:w="736" w:type="pct"/>
             <w:shd w:val="clear" w:color="auto" w:fill="D9D9D9"/>
           </w:tcPr>
           <w:p>
@@ -3547,7 +4431,7 @@
       <w:tr>
         <w:tc>
           <w:tcPr>
-            <w:tcW w:w="385" w:type="pct"/>
+            <w:tcW w:w="378" w:type="pct"/>
             <w:shd w:val="clear" w:color="auto" w:fill="auto"/>
           </w:tcPr>
           <w:p>
@@ -3568,7 +4452,7 @@
         </w:tc>
         <w:tc>
           <w:tcPr>
-            <w:tcW w:w="1771" w:type="pct"/>
+            <w:tcW w:w="1538" w:type="pct"/>
             <w:shd w:val="clear" w:color="auto" w:fill="auto"/>
           </w:tcPr>
           <w:p>
@@ -3589,7 +4473,7 @@
         </w:tc>
         <w:tc>
           <w:tcPr>
-            <w:tcW w:w="2099" w:type="pct"/>
+            <w:tcW w:w="2348" w:type="pct"/>
             <w:shd w:val="clear" w:color="auto" w:fill="auto"/>
           </w:tcPr>
           <w:p>
@@ -3610,7 +4494,7 @@
         </w:tc>
         <w:tc>
           <w:tcPr>
-            <w:tcW w:w="745" w:type="pct"/>
+            <w:tcW w:w="736" w:type="pct"/>
             <w:shd w:val="clear" w:color="auto" w:fill="auto"/>
           </w:tcPr>
           <w:p>
@@ -3633,7 +4517,7 @@
       <w:tr>
         <w:tc>
           <w:tcPr>
-            <w:tcW w:w="385" w:type="pct"/>
+            <w:tcW w:w="378" w:type="pct"/>
             <w:shd w:val="clear" w:color="auto" w:fill="auto"/>
           </w:tcPr>
           <w:p>
@@ -3654,7 +4538,7 @@
         </w:tc>
         <w:tc>
           <w:tcPr>
-            <w:tcW w:w="1771" w:type="pct"/>
+            <w:tcW w:w="1538" w:type="pct"/>
             <w:shd w:val="clear" w:color="auto" w:fill="auto"/>
           </w:tcPr>
           <w:p>
@@ -3688,7 +4572,7 @@
         </w:tc>
         <w:tc>
           <w:tcPr>
-            <w:tcW w:w="2099" w:type="pct"/>
+            <w:tcW w:w="2348" w:type="pct"/>
             <w:shd w:val="clear" w:color="auto" w:fill="auto"/>
           </w:tcPr>
           <w:p>
@@ -3709,7 +4593,7 @@
         </w:tc>
         <w:tc>
           <w:tcPr>
-            <w:tcW w:w="745" w:type="pct"/>
+            <w:tcW w:w="736" w:type="pct"/>
             <w:shd w:val="clear" w:color="auto" w:fill="auto"/>
           </w:tcPr>
           <w:p>
@@ -3732,7 +4616,7 @@
       <w:tr>
         <w:tc>
           <w:tcPr>
-            <w:tcW w:w="385" w:type="pct"/>
+            <w:tcW w:w="378" w:type="pct"/>
             <w:shd w:val="clear" w:color="auto" w:fill="auto"/>
           </w:tcPr>
           <w:p>
@@ -3753,7 +4637,7 @@
         </w:tc>
         <w:tc>
           <w:tcPr>
-            <w:tcW w:w="1771" w:type="pct"/>
+            <w:tcW w:w="1538" w:type="pct"/>
             <w:shd w:val="clear" w:color="auto" w:fill="auto"/>
           </w:tcPr>
           <w:p>
@@ -3774,7 +4658,7 @@
         </w:tc>
         <w:tc>
           <w:tcPr>
-            <w:tcW w:w="2099" w:type="pct"/>
+            <w:tcW w:w="2348" w:type="pct"/>
             <w:shd w:val="clear" w:color="auto" w:fill="auto"/>
           </w:tcPr>
           <w:p>
@@ -3795,7 +4679,7 @@
         </w:tc>
         <w:tc>
           <w:tcPr>
-            <w:tcW w:w="745" w:type="pct"/>
+            <w:tcW w:w="736" w:type="pct"/>
             <w:shd w:val="clear" w:color="auto" w:fill="auto"/>
           </w:tcPr>
           <w:p>
@@ -3818,7 +4702,7 @@
       <w:tr>
         <w:tc>
           <w:tcPr>
-            <w:tcW w:w="385" w:type="pct"/>
+            <w:tcW w:w="378" w:type="pct"/>
             <w:shd w:val="clear" w:color="auto" w:fill="auto"/>
           </w:tcPr>
           <w:p>
@@ -3839,7 +4723,7 @@
         </w:tc>
         <w:tc>
           <w:tcPr>
-            <w:tcW w:w="1771" w:type="pct"/>
+            <w:tcW w:w="1538" w:type="pct"/>
             <w:shd w:val="clear" w:color="auto" w:fill="auto"/>
           </w:tcPr>
           <w:p>
@@ -3860,7 +4744,7 @@
         </w:tc>
         <w:tc>
           <w:tcPr>
-            <w:tcW w:w="2099" w:type="pct"/>
+            <w:tcW w:w="2348" w:type="pct"/>
             <w:shd w:val="clear" w:color="auto" w:fill="auto"/>
           </w:tcPr>
           <w:p>
@@ -3881,7 +4765,7 @@
         </w:tc>
         <w:tc>
           <w:tcPr>
-            <w:tcW w:w="745" w:type="pct"/>
+            <w:tcW w:w="736" w:type="pct"/>
             <w:shd w:val="clear" w:color="auto" w:fill="auto"/>
           </w:tcPr>
           <w:p>
@@ -3904,28 +4788,29 @@
       <w:tr>
         <w:tc>
           <w:tcPr>
-            <w:tcW w:w="385" w:type="pct"/>
-            <w:shd w:val="clear" w:color="auto" w:fill="auto"/>
-          </w:tcPr>
-          <w:p>
-            <w:pPr>
-              <w:pStyle w:val="CompactoOE3"/>
-              <w:spacing w:after="0"/>
-              <w:rPr>
-                <w:sz w:val="18"/>
-              </w:rPr>
-            </w:pPr>
-            <w:r>
-              <w:rPr>
-                <w:sz w:val="18"/>
-              </w:rPr>
+            <w:tcW w:w="378" w:type="pct"/>
+            <w:shd w:val="clear" w:color="auto" w:fill="auto"/>
+          </w:tcPr>
+          <w:p>
+            <w:pPr>
+              <w:pStyle w:val="CompactoOE3"/>
+              <w:spacing w:after="0"/>
+              <w:rPr>
+                <w:sz w:val="18"/>
+              </w:rPr>
+            </w:pPr>
+            <w:r>
+              <w:rPr>
+                <w:sz w:val="18"/>
+              </w:rPr>
+              <w:lastRenderedPageBreak/>
               <w:t>INC-76</w:t>
             </w:r>
           </w:p>
         </w:tc>
         <w:tc>
           <w:tcPr>
-            <w:tcW w:w="1771" w:type="pct"/>
+            <w:tcW w:w="1538" w:type="pct"/>
             <w:shd w:val="clear" w:color="auto" w:fill="auto"/>
           </w:tcPr>
           <w:p>
@@ -3946,7 +4831,7 @@
         </w:tc>
         <w:tc>
           <w:tcPr>
-            <w:tcW w:w="2099" w:type="pct"/>
+            <w:tcW w:w="2348" w:type="pct"/>
             <w:shd w:val="clear" w:color="auto" w:fill="auto"/>
           </w:tcPr>
           <w:p>
@@ -3967,7 +4852,7 @@
         </w:tc>
         <w:tc>
           <w:tcPr>
-            <w:tcW w:w="745" w:type="pct"/>
+            <w:tcW w:w="736" w:type="pct"/>
             <w:shd w:val="clear" w:color="auto" w:fill="auto"/>
           </w:tcPr>
           <w:p>
@@ -3990,7 +4875,7 @@
       <w:tr>
         <w:tc>
           <w:tcPr>
-            <w:tcW w:w="385" w:type="pct"/>
+            <w:tcW w:w="378" w:type="pct"/>
             <w:shd w:val="clear" w:color="auto" w:fill="auto"/>
           </w:tcPr>
           <w:p>
@@ -4011,7 +4896,7 @@
         </w:tc>
         <w:tc>
           <w:tcPr>
-            <w:tcW w:w="1771" w:type="pct"/>
+            <w:tcW w:w="1538" w:type="pct"/>
             <w:shd w:val="clear" w:color="auto" w:fill="auto"/>
           </w:tcPr>
           <w:p>
@@ -4032,7 +4917,7 @@
         </w:tc>
         <w:tc>
           <w:tcPr>
-            <w:tcW w:w="2099" w:type="pct"/>
+            <w:tcW w:w="2348" w:type="pct"/>
             <w:shd w:val="clear" w:color="auto" w:fill="auto"/>
           </w:tcPr>
           <w:p>
@@ -4053,7 +4938,7 @@
         </w:tc>
         <w:tc>
           <w:tcPr>
-            <w:tcW w:w="745" w:type="pct"/>
+            <w:tcW w:w="736" w:type="pct"/>
             <w:shd w:val="clear" w:color="auto" w:fill="auto"/>
           </w:tcPr>
           <w:p>
@@ -4076,29 +4961,28 @@
       <w:tr>
         <w:tc>
           <w:tcPr>
-            <w:tcW w:w="385" w:type="pct"/>
-            <w:shd w:val="clear" w:color="auto" w:fill="auto"/>
-          </w:tcPr>
-          <w:p>
-            <w:pPr>
-              <w:pStyle w:val="CompactoOE3"/>
-              <w:spacing w:after="0"/>
-              <w:rPr>
-                <w:sz w:val="18"/>
-              </w:rPr>
-            </w:pPr>
-            <w:r>
-              <w:rPr>
-                <w:sz w:val="18"/>
-              </w:rPr>
-              <w:lastRenderedPageBreak/>
+            <w:tcW w:w="378" w:type="pct"/>
+            <w:shd w:val="clear" w:color="auto" w:fill="auto"/>
+          </w:tcPr>
+          <w:p>
+            <w:pPr>
+              <w:pStyle w:val="CompactoOE3"/>
+              <w:spacing w:after="0"/>
+              <w:rPr>
+                <w:sz w:val="18"/>
+              </w:rPr>
+            </w:pPr>
+            <w:r>
+              <w:rPr>
+                <w:sz w:val="18"/>
+              </w:rPr>
               <w:t>INC-78</w:t>
             </w:r>
           </w:p>
         </w:tc>
         <w:tc>
           <w:tcPr>
-            <w:tcW w:w="1771" w:type="pct"/>
+            <w:tcW w:w="1538" w:type="pct"/>
             <w:shd w:val="clear" w:color="auto" w:fill="auto"/>
           </w:tcPr>
           <w:p>
@@ -4119,7 +5003,7 @@
         </w:tc>
         <w:tc>
           <w:tcPr>
-            <w:tcW w:w="2099" w:type="pct"/>
+            <w:tcW w:w="2348" w:type="pct"/>
             <w:shd w:val="clear" w:color="auto" w:fill="auto"/>
           </w:tcPr>
           <w:p>
@@ -4140,7 +5024,7 @@
         </w:tc>
         <w:tc>
           <w:tcPr>
-            <w:tcW w:w="745" w:type="pct"/>
+            <w:tcW w:w="736" w:type="pct"/>
             <w:shd w:val="clear" w:color="auto" w:fill="auto"/>
           </w:tcPr>
           <w:p>
@@ -4163,7 +5047,7 @@
       <w:tr>
         <w:tc>
           <w:tcPr>
-            <w:tcW w:w="385" w:type="pct"/>
+            <w:tcW w:w="378" w:type="pct"/>
             <w:shd w:val="clear" w:color="auto" w:fill="auto"/>
           </w:tcPr>
           <w:p>
@@ -4184,7 +5068,7 @@
         </w:tc>
         <w:tc>
           <w:tcPr>
-            <w:tcW w:w="1771" w:type="pct"/>
+            <w:tcW w:w="1538" w:type="pct"/>
             <w:shd w:val="clear" w:color="auto" w:fill="auto"/>
           </w:tcPr>
           <w:p>
@@ -4205,7 +5089,7 @@
         </w:tc>
         <w:tc>
           <w:tcPr>
-            <w:tcW w:w="2099" w:type="pct"/>
+            <w:tcW w:w="2348" w:type="pct"/>
             <w:shd w:val="clear" w:color="auto" w:fill="auto"/>
           </w:tcPr>
           <w:p>
@@ -4226,7 +5110,7 @@
         </w:tc>
         <w:tc>
           <w:tcPr>
-            <w:tcW w:w="745" w:type="pct"/>
+            <w:tcW w:w="736" w:type="pct"/>
             <w:shd w:val="clear" w:color="auto" w:fill="auto"/>
           </w:tcPr>
           <w:p>
@@ -4249,7 +5133,7 @@
       <w:tr>
         <w:tc>
           <w:tcPr>
-            <w:tcW w:w="385" w:type="pct"/>
+            <w:tcW w:w="378" w:type="pct"/>
             <w:shd w:val="clear" w:color="auto" w:fill="auto"/>
           </w:tcPr>
           <w:p>
@@ -4270,7 +5154,7 @@
         </w:tc>
         <w:tc>
           <w:tcPr>
-            <w:tcW w:w="1771" w:type="pct"/>
+            <w:tcW w:w="1538" w:type="pct"/>
             <w:shd w:val="clear" w:color="auto" w:fill="auto"/>
           </w:tcPr>
           <w:p>
@@ -4291,7 +5175,7 @@
         </w:tc>
         <w:tc>
           <w:tcPr>
-            <w:tcW w:w="2099" w:type="pct"/>
+            <w:tcW w:w="2348" w:type="pct"/>
             <w:shd w:val="clear" w:color="auto" w:fill="auto"/>
           </w:tcPr>
           <w:p>
@@ -4312,7 +5196,7 @@
         </w:tc>
         <w:tc>
           <w:tcPr>
-            <w:tcW w:w="745" w:type="pct"/>
+            <w:tcW w:w="736" w:type="pct"/>
             <w:shd w:val="clear" w:color="auto" w:fill="auto"/>
           </w:tcPr>
           <w:p>
@@ -4335,7 +5219,7 @@
       <w:tr>
         <w:tc>
           <w:tcPr>
-            <w:tcW w:w="385" w:type="pct"/>
+            <w:tcW w:w="378" w:type="pct"/>
             <w:shd w:val="clear" w:color="auto" w:fill="auto"/>
           </w:tcPr>
           <w:p>
@@ -4356,7 +5240,7 @@
         </w:tc>
         <w:tc>
           <w:tcPr>
-            <w:tcW w:w="1771" w:type="pct"/>
+            <w:tcW w:w="1538" w:type="pct"/>
             <w:shd w:val="clear" w:color="auto" w:fill="auto"/>
           </w:tcPr>
           <w:p>
@@ -4377,7 +5261,7 @@
         </w:tc>
         <w:tc>
           <w:tcPr>
-            <w:tcW w:w="2099" w:type="pct"/>
+            <w:tcW w:w="2348" w:type="pct"/>
             <w:shd w:val="clear" w:color="auto" w:fill="auto"/>
           </w:tcPr>
           <w:p>
@@ -4398,7 +5282,7 @@
         </w:tc>
         <w:tc>
           <w:tcPr>
-            <w:tcW w:w="745" w:type="pct"/>
+            <w:tcW w:w="736" w:type="pct"/>
             <w:shd w:val="clear" w:color="auto" w:fill="auto"/>
           </w:tcPr>
           <w:p>
@@ -4421,7 +5305,7 @@
       <w:tr>
         <w:tc>
           <w:tcPr>
-            <w:tcW w:w="385" w:type="pct"/>
+            <w:tcW w:w="378" w:type="pct"/>
             <w:shd w:val="clear" w:color="auto" w:fill="auto"/>
           </w:tcPr>
           <w:p>
@@ -4442,7 +5326,7 @@
         </w:tc>
         <w:tc>
           <w:tcPr>
-            <w:tcW w:w="1771" w:type="pct"/>
+            <w:tcW w:w="1538" w:type="pct"/>
             <w:shd w:val="clear" w:color="auto" w:fill="auto"/>
           </w:tcPr>
           <w:p>
@@ -4463,7 +5347,7 @@
         </w:tc>
         <w:tc>
           <w:tcPr>
-            <w:tcW w:w="2099" w:type="pct"/>
+            <w:tcW w:w="2348" w:type="pct"/>
             <w:shd w:val="clear" w:color="auto" w:fill="auto"/>
           </w:tcPr>
           <w:p>
@@ -4484,7 +5368,7 @@
         </w:tc>
         <w:tc>
           <w:tcPr>
-            <w:tcW w:w="745" w:type="pct"/>
+            <w:tcW w:w="736" w:type="pct"/>
             <w:shd w:val="clear" w:color="auto" w:fill="auto"/>
           </w:tcPr>
           <w:p>
@@ -4507,7 +5391,7 @@
       <w:tr>
         <w:tc>
           <w:tcPr>
-            <w:tcW w:w="385" w:type="pct"/>
+            <w:tcW w:w="378" w:type="pct"/>
             <w:shd w:val="clear" w:color="auto" w:fill="auto"/>
           </w:tcPr>
           <w:p>
@@ -4528,7 +5412,7 @@
         </w:tc>
         <w:tc>
           <w:tcPr>
-            <w:tcW w:w="1771" w:type="pct"/>
+            <w:tcW w:w="1538" w:type="pct"/>
             <w:shd w:val="clear" w:color="auto" w:fill="auto"/>
           </w:tcPr>
           <w:p>
@@ -4549,7 +5433,7 @@
         </w:tc>
         <w:tc>
           <w:tcPr>
-            <w:tcW w:w="2099" w:type="pct"/>
+            <w:tcW w:w="2348" w:type="pct"/>
             <w:shd w:val="clear" w:color="auto" w:fill="auto"/>
           </w:tcPr>
           <w:p>
@@ -4570,7 +5454,7 @@
         </w:tc>
         <w:tc>
           <w:tcPr>
-            <w:tcW w:w="745" w:type="pct"/>
+            <w:tcW w:w="736" w:type="pct"/>
             <w:shd w:val="clear" w:color="auto" w:fill="auto"/>
           </w:tcPr>
           <w:p>
@@ -4593,7 +5477,7 @@
       <w:tr>
         <w:tc>
           <w:tcPr>
-            <w:tcW w:w="385" w:type="pct"/>
+            <w:tcW w:w="378" w:type="pct"/>
             <w:shd w:val="clear" w:color="auto" w:fill="auto"/>
           </w:tcPr>
           <w:p>
@@ -4614,7 +5498,7 @@
         </w:tc>
         <w:tc>
           <w:tcPr>
-            <w:tcW w:w="1771" w:type="pct"/>
+            <w:tcW w:w="1538" w:type="pct"/>
             <w:shd w:val="clear" w:color="auto" w:fill="auto"/>
           </w:tcPr>
           <w:p>
@@ -4635,7 +5519,7 @@
         </w:tc>
         <w:tc>
           <w:tcPr>
-            <w:tcW w:w="2099" w:type="pct"/>
+            <w:tcW w:w="2348" w:type="pct"/>
             <w:shd w:val="clear" w:color="auto" w:fill="auto"/>
           </w:tcPr>
           <w:p>
@@ -4656,7 +5540,7 @@
         </w:tc>
         <w:tc>
           <w:tcPr>
-            <w:tcW w:w="745" w:type="pct"/>
+            <w:tcW w:w="736" w:type="pct"/>
             <w:shd w:val="clear" w:color="auto" w:fill="auto"/>
           </w:tcPr>
           <w:p>
@@ -4679,7 +5563,7 @@
       <w:tr>
         <w:tc>
           <w:tcPr>
-            <w:tcW w:w="385" w:type="pct"/>
+            <w:tcW w:w="378" w:type="pct"/>
             <w:shd w:val="clear" w:color="auto" w:fill="auto"/>
           </w:tcPr>
           <w:p>
@@ -4700,7 +5584,7 @@
         </w:tc>
         <w:tc>
           <w:tcPr>
-            <w:tcW w:w="1771" w:type="pct"/>
+            <w:tcW w:w="1538" w:type="pct"/>
             <w:shd w:val="clear" w:color="auto" w:fill="auto"/>
           </w:tcPr>
           <w:p>
@@ -4721,7 +5605,7 @@
         </w:tc>
         <w:tc>
           <w:tcPr>
-            <w:tcW w:w="2099" w:type="pct"/>
+            <w:tcW w:w="2348" w:type="pct"/>
             <w:shd w:val="clear" w:color="auto" w:fill="auto"/>
           </w:tcPr>
           <w:p>
@@ -4742,7 +5626,7 @@
         </w:tc>
         <w:tc>
           <w:tcPr>
-            <w:tcW w:w="745" w:type="pct"/>
+            <w:tcW w:w="736" w:type="pct"/>
             <w:shd w:val="clear" w:color="auto" w:fill="auto"/>
           </w:tcPr>
           <w:p>
@@ -4765,7 +5649,7 @@
       <w:tr>
         <w:tc>
           <w:tcPr>
-            <w:tcW w:w="385" w:type="pct"/>
+            <w:tcW w:w="378" w:type="pct"/>
             <w:shd w:val="clear" w:color="auto" w:fill="auto"/>
           </w:tcPr>
           <w:p>
@@ -4786,7 +5670,7 @@
         </w:tc>
         <w:tc>
           <w:tcPr>
-            <w:tcW w:w="1771" w:type="pct"/>
+            <w:tcW w:w="1538" w:type="pct"/>
             <w:shd w:val="clear" w:color="auto" w:fill="auto"/>
           </w:tcPr>
           <w:p>
@@ -4807,7 +5691,7 @@
         </w:tc>
         <w:tc>
           <w:tcPr>
-            <w:tcW w:w="2099" w:type="pct"/>
+            <w:tcW w:w="2348" w:type="pct"/>
             <w:shd w:val="clear" w:color="auto" w:fill="auto"/>
           </w:tcPr>
           <w:p>
@@ -4854,7 +5738,7 @@
         </w:tc>
         <w:tc>
           <w:tcPr>
-            <w:tcW w:w="745" w:type="pct"/>
+            <w:tcW w:w="736" w:type="pct"/>
             <w:shd w:val="clear" w:color="auto" w:fill="auto"/>
           </w:tcPr>
           <w:p>
@@ -4877,28 +5761,29 @@
       <w:tr>
         <w:tc>
           <w:tcPr>
-            <w:tcW w:w="385" w:type="pct"/>
-            <w:shd w:val="clear" w:color="auto" w:fill="auto"/>
-          </w:tcPr>
-          <w:p>
-            <w:pPr>
-              <w:pStyle w:val="CompactoOE3"/>
-              <w:spacing w:after="0"/>
-              <w:rPr>
-                <w:sz w:val="18"/>
-              </w:rPr>
-            </w:pPr>
-            <w:r>
-              <w:rPr>
-                <w:sz w:val="18"/>
-              </w:rPr>
+            <w:tcW w:w="378" w:type="pct"/>
+            <w:shd w:val="clear" w:color="auto" w:fill="auto"/>
+          </w:tcPr>
+          <w:p>
+            <w:pPr>
+              <w:pStyle w:val="CompactoOE3"/>
+              <w:spacing w:after="0"/>
+              <w:rPr>
+                <w:sz w:val="18"/>
+              </w:rPr>
+            </w:pPr>
+            <w:r>
+              <w:rPr>
+                <w:sz w:val="18"/>
+              </w:rPr>
+              <w:lastRenderedPageBreak/>
               <w:t>INC-116</w:t>
             </w:r>
           </w:p>
         </w:tc>
         <w:tc>
           <w:tcPr>
-            <w:tcW w:w="1771" w:type="pct"/>
+            <w:tcW w:w="1538" w:type="pct"/>
             <w:shd w:val="clear" w:color="auto" w:fill="auto"/>
           </w:tcPr>
           <w:p>
@@ -4919,7 +5804,7 @@
         </w:tc>
         <w:tc>
           <w:tcPr>
-            <w:tcW w:w="2099" w:type="pct"/>
+            <w:tcW w:w="2348" w:type="pct"/>
             <w:shd w:val="clear" w:color="auto" w:fill="auto"/>
           </w:tcPr>
           <w:p>
@@ -4940,7 +5825,7 @@
         </w:tc>
         <w:tc>
           <w:tcPr>
-            <w:tcW w:w="745" w:type="pct"/>
+            <w:tcW w:w="736" w:type="pct"/>
             <w:shd w:val="clear" w:color="auto" w:fill="auto"/>
           </w:tcPr>
           <w:p>
@@ -4956,6 +5841,1168 @@
                 <w:sz w:val="18"/>
               </w:rPr>
               <w:t>30/09/2026</w:t>
+            </w:r>
+          </w:p>
+        </w:tc>
+      </w:tr>
+      <w:tr>
+        <w:tc>
+          <w:tcPr>
+            <w:tcW w:w="378" w:type="pct"/>
+            <w:shd w:val="clear" w:color="auto" w:fill="auto"/>
+          </w:tcPr>
+          <w:p>
+            <w:pPr>
+              <w:pStyle w:val="CompactoOE3"/>
+              <w:spacing w:after="0"/>
+              <w:rPr>
+                <w:sz w:val="18"/>
+              </w:rPr>
+            </w:pPr>
+            <w:r>
+              <w:rPr>
+                <w:sz w:val="18"/>
+              </w:rPr>
+              <w:t>INC-151</w:t>
+            </w:r>
+          </w:p>
+        </w:tc>
+        <w:tc>
+          <w:tcPr>
+            <w:tcW w:w="1538" w:type="pct"/>
+            <w:shd w:val="clear" w:color="auto" w:fill="auto"/>
+          </w:tcPr>
+          <w:p>
+            <w:pPr>
+              <w:pStyle w:val="CompactoOE3"/>
+              <w:spacing w:after="0"/>
+              <w:rPr>
+                <w:sz w:val="18"/>
+              </w:rPr>
+            </w:pPr>
+            <w:r>
+              <w:rPr>
+                <w:sz w:val="18"/>
+              </w:rPr>
+              <w:t>El grupo de la evaluación con estudiantes es de grado quinto, por la autorización del colegio</w:t>
+            </w:r>
+          </w:p>
+        </w:tc>
+        <w:tc>
+          <w:tcPr>
+            <w:tcW w:w="2348" w:type="pct"/>
+            <w:shd w:val="clear" w:color="auto" w:fill="auto"/>
+          </w:tcPr>
+          <w:p>
+            <w:pPr>
+              <w:pStyle w:val="CompactoOE3"/>
+              <w:spacing w:after="0"/>
+              <w:rPr>
+                <w:sz w:val="18"/>
+              </w:rPr>
+            </w:pPr>
+            <w:r>
+              <w:rPr>
+                <w:sz w:val="18"/>
+              </w:rPr>
+              <w:t>Este documento, los fuentes del entregable del OE4 y el capítulo 9 del trabajo de grado; los radicados del OE1 y del OE2 conservan «cuarto» hasta que haya autorización expresa para editarlos</w:t>
+            </w:r>
+          </w:p>
+        </w:tc>
+        <w:tc>
+          <w:tcPr>
+            <w:tcW w:w="736" w:type="pct"/>
+            <w:shd w:val="clear" w:color="auto" w:fill="auto"/>
+          </w:tcPr>
+          <w:p>
+            <w:pPr>
+              <w:pStyle w:val="CompactoOE3"/>
+              <w:spacing w:after="0"/>
+              <w:rPr>
+                <w:sz w:val="18"/>
+              </w:rPr>
+            </w:pPr>
+            <w:r>
+              <w:rPr>
+                <w:sz w:val="18"/>
+              </w:rPr>
+              <w:t>13/10/2026</w:t>
+            </w:r>
+          </w:p>
+        </w:tc>
+      </w:tr>
+      <w:tr>
+        <w:tc>
+          <w:tcPr>
+            <w:tcW w:w="378" w:type="pct"/>
+            <w:shd w:val="clear" w:color="auto" w:fill="auto"/>
+          </w:tcPr>
+          <w:p>
+            <w:pPr>
+              <w:pStyle w:val="CompactoOE3"/>
+              <w:spacing w:after="0"/>
+              <w:rPr>
+                <w:sz w:val="18"/>
+              </w:rPr>
+            </w:pPr>
+            <w:r>
+              <w:rPr>
+                <w:sz w:val="18"/>
+              </w:rPr>
+              <w:t>INC-152</w:t>
+            </w:r>
+          </w:p>
+        </w:tc>
+        <w:tc>
+          <w:tcPr>
+            <w:tcW w:w="1538" w:type="pct"/>
+            <w:shd w:val="clear" w:color="auto" w:fill="auto"/>
+          </w:tcPr>
+          <w:p>
+            <w:pPr>
+              <w:pStyle w:val="CompactoOE3"/>
+              <w:spacing w:after="0"/>
+              <w:rPr>
+                <w:sz w:val="18"/>
+              </w:rPr>
+            </w:pPr>
+            <w:r>
+              <w:rPr>
+                <w:sz w:val="18"/>
+              </w:rPr>
+              <w:t>El inicio del Nivel 1 se veía demasiado oscuro</w:t>
+            </w:r>
+          </w:p>
+        </w:tc>
+        <w:tc>
+          <w:tcPr>
+            <w:tcW w:w="2348" w:type="pct"/>
+            <w:shd w:val="clear" w:color="auto" w:fill="auto"/>
+          </w:tcPr>
+          <w:p>
+            <w:pPr>
+              <w:pStyle w:val="CompactoOE3"/>
+              <w:spacing w:after="0"/>
+              <w:rPr>
+                <w:sz w:val="18"/>
+              </w:rPr>
+            </w:pPr>
+            <w:r>
+              <w:rPr>
+                <w:rStyle w:val="CdigoenlneaOE3"/>
+                <w:sz w:val="18"/>
+              </w:rPr>
+              <w:t>N1_Apertura</w:t>
+            </w:r>
+            <w:r>
+              <w:rPr>
+                <w:sz w:val="18"/>
+              </w:rPr>
+              <w:t xml:space="preserve">, </w:t>
+            </w:r>
+            <w:r>
+              <w:rPr>
+                <w:rStyle w:val="CdigoenlneaOE3"/>
+                <w:sz w:val="18"/>
+              </w:rPr>
+              <w:t>N1_AparicionGuia</w:t>
+            </w:r>
+            <w:r>
+              <w:rPr>
+                <w:sz w:val="18"/>
+              </w:rPr>
+              <w:t xml:space="preserve">, </w:t>
+            </w:r>
+            <w:r>
+              <w:rPr>
+                <w:rStyle w:val="CdigoenlneaOE3"/>
+                <w:sz w:val="18"/>
+              </w:rPr>
+              <w:t>N1_Hallazgo</w:t>
+            </w:r>
+            <w:r>
+              <w:rPr>
+                <w:sz w:val="18"/>
+              </w:rPr>
+              <w:t xml:space="preserve">, </w:t>
+            </w:r>
+            <w:r>
+              <w:rPr>
+                <w:rStyle w:val="CdigoenlneaOE3"/>
+                <w:sz w:val="18"/>
+              </w:rPr>
+              <w:t>Level1_Cave</w:t>
+            </w:r>
+            <w:r>
+              <w:rPr>
+                <w:sz w:val="18"/>
+              </w:rPr>
+              <w:t xml:space="preserve"> y </w:t>
+            </w:r>
+            <w:r>
+              <w:rPr>
+                <w:rStyle w:val="CdigoenlneaOE3"/>
+                <w:sz w:val="18"/>
+              </w:rPr>
+              <w:t>CaveLightingController</w:t>
+            </w:r>
+            <w:r>
+              <w:rPr>
+                <w:sz w:val="18"/>
+              </w:rPr>
+              <w:t>; el diseño de cámara del Nivel 1 no se edita</w:t>
+            </w:r>
+          </w:p>
+        </w:tc>
+        <w:tc>
+          <w:tcPr>
+            <w:tcW w:w="736" w:type="pct"/>
+            <w:shd w:val="clear" w:color="auto" w:fill="auto"/>
+          </w:tcPr>
+          <w:p>
+            <w:pPr>
+              <w:pStyle w:val="CompactoOE3"/>
+              <w:spacing w:after="0"/>
+              <w:rPr>
+                <w:sz w:val="18"/>
+              </w:rPr>
+            </w:pPr>
+            <w:r>
+              <w:rPr>
+                <w:sz w:val="18"/>
+              </w:rPr>
+              <w:t>13/10/2026</w:t>
+            </w:r>
+          </w:p>
+        </w:tc>
+      </w:tr>
+      <w:tr>
+        <w:tc>
+          <w:tcPr>
+            <w:tcW w:w="378" w:type="pct"/>
+            <w:shd w:val="clear" w:color="auto" w:fill="auto"/>
+          </w:tcPr>
+          <w:p>
+            <w:pPr>
+              <w:pStyle w:val="CompactoOE3"/>
+              <w:spacing w:after="0"/>
+              <w:rPr>
+                <w:sz w:val="18"/>
+              </w:rPr>
+            </w:pPr>
+            <w:r>
+              <w:rPr>
+                <w:sz w:val="18"/>
+              </w:rPr>
+              <w:t>INC-153</w:t>
+            </w:r>
+          </w:p>
+        </w:tc>
+        <w:tc>
+          <w:tcPr>
+            <w:tcW w:w="1538" w:type="pct"/>
+            <w:shd w:val="clear" w:color="auto" w:fill="auto"/>
+          </w:tcPr>
+          <w:p>
+            <w:pPr>
+              <w:pStyle w:val="CompactoOE3"/>
+              <w:spacing w:after="0"/>
+              <w:rPr>
+                <w:sz w:val="18"/>
+              </w:rPr>
+            </w:pPr>
+            <w:r>
+              <w:rPr>
+                <w:sz w:val="18"/>
+              </w:rPr>
+              <w:t>Todo paso de locomoción desplaza al actor al menos 0,01</w:t>
+            </w:r>
+          </w:p>
+        </w:tc>
+        <w:tc>
+          <w:tcPr>
+            <w:tcW w:w="2348" w:type="pct"/>
+            <w:shd w:val="clear" w:color="auto" w:fill="auto"/>
+          </w:tcPr>
+          <w:p>
+            <w:pPr>
+              <w:pStyle w:val="CompactoOE3"/>
+              <w:spacing w:after="0"/>
+              <w:rPr>
+                <w:sz w:val="18"/>
+              </w:rPr>
+            </w:pPr>
+            <w:r>
+              <w:rPr>
+                <w:sz w:val="18"/>
+              </w:rPr>
+              <w:t xml:space="preserve">Cuatro destinos de la línea 7 de </w:t>
+            </w:r>
+            <w:r>
+              <w:rPr>
+                <w:rStyle w:val="CdigoenlneaOE3"/>
+                <w:sz w:val="18"/>
+              </w:rPr>
+              <w:t>N1_AparicionGuia</w:t>
+            </w:r>
+            <w:r>
+              <w:rPr>
+                <w:sz w:val="18"/>
+              </w:rPr>
+              <w:t xml:space="preserve"> y tres pasos </w:t>
+            </w:r>
+            <w:r>
+              <w:rPr>
+                <w:rStyle w:val="CdigoenlneaOE3"/>
+                <w:sz w:val="18"/>
+              </w:rPr>
+              <w:t>Push</w:t>
+            </w:r>
+            <w:r>
+              <w:rPr>
+                <w:sz w:val="18"/>
+              </w:rPr>
+              <w:t xml:space="preserve"> del Nivel 2; prueba de contenido nueva</w:t>
+            </w:r>
+          </w:p>
+        </w:tc>
+        <w:tc>
+          <w:tcPr>
+            <w:tcW w:w="736" w:type="pct"/>
+            <w:shd w:val="clear" w:color="auto" w:fill="auto"/>
+          </w:tcPr>
+          <w:p>
+            <w:pPr>
+              <w:pStyle w:val="CompactoOE3"/>
+              <w:spacing w:after="0"/>
+              <w:rPr>
+                <w:sz w:val="18"/>
+              </w:rPr>
+            </w:pPr>
+            <w:r>
+              <w:rPr>
+                <w:sz w:val="18"/>
+              </w:rPr>
+              <w:t>13/10/2026</w:t>
+            </w:r>
+          </w:p>
+        </w:tc>
+      </w:tr>
+      <w:tr>
+        <w:tc>
+          <w:tcPr>
+            <w:tcW w:w="378" w:type="pct"/>
+            <w:shd w:val="clear" w:color="auto" w:fill="auto"/>
+          </w:tcPr>
+          <w:p>
+            <w:pPr>
+              <w:pStyle w:val="CompactoOE3"/>
+              <w:spacing w:after="0"/>
+              <w:rPr>
+                <w:sz w:val="18"/>
+              </w:rPr>
+            </w:pPr>
+            <w:r>
+              <w:rPr>
+                <w:sz w:val="18"/>
+              </w:rPr>
+              <w:t>INC-154</w:t>
+            </w:r>
+          </w:p>
+        </w:tc>
+        <w:tc>
+          <w:tcPr>
+            <w:tcW w:w="1538" w:type="pct"/>
+            <w:shd w:val="clear" w:color="auto" w:fill="auto"/>
+          </w:tcPr>
+          <w:p>
+            <w:pPr>
+              <w:pStyle w:val="CompactoOE3"/>
+              <w:spacing w:after="0"/>
+              <w:rPr>
+                <w:sz w:val="18"/>
+              </w:rPr>
+            </w:pPr>
+            <w:r>
+              <w:rPr>
+                <w:sz w:val="18"/>
+              </w:rPr>
+              <w:t>Abrazar y dormir se ven de perfil</w:t>
+            </w:r>
+          </w:p>
+        </w:tc>
+        <w:tc>
+          <w:tcPr>
+            <w:tcW w:w="2348" w:type="pct"/>
+            <w:shd w:val="clear" w:color="auto" w:fill="auto"/>
+          </w:tcPr>
+          <w:p>
+            <w:pPr>
+              <w:pStyle w:val="CompactoOE3"/>
+              <w:spacing w:after="0"/>
+              <w:rPr>
+                <w:sz w:val="18"/>
+              </w:rPr>
+            </w:pPr>
+            <w:r>
+              <w:rPr>
+                <w:rStyle w:val="CdigoenlneaOE3"/>
+                <w:sz w:val="18"/>
+              </w:rPr>
+              <w:t>ActionView</w:t>
+            </w:r>
+            <w:r>
+              <w:rPr>
+                <w:sz w:val="18"/>
+              </w:rPr>
+              <w:t xml:space="preserve">, ocho clips, </w:t>
+            </w:r>
+            <w:r>
+              <w:rPr>
+                <w:rStyle w:val="CdigoenlneaOE3"/>
+                <w:sz w:val="18"/>
+              </w:rPr>
+              <w:t>N1_NacimientoDelFuego</w:t>
+            </w:r>
+            <w:r>
+              <w:rPr>
+                <w:sz w:val="18"/>
+              </w:rPr>
+              <w:t xml:space="preserve"> y </w:t>
+            </w:r>
+            <w:r>
+              <w:rPr>
+                <w:rStyle w:val="CdigoenlneaOE3"/>
+                <w:sz w:val="18"/>
+              </w:rPr>
+              <w:t>N1_Hallazgo</w:t>
+            </w:r>
+            <w:r>
+              <w:rPr>
+                <w:sz w:val="18"/>
+              </w:rPr>
+              <w:t>; resultados de los personajes (apartado C.16)</w:t>
+            </w:r>
+          </w:p>
+        </w:tc>
+        <w:tc>
+          <w:tcPr>
+            <w:tcW w:w="736" w:type="pct"/>
+            <w:shd w:val="clear" w:color="auto" w:fill="auto"/>
+          </w:tcPr>
+          <w:p>
+            <w:pPr>
+              <w:pStyle w:val="CompactoOE3"/>
+              <w:spacing w:after="0"/>
+              <w:rPr>
+                <w:sz w:val="18"/>
+              </w:rPr>
+            </w:pPr>
+            <w:r>
+              <w:rPr>
+                <w:sz w:val="18"/>
+              </w:rPr>
+              <w:t>13/10/2026</w:t>
+            </w:r>
+          </w:p>
+        </w:tc>
+      </w:tr>
+      <w:tr>
+        <w:tc>
+          <w:tcPr>
+            <w:tcW w:w="378" w:type="pct"/>
+            <w:shd w:val="clear" w:color="auto" w:fill="auto"/>
+          </w:tcPr>
+          <w:p>
+            <w:pPr>
+              <w:pStyle w:val="CompactoOE3"/>
+              <w:spacing w:after="0"/>
+              <w:rPr>
+                <w:sz w:val="18"/>
+              </w:rPr>
+            </w:pPr>
+            <w:r>
+              <w:rPr>
+                <w:sz w:val="18"/>
+              </w:rPr>
+              <w:t>INC-155</w:t>
+            </w:r>
+          </w:p>
+        </w:tc>
+        <w:tc>
+          <w:tcPr>
+            <w:tcW w:w="1538" w:type="pct"/>
+            <w:shd w:val="clear" w:color="auto" w:fill="auto"/>
+          </w:tcPr>
+          <w:p>
+            <w:pPr>
+              <w:pStyle w:val="CompactoOE3"/>
+              <w:spacing w:after="0"/>
+              <w:rPr>
+                <w:sz w:val="18"/>
+              </w:rPr>
+            </w:pPr>
+            <w:r>
+              <w:rPr>
+                <w:sz w:val="18"/>
+              </w:rPr>
+              <w:t>Troncos del bosque con menos empuje, sin huida bajo el cursor y con clic sobre todo el cuerpo</w:t>
+            </w:r>
+          </w:p>
+        </w:tc>
+        <w:tc>
+          <w:tcPr>
+            <w:tcW w:w="2348" w:type="pct"/>
+            <w:shd w:val="clear" w:color="auto" w:fill="auto"/>
+          </w:tcPr>
+          <w:p>
+            <w:pPr>
+              <w:pStyle w:val="CompactoOE3"/>
+              <w:spacing w:after="0"/>
+              <w:rPr>
+                <w:sz w:val="18"/>
+              </w:rPr>
+            </w:pPr>
+            <w:r>
+              <w:rPr>
+                <w:rStyle w:val="CdigoenlneaOE3"/>
+                <w:sz w:val="18"/>
+              </w:rPr>
+              <w:t>N2_WheelLevelConfig</w:t>
+            </w:r>
+            <w:r>
+              <w:rPr>
+                <w:sz w:val="18"/>
+              </w:rPr>
+              <w:t xml:space="preserve">, </w:t>
+            </w:r>
+            <w:r>
+              <w:rPr>
+                <w:rStyle w:val="CdigoenlneaOE3"/>
+                <w:sz w:val="18"/>
+              </w:rPr>
+              <w:t>ForestObjectNudge</w:t>
+            </w:r>
+            <w:r>
+              <w:rPr>
+                <w:sz w:val="18"/>
+              </w:rPr>
+              <w:t xml:space="preserve"> y </w:t>
+            </w:r>
+            <w:r>
+              <w:rPr>
+                <w:rStyle w:val="CdigoenlneaOE3"/>
+                <w:sz w:val="18"/>
+              </w:rPr>
+              <w:t>RollingLog</w:t>
+            </w:r>
+            <w:r>
+              <w:rPr>
+                <w:sz w:val="18"/>
+              </w:rPr>
+              <w:t>; la prueba de RF-23 pasa a «menor o igual»</w:t>
+            </w:r>
+          </w:p>
+        </w:tc>
+        <w:tc>
+          <w:tcPr>
+            <w:tcW w:w="736" w:type="pct"/>
+            <w:shd w:val="clear" w:color="auto" w:fill="auto"/>
+          </w:tcPr>
+          <w:p>
+            <w:pPr>
+              <w:pStyle w:val="CompactoOE3"/>
+              <w:spacing w:after="0"/>
+              <w:rPr>
+                <w:sz w:val="18"/>
+              </w:rPr>
+            </w:pPr>
+            <w:r>
+              <w:rPr>
+                <w:sz w:val="18"/>
+              </w:rPr>
+              <w:t>13/10/2026</w:t>
+            </w:r>
+          </w:p>
+        </w:tc>
+      </w:tr>
+      <w:tr>
+        <w:tc>
+          <w:tcPr>
+            <w:tcW w:w="378" w:type="pct"/>
+            <w:shd w:val="clear" w:color="auto" w:fill="auto"/>
+          </w:tcPr>
+          <w:p>
+            <w:pPr>
+              <w:pStyle w:val="CompactoOE3"/>
+              <w:spacing w:after="0"/>
+              <w:rPr>
+                <w:sz w:val="18"/>
+              </w:rPr>
+            </w:pPr>
+            <w:r>
+              <w:rPr>
+                <w:sz w:val="18"/>
+              </w:rPr>
+              <w:t>INC-156</w:t>
+            </w:r>
+          </w:p>
+        </w:tc>
+        <w:tc>
+          <w:tcPr>
+            <w:tcW w:w="1538" w:type="pct"/>
+            <w:shd w:val="clear" w:color="auto" w:fill="auto"/>
+          </w:tcPr>
+          <w:p>
+            <w:pPr>
+              <w:pStyle w:val="CompactoOE3"/>
+              <w:spacing w:after="0"/>
+              <w:rPr>
+                <w:sz w:val="18"/>
+              </w:rPr>
+            </w:pPr>
+            <w:r>
+              <w:rPr>
+                <w:sz w:val="18"/>
+              </w:rPr>
+              <w:t>El lado de «Girar» se dibuja con flechas curvas de Phosphor Icons</w:t>
+            </w:r>
+          </w:p>
+        </w:tc>
+        <w:tc>
+          <w:tcPr>
+            <w:tcW w:w="2348" w:type="pct"/>
+            <w:shd w:val="clear" w:color="auto" w:fill="auto"/>
+          </w:tcPr>
+          <w:p>
+            <w:pPr>
+              <w:pStyle w:val="CompactoOE3"/>
+              <w:spacing w:after="0"/>
+              <w:rPr>
+                <w:sz w:val="18"/>
+              </w:rPr>
+            </w:pPr>
+            <w:r>
+              <w:rPr>
+                <w:rStyle w:val="CdigoenlneaOE3"/>
+                <w:sz w:val="18"/>
+              </w:rPr>
+              <w:t>Level2_Maze</w:t>
+            </w:r>
+            <w:r>
+              <w:rPr>
+                <w:sz w:val="18"/>
+              </w:rPr>
+              <w:t>, índice de sprites y créditos</w:t>
+            </w:r>
+          </w:p>
+        </w:tc>
+        <w:tc>
+          <w:tcPr>
+            <w:tcW w:w="736" w:type="pct"/>
+            <w:shd w:val="clear" w:color="auto" w:fill="auto"/>
+          </w:tcPr>
+          <w:p>
+            <w:pPr>
+              <w:pStyle w:val="CompactoOE3"/>
+              <w:spacing w:after="0"/>
+              <w:rPr>
+                <w:sz w:val="18"/>
+              </w:rPr>
+            </w:pPr>
+            <w:r>
+              <w:rPr>
+                <w:sz w:val="18"/>
+              </w:rPr>
+              <w:t>13/10/2026</w:t>
+            </w:r>
+          </w:p>
+        </w:tc>
+      </w:tr>
+      <w:tr>
+        <w:tc>
+          <w:tcPr>
+            <w:tcW w:w="378" w:type="pct"/>
+            <w:shd w:val="clear" w:color="auto" w:fill="auto"/>
+          </w:tcPr>
+          <w:p>
+            <w:pPr>
+              <w:pStyle w:val="CompactoOE3"/>
+              <w:spacing w:after="0"/>
+              <w:rPr>
+                <w:sz w:val="18"/>
+              </w:rPr>
+            </w:pPr>
+            <w:r>
+              <w:rPr>
+                <w:sz w:val="18"/>
+              </w:rPr>
+              <w:t>INC-157</w:t>
+            </w:r>
+          </w:p>
+        </w:tc>
+        <w:tc>
+          <w:tcPr>
+            <w:tcW w:w="1538" w:type="pct"/>
+            <w:shd w:val="clear" w:color="auto" w:fill="auto"/>
+          </w:tcPr>
+          <w:p>
+            <w:pPr>
+              <w:pStyle w:val="CompactoOE3"/>
+              <w:spacing w:after="0"/>
+              <w:rPr>
+                <w:sz w:val="18"/>
+              </w:rPr>
+            </w:pPr>
+            <w:r>
+              <w:rPr>
+                <w:sz w:val="18"/>
+              </w:rPr>
+              <w:t>Vocabulario de grado quinto en narrativas, río y resumen del Nivel 2</w:t>
+            </w:r>
+          </w:p>
+        </w:tc>
+        <w:tc>
+          <w:tcPr>
+            <w:tcW w:w="2348" w:type="pct"/>
+            <w:shd w:val="clear" w:color="auto" w:fill="auto"/>
+          </w:tcPr>
+          <w:p>
+            <w:pPr>
+              <w:pStyle w:val="CompactoOE3"/>
+              <w:spacing w:after="0"/>
+              <w:rPr>
+                <w:sz w:val="18"/>
+              </w:rPr>
+            </w:pPr>
+            <w:r>
+              <w:rPr>
+                <w:sz w:val="18"/>
+              </w:rPr>
+              <w:t xml:space="preserve">21 reemplazos en los assets de </w:t>
+            </w:r>
+            <w:r>
+              <w:rPr>
+                <w:rStyle w:val="CdigoenlneaOE3"/>
+                <w:sz w:val="18"/>
+              </w:rPr>
+              <w:t>Narrative/</w:t>
+            </w:r>
+            <w:r>
+              <w:rPr>
+                <w:sz w:val="18"/>
+              </w:rPr>
+              <w:t xml:space="preserve">, </w:t>
+            </w:r>
+            <w:r>
+              <w:rPr>
+                <w:rStyle w:val="CdigoenlneaOE3"/>
+                <w:sz w:val="18"/>
+              </w:rPr>
+              <w:t>River/</w:t>
+            </w:r>
+            <w:r>
+              <w:rPr>
+                <w:sz w:val="18"/>
+              </w:rPr>
+              <w:t xml:space="preserve"> y </w:t>
+            </w:r>
+            <w:r>
+              <w:rPr>
+                <w:rStyle w:val="CdigoenlneaOE3"/>
+                <w:sz w:val="18"/>
+              </w:rPr>
+              <w:t>Wheel/N2_ResumenNivel</w:t>
+            </w:r>
+            <w:r>
+              <w:rPr>
+                <w:sz w:val="18"/>
+              </w:rPr>
+              <w:t>; el guion radicado espera cotejo y autorización</w:t>
+            </w:r>
+          </w:p>
+        </w:tc>
+        <w:tc>
+          <w:tcPr>
+            <w:tcW w:w="736" w:type="pct"/>
+            <w:shd w:val="clear" w:color="auto" w:fill="auto"/>
+          </w:tcPr>
+          <w:p>
+            <w:pPr>
+              <w:pStyle w:val="CompactoOE3"/>
+              <w:spacing w:after="0"/>
+              <w:rPr>
+                <w:sz w:val="18"/>
+              </w:rPr>
+            </w:pPr>
+            <w:r>
+              <w:rPr>
+                <w:sz w:val="18"/>
+              </w:rPr>
+              <w:t>13/10/2026</w:t>
+            </w:r>
+          </w:p>
+        </w:tc>
+      </w:tr>
+      <w:tr>
+        <w:tc>
+          <w:tcPr>
+            <w:tcW w:w="378" w:type="pct"/>
+            <w:shd w:val="clear" w:color="auto" w:fill="auto"/>
+          </w:tcPr>
+          <w:p>
+            <w:pPr>
+              <w:pStyle w:val="CompactoOE3"/>
+              <w:spacing w:after="0"/>
+              <w:rPr>
+                <w:sz w:val="18"/>
+              </w:rPr>
+            </w:pPr>
+            <w:r>
+              <w:rPr>
+                <w:sz w:val="18"/>
+              </w:rPr>
+              <w:t>INC-158</w:t>
+            </w:r>
+          </w:p>
+        </w:tc>
+        <w:tc>
+          <w:tcPr>
+            <w:tcW w:w="1538" w:type="pct"/>
+            <w:shd w:val="clear" w:color="auto" w:fill="auto"/>
+          </w:tcPr>
+          <w:p>
+            <w:pPr>
+              <w:pStyle w:val="CompactoOE3"/>
+              <w:spacing w:after="0"/>
+              <w:rPr>
+                <w:sz w:val="18"/>
+              </w:rPr>
+            </w:pPr>
+            <w:r>
+              <w:rPr>
+                <w:sz w:val="18"/>
+              </w:rPr>
+              <w:t>La primera mecánica explica el botón de ayuda con un aviso</w:t>
+            </w:r>
+          </w:p>
+        </w:tc>
+        <w:tc>
+          <w:tcPr>
+            <w:tcW w:w="2348" w:type="pct"/>
+            <w:shd w:val="clear" w:color="auto" w:fill="auto"/>
+          </w:tcPr>
+          <w:p>
+            <w:pPr>
+              <w:pStyle w:val="CompactoOE3"/>
+              <w:spacing w:after="0"/>
+              <w:rPr>
+                <w:sz w:val="18"/>
+              </w:rPr>
+            </w:pPr>
+            <w:r>
+              <w:rPr>
+                <w:sz w:val="18"/>
+              </w:rPr>
+              <w:t xml:space="preserve">Interfaces; </w:t>
+            </w:r>
+            <w:r>
+              <w:rPr>
+                <w:rStyle w:val="CdigoenlneaOE3"/>
+                <w:sz w:val="18"/>
+              </w:rPr>
+              <w:t>HelpButtonIntro</w:t>
+            </w:r>
+            <w:r>
+              <w:rPr>
+                <w:sz w:val="18"/>
+              </w:rPr>
+              <w:t xml:space="preserve">, </w:t>
+            </w:r>
+            <w:r>
+              <w:rPr>
+                <w:rStyle w:val="CdigoenlneaOE3"/>
+                <w:sz w:val="18"/>
+              </w:rPr>
+              <w:t>FireHelpIntro</w:t>
+            </w:r>
+            <w:r>
+              <w:rPr>
+                <w:sz w:val="18"/>
+              </w:rPr>
+              <w:t xml:space="preserve"> y </w:t>
+            </w:r>
+            <w:r>
+              <w:rPr>
+                <w:rStyle w:val="CdigoenlneaOE3"/>
+                <w:sz w:val="18"/>
+              </w:rPr>
+              <w:t>N1_Mensajes</w:t>
+            </w:r>
+          </w:p>
+        </w:tc>
+        <w:tc>
+          <w:tcPr>
+            <w:tcW w:w="736" w:type="pct"/>
+            <w:shd w:val="clear" w:color="auto" w:fill="auto"/>
+          </w:tcPr>
+          <w:p>
+            <w:pPr>
+              <w:pStyle w:val="CompactoOE3"/>
+              <w:spacing w:after="0"/>
+              <w:rPr>
+                <w:sz w:val="18"/>
+              </w:rPr>
+            </w:pPr>
+            <w:r>
+              <w:rPr>
+                <w:sz w:val="18"/>
+              </w:rPr>
+              <w:t>13/10/2026</w:t>
+            </w:r>
+          </w:p>
+        </w:tc>
+      </w:tr>
+      <w:tr>
+        <w:tc>
+          <w:tcPr>
+            <w:tcW w:w="378" w:type="pct"/>
+            <w:shd w:val="clear" w:color="auto" w:fill="auto"/>
+          </w:tcPr>
+          <w:p>
+            <w:pPr>
+              <w:pStyle w:val="CompactoOE3"/>
+              <w:spacing w:after="0"/>
+              <w:rPr>
+                <w:sz w:val="18"/>
+              </w:rPr>
+            </w:pPr>
+            <w:r>
+              <w:rPr>
+                <w:sz w:val="18"/>
+              </w:rPr>
+              <w:t>INC-159</w:t>
+            </w:r>
+          </w:p>
+        </w:tc>
+        <w:tc>
+          <w:tcPr>
+            <w:tcW w:w="1538" w:type="pct"/>
+            <w:shd w:val="clear" w:color="auto" w:fill="auto"/>
+          </w:tcPr>
+          <w:p>
+            <w:pPr>
+              <w:pStyle w:val="CompactoOE3"/>
+              <w:spacing w:after="0"/>
+              <w:rPr>
+                <w:sz w:val="18"/>
+              </w:rPr>
+            </w:pPr>
+            <w:r>
+              <w:rPr>
+                <w:sz w:val="18"/>
+              </w:rPr>
+              <w:t>La pausa pasa de tres botones a cinco; deja sin efecto a INC-49 en el número de botones</w:t>
+            </w:r>
+          </w:p>
+        </w:tc>
+        <w:tc>
+          <w:tcPr>
+            <w:tcW w:w="2348" w:type="pct"/>
+            <w:shd w:val="clear" w:color="auto" w:fill="auto"/>
+          </w:tcPr>
+          <w:p>
+            <w:pPr>
+              <w:pStyle w:val="CompactoOE3"/>
+              <w:spacing w:after="0"/>
+              <w:rPr>
+                <w:sz w:val="18"/>
+              </w:rPr>
+            </w:pPr>
+            <w:r>
+              <w:rPr>
+                <w:sz w:val="18"/>
+              </w:rPr>
+              <w:t xml:space="preserve">OE1, OE2 (RF-07 y HU-17) e Interfaces; </w:t>
+            </w:r>
+            <w:r>
+              <w:rPr>
+                <w:rStyle w:val="CdigoenlneaOE3"/>
+                <w:sz w:val="18"/>
+              </w:rPr>
+              <w:t>MenuPausa.prefab</w:t>
+            </w:r>
+            <w:r>
+              <w:rPr>
+                <w:sz w:val="18"/>
+              </w:rPr>
+              <w:t xml:space="preserve"> y </w:t>
+            </w:r>
+            <w:r>
+              <w:rPr>
+                <w:rStyle w:val="CdigoenlneaOE3"/>
+                <w:sz w:val="18"/>
+              </w:rPr>
+              <w:t>PauseMenuContent</w:t>
+            </w:r>
+            <w:r>
+              <w:rPr>
+                <w:sz w:val="18"/>
+              </w:rPr>
+              <w:t>. Los radicados esperan autorización</w:t>
+            </w:r>
+          </w:p>
+        </w:tc>
+        <w:tc>
+          <w:tcPr>
+            <w:tcW w:w="736" w:type="pct"/>
+            <w:shd w:val="clear" w:color="auto" w:fill="auto"/>
+          </w:tcPr>
+          <w:p>
+            <w:pPr>
+              <w:pStyle w:val="CompactoOE3"/>
+              <w:spacing w:after="0"/>
+              <w:rPr>
+                <w:sz w:val="18"/>
+              </w:rPr>
+            </w:pPr>
+            <w:r>
+              <w:rPr>
+                <w:sz w:val="18"/>
+              </w:rPr>
+              <w:t>13/10/2026</w:t>
+            </w:r>
+          </w:p>
+        </w:tc>
+      </w:tr>
+      <w:tr>
+        <w:tc>
+          <w:tcPr>
+            <w:tcW w:w="378" w:type="pct"/>
+            <w:shd w:val="clear" w:color="auto" w:fill="auto"/>
+          </w:tcPr>
+          <w:p>
+            <w:pPr>
+              <w:pStyle w:val="CompactoOE3"/>
+              <w:spacing w:after="0"/>
+              <w:rPr>
+                <w:sz w:val="18"/>
+              </w:rPr>
+            </w:pPr>
+            <w:r>
+              <w:rPr>
+                <w:sz w:val="18"/>
+              </w:rPr>
+              <w:t>INC-160</w:t>
+            </w:r>
+          </w:p>
+        </w:tc>
+        <w:tc>
+          <w:tcPr>
+            <w:tcW w:w="1538" w:type="pct"/>
+            <w:shd w:val="clear" w:color="auto" w:fill="auto"/>
+          </w:tcPr>
+          <w:p>
+            <w:pPr>
+              <w:pStyle w:val="CompactoOE3"/>
+              <w:spacing w:after="0"/>
+              <w:rPr>
+                <w:sz w:val="18"/>
+              </w:rPr>
+            </w:pPr>
+            <w:r>
+              <w:rPr>
+                <w:sz w:val="18"/>
+              </w:rPr>
+              <w:t>El diálogo tiene «Atrás»</w:t>
+            </w:r>
+          </w:p>
+        </w:tc>
+        <w:tc>
+          <w:tcPr>
+            <w:tcW w:w="2348" w:type="pct"/>
+            <w:shd w:val="clear" w:color="auto" w:fill="auto"/>
+          </w:tcPr>
+          <w:p>
+            <w:pPr>
+              <w:pStyle w:val="CompactoOE3"/>
+              <w:spacing w:after="0"/>
+              <w:rPr>
+                <w:sz w:val="18"/>
+              </w:rPr>
+            </w:pPr>
+            <w:r>
+              <w:rPr>
+                <w:sz w:val="18"/>
+              </w:rPr>
+              <w:t xml:space="preserve">Interfaces; </w:t>
+            </w:r>
+            <w:r>
+              <w:rPr>
+                <w:rStyle w:val="CdigoenlneaOE3"/>
+                <w:sz w:val="18"/>
+              </w:rPr>
+              <w:t>DialogueRunner</w:t>
+            </w:r>
+            <w:r>
+              <w:rPr>
+                <w:sz w:val="18"/>
+              </w:rPr>
+              <w:t xml:space="preserve">, </w:t>
+            </w:r>
+            <w:r>
+              <w:rPr>
+                <w:rStyle w:val="CdigoenlneaOE3"/>
+                <w:sz w:val="18"/>
+              </w:rPr>
+              <w:t>ActorTimeline</w:t>
+            </w:r>
+            <w:r>
+              <w:rPr>
+                <w:sz w:val="18"/>
+              </w:rPr>
+              <w:t xml:space="preserve">, </w:t>
+            </w:r>
+            <w:r>
+              <w:rPr>
+                <w:rStyle w:val="CdigoenlneaOE3"/>
+                <w:sz w:val="18"/>
+              </w:rPr>
+              <w:t>NarrativeSceneController</w:t>
+            </w:r>
+            <w:r>
+              <w:rPr>
+                <w:sz w:val="18"/>
+              </w:rPr>
+              <w:t xml:space="preserve"> y </w:t>
+            </w:r>
+            <w:r>
+              <w:rPr>
+                <w:rStyle w:val="CdigoenlneaOE3"/>
+                <w:sz w:val="18"/>
+              </w:rPr>
+              <w:t>Narrative.unity</w:t>
+            </w:r>
+          </w:p>
+        </w:tc>
+        <w:tc>
+          <w:tcPr>
+            <w:tcW w:w="736" w:type="pct"/>
+            <w:shd w:val="clear" w:color="auto" w:fill="auto"/>
+          </w:tcPr>
+          <w:p>
+            <w:pPr>
+              <w:pStyle w:val="CompactoOE3"/>
+              <w:spacing w:after="0"/>
+              <w:rPr>
+                <w:sz w:val="18"/>
+              </w:rPr>
+            </w:pPr>
+            <w:r>
+              <w:rPr>
+                <w:sz w:val="18"/>
+              </w:rPr>
+              <w:t>13/10/2026</w:t>
             </w:r>
           </w:p>
         </w:tc>
@@ -4965,8 +7012,9 @@
       <w:pPr>
         <w:pStyle w:val="Ttulo2"/>
       </w:pPr>
-      <w:bookmarkStart w:id="4" w:name="_Toc242545008"/>
-      <w:r>
+      <w:bookmarkStart w:id="4" w:name="_Toc242827141"/>
+      <w:r>
+        <w:lastRenderedPageBreak/>
         <w:t>4. Verificación</w:t>
       </w:r>
       <w:bookmarkEnd w:id="4"/>
@@ -4984,7 +7032,6 @@
         <w:pStyle w:val="PrimerprrafoOE3"/>
       </w:pPr>
       <w:r>
-        <w:lastRenderedPageBreak/>
         <w:t xml:space="preserve">En el corte, </w:t>
       </w:r>
       <w:r>
@@ -5461,6 +7508,7 @@
               <w:rPr>
                 <w:sz w:val="18"/>
               </w:rPr>
+              <w:lastRenderedPageBreak/>
               <w:t>CP-03</w:t>
             </w:r>
           </w:p>
@@ -5482,14 +7530,7 @@
               <w:rPr>
                 <w:sz w:val="18"/>
               </w:rPr>
-              <w:t xml:space="preserve">Ninguna ruta ni ningún texto del </w:t>
-            </w:r>
-            <w:r>
-              <w:rPr>
-                <w:sz w:val="18"/>
-              </w:rPr>
-              <w:lastRenderedPageBreak/>
-              <w:t>estudiante llega a las cifras</w:t>
+              <w:t>Ninguna ruta ni ningún texto del estudiante llega a las cifras</w:t>
             </w:r>
           </w:p>
         </w:tc>
@@ -5511,7 +7552,6 @@
                 <w:rStyle w:val="CdigoenlneaOE3"/>
                 <w:sz w:val="18"/>
               </w:rPr>
-              <w:lastRenderedPageBreak/>
               <w:t>TeacherReport_CP03_NingunaRutaDelEstudianteAlcanzaLaPantallaDeCifras</w:t>
             </w:r>
             <w:r>
@@ -6022,7 +8062,14 @@
               <w:rPr>
                 <w:sz w:val="18"/>
               </w:rPr>
-              <w:t>RF-01, RNF-02, RNF-10</w:t>
+              <w:t>RF-01, RNF-</w:t>
+            </w:r>
+            <w:r>
+              <w:rPr>
+                <w:sz w:val="18"/>
+              </w:rPr>
+              <w:lastRenderedPageBreak/>
+              <w:t>02, RNF-10</w:t>
             </w:r>
           </w:p>
         </w:tc>
@@ -6043,14 +8090,15 @@
               <w:rPr>
                 <w:sz w:val="18"/>
               </w:rPr>
-              <w:t xml:space="preserve">Identidad y configuración del ejecutable; servicios de Unity </w:t>
-            </w:r>
-            <w:r>
-              <w:rPr>
-                <w:sz w:val="18"/>
-              </w:rPr>
               <w:lastRenderedPageBreak/>
-              <w:t>apagados al compilar</w:t>
+              <w:t>Identidad y configuraci</w:t>
+            </w:r>
+            <w:r>
+              <w:rPr>
+                <w:sz w:val="18"/>
+              </w:rPr>
+              <w:lastRenderedPageBreak/>
+              <w:t>ón del ejecutable; servicios de Unity apagados al compilar</w:t>
             </w:r>
           </w:p>
         </w:tc>
@@ -6336,6 +8384,278 @@
                 <w:sz w:val="18"/>
               </w:rPr>
               <w:t>SceneLoader_RNF04_CadaCargaDejaSuTiempoEnElRegistro</w:t>
+            </w:r>
+          </w:p>
+        </w:tc>
+      </w:tr>
+      <w:tr>
+        <w:tc>
+          <w:tcPr>
+            <w:tcW w:w="544" w:type="pct"/>
+            <w:shd w:val="clear" w:color="auto" w:fill="auto"/>
+          </w:tcPr>
+          <w:p>
+            <w:pPr>
+              <w:pStyle w:val="CompactoOE3"/>
+              <w:spacing w:after="0"/>
+              <w:rPr>
+                <w:sz w:val="18"/>
+              </w:rPr>
+            </w:pPr>
+            <w:r>
+              <w:rPr>
+                <w:sz w:val="18"/>
+              </w:rPr>
+              <w:t>INC-159</w:t>
+            </w:r>
+          </w:p>
+        </w:tc>
+        <w:tc>
+          <w:tcPr>
+            <w:tcW w:w="730" w:type="pct"/>
+            <w:shd w:val="clear" w:color="auto" w:fill="auto"/>
+          </w:tcPr>
+          <w:p>
+            <w:pPr>
+              <w:pStyle w:val="CompactoOE3"/>
+              <w:spacing w:after="0"/>
+              <w:rPr>
+                <w:sz w:val="18"/>
+              </w:rPr>
+            </w:pPr>
+            <w:r>
+              <w:rPr>
+                <w:sz w:val="18"/>
+              </w:rPr>
+              <w:t>La pausa tiene cinco botones, en orden y cableados</w:t>
+            </w:r>
+          </w:p>
+        </w:tc>
+        <w:tc>
+          <w:tcPr>
+            <w:tcW w:w="3727" w:type="pct"/>
+            <w:shd w:val="clear" w:color="auto" w:fill="auto"/>
+          </w:tcPr>
+          <w:p>
+            <w:pPr>
+              <w:pStyle w:val="CompactoOE3"/>
+              <w:spacing w:after="0"/>
+              <w:rPr>
+                <w:sz w:val="18"/>
+              </w:rPr>
+            </w:pPr>
+            <w:r>
+              <w:rPr>
+                <w:rStyle w:val="CdigoenlneaOE3"/>
+                <w:sz w:val="18"/>
+              </w:rPr>
+              <w:t>PauseMenu_INC159_ElPanelBaseTieneCincoBotonesEnOrdenYCableados</w:t>
+            </w:r>
+          </w:p>
+        </w:tc>
+      </w:tr>
+      <w:tr>
+        <w:tc>
+          <w:tcPr>
+            <w:tcW w:w="544" w:type="pct"/>
+            <w:shd w:val="clear" w:color="auto" w:fill="auto"/>
+          </w:tcPr>
+          <w:p>
+            <w:pPr>
+              <w:pStyle w:val="CompactoOE3"/>
+              <w:spacing w:after="0"/>
+              <w:rPr>
+                <w:sz w:val="18"/>
+              </w:rPr>
+            </w:pPr>
+            <w:r>
+              <w:rPr>
+                <w:sz w:val="18"/>
+              </w:rPr>
+              <w:t>INC-160</w:t>
+            </w:r>
+          </w:p>
+        </w:tc>
+        <w:tc>
+          <w:tcPr>
+            <w:tcW w:w="730" w:type="pct"/>
+            <w:shd w:val="clear" w:color="auto" w:fill="auto"/>
+          </w:tcPr>
+          <w:p>
+            <w:pPr>
+              <w:pStyle w:val="CompactoOE3"/>
+              <w:spacing w:after="0"/>
+              <w:rPr>
+                <w:sz w:val="18"/>
+              </w:rPr>
+            </w:pPr>
+            <w:r>
+              <w:rPr>
+                <w:sz w:val="18"/>
+              </w:rPr>
+              <w:t>«Omitir» va encima de «Continuar» y «Atrás» en su fila, sin pisarse</w:t>
+            </w:r>
+          </w:p>
+        </w:tc>
+        <w:tc>
+          <w:tcPr>
+            <w:tcW w:w="3727" w:type="pct"/>
+            <w:shd w:val="clear" w:color="auto" w:fill="auto"/>
+          </w:tcPr>
+          <w:p>
+            <w:pPr>
+              <w:pStyle w:val="CompactoOE3"/>
+              <w:spacing w:after="0"/>
+              <w:rPr>
+                <w:sz w:val="18"/>
+              </w:rPr>
+            </w:pPr>
+            <w:r>
+              <w:rPr>
+                <w:rStyle w:val="CdigoenlneaOE3"/>
+                <w:sz w:val="18"/>
+              </w:rPr>
+              <w:t>NarrativeScene_INC160_OmitirVaEncimaDeContinuarAtrasEnSuFilaYNingunoPisaAlOtro</w:t>
+            </w:r>
+          </w:p>
+        </w:tc>
+      </w:tr>
+      <w:tr>
+        <w:tc>
+          <w:tcPr>
+            <w:tcW w:w="544" w:type="pct"/>
+            <w:shd w:val="clear" w:color="auto" w:fill="auto"/>
+          </w:tcPr>
+          <w:p>
+            <w:pPr>
+              <w:pStyle w:val="CompactoOE3"/>
+              <w:spacing w:after="0"/>
+              <w:rPr>
+                <w:sz w:val="18"/>
+              </w:rPr>
+            </w:pPr>
+            <w:r>
+              <w:rPr>
+                <w:sz w:val="18"/>
+              </w:rPr>
+              <w:t>INC-158</w:t>
+            </w:r>
+          </w:p>
+        </w:tc>
+        <w:tc>
+          <w:tcPr>
+            <w:tcW w:w="730" w:type="pct"/>
+            <w:shd w:val="clear" w:color="auto" w:fill="auto"/>
+          </w:tcPr>
+          <w:p>
+            <w:pPr>
+              <w:pStyle w:val="CompactoOE3"/>
+              <w:spacing w:after="0"/>
+              <w:rPr>
+                <w:sz w:val="18"/>
+              </w:rPr>
+            </w:pPr>
+            <w:r>
+              <w:rPr>
+                <w:sz w:val="18"/>
+              </w:rPr>
+              <w:t xml:space="preserve">El aviso del botón de ayuda sale </w:t>
+            </w:r>
+            <w:r>
+              <w:rPr>
+                <w:sz w:val="18"/>
+              </w:rPr>
+              <w:lastRenderedPageBreak/>
+              <w:t>mientras el perfil no haya confirmado la fase 1</w:t>
+            </w:r>
+          </w:p>
+        </w:tc>
+        <w:tc>
+          <w:tcPr>
+            <w:tcW w:w="3727" w:type="pct"/>
+            <w:shd w:val="clear" w:color="auto" w:fill="auto"/>
+          </w:tcPr>
+          <w:p>
+            <w:pPr>
+              <w:pStyle w:val="CompactoOE3"/>
+              <w:spacing w:after="0"/>
+              <w:rPr>
+                <w:sz w:val="18"/>
+              </w:rPr>
+            </w:pPr>
+            <w:r>
+              <w:rPr>
+                <w:rStyle w:val="CdigoenlneaOE3"/>
+                <w:sz w:val="18"/>
+              </w:rPr>
+              <w:lastRenderedPageBreak/>
+              <w:t>FireHelpIntro_INC158_SaleMientrasElPerfilNoHayaConfirmadoLaFase1</w:t>
+            </w:r>
+          </w:p>
+        </w:tc>
+      </w:tr>
+      <w:tr>
+        <w:tc>
+          <w:tcPr>
+            <w:tcW w:w="544" w:type="pct"/>
+            <w:shd w:val="clear" w:color="auto" w:fill="auto"/>
+          </w:tcPr>
+          <w:p>
+            <w:pPr>
+              <w:pStyle w:val="CompactoOE3"/>
+              <w:spacing w:after="0"/>
+              <w:rPr>
+                <w:sz w:val="18"/>
+              </w:rPr>
+            </w:pPr>
+            <w:r>
+              <w:rPr>
+                <w:sz w:val="18"/>
+              </w:rPr>
+              <w:t>INC-155</w:t>
+            </w:r>
+          </w:p>
+        </w:tc>
+        <w:tc>
+          <w:tcPr>
+            <w:tcW w:w="730" w:type="pct"/>
+            <w:shd w:val="clear" w:color="auto" w:fill="auto"/>
+          </w:tcPr>
+          <w:p>
+            <w:pPr>
+              <w:pStyle w:val="CompactoOE3"/>
+              <w:spacing w:after="0"/>
+              <w:rPr>
+                <w:sz w:val="18"/>
+              </w:rPr>
+            </w:pPr>
+            <w:r>
+              <w:rPr>
+                <w:sz w:val="18"/>
+              </w:rPr>
+              <w:t>Con el cursor sobre el objeto, ninguna categoría se aparta</w:t>
+            </w:r>
+          </w:p>
+        </w:tc>
+        <w:tc>
+          <w:tcPr>
+            <w:tcW w:w="3727" w:type="pct"/>
+            <w:shd w:val="clear" w:color="auto" w:fill="auto"/>
+          </w:tcPr>
+          <w:p>
+            <w:pPr>
+              <w:pStyle w:val="CompactoOE3"/>
+              <w:spacing w:after="0"/>
+              <w:rPr>
+                <w:sz w:val="18"/>
+              </w:rPr>
+            </w:pPr>
+            <w:r>
+              <w:rPr>
+                <w:rStyle w:val="CdigoenlneaOE3"/>
+                <w:sz w:val="18"/>
+              </w:rPr>
+              <w:t>ForestObjectNudge_INC155_ConElCursorSobreElObjetoNoSeApartaNingunaCategoria</w:t>
             </w:r>
           </w:p>
         </w:tc>
@@ -6354,7 +8674,7 @@
         <w:pStyle w:val="PrimerprrafoOE3"/>
       </w:pPr>
       <w:r>
-        <w:t>La Tabla G.6 recoge las corridas del incremento y las corridas completas del cierre, con las cifras de la Tabla 9.2 del documento principal. Las del 25/09, el 30/09 y el 01/10/2026 se hicieron con el Editor abierto y la vista de juego a 1920 × 1080.</w:t>
+        <w:t>La Tabla G.6 recoge las corridas del incremento y las corridas completas del cierre, con las cifras de la Tabla 9.2 del documento principal; la fila del 13/10/2026 está también en su Tabla 9.6. Las del 25/09, el 30/09 y el 01/10/2026 se hicieron con el Editor abierto y la vista de juego a 1920 × 1080.</w:t>
       </w:r>
     </w:p>
     <w:p>
@@ -6748,14 +9068,7 @@
               <w:rPr>
                 <w:sz w:val="18"/>
               </w:rPr>
-              <w:t xml:space="preserve"> (&lt; 10 s). Fallaron la prueba de memoria (2 831 MB en un Editor que sin el </w:t>
-            </w:r>
-            <w:r>
-              <w:rPr>
-                <w:sz w:val="18"/>
-              </w:rPr>
-              <w:lastRenderedPageBreak/>
-              <w:t>nivel ya reservaba 2 652 MB) y la de destellos del hundimiento, por un cuadro largo; aislada, pasó</w:t>
+              <w:t xml:space="preserve"> (&lt; 10 s). Fallaron la prueba de memoria (2 831 MB en un Editor que sin el nivel ya reservaba 2 652 MB) y la de destellos del hundimiento, por un cuadro largo; aislada, pasó</w:t>
             </w:r>
           </w:p>
         </w:tc>
@@ -6778,118 +9091,130 @@
               <w:rPr>
                 <w:sz w:val="18"/>
               </w:rPr>
+              <w:t>30/09/2026</w:t>
+            </w:r>
+          </w:p>
+        </w:tc>
+        <w:tc>
+          <w:tcPr>
+            <w:tcW w:w="1018" w:type="pct"/>
+            <w:shd w:val="clear" w:color="auto" w:fill="auto"/>
+          </w:tcPr>
+          <w:p>
+            <w:pPr>
+              <w:pStyle w:val="CompactoOE3"/>
+              <w:spacing w:after="0"/>
+              <w:rPr>
+                <w:sz w:val="18"/>
+              </w:rPr>
+            </w:pPr>
+            <w:r>
+              <w:rPr>
+                <w:sz w:val="18"/>
+              </w:rPr>
+              <w:t>Línea base del cierre (</w:t>
+            </w:r>
+            <w:r>
+              <w:rPr>
+                <w:rStyle w:val="CdigoenlneaOE3"/>
+                <w:sz w:val="18"/>
+              </w:rPr>
+              <w:t>359365e</w:t>
+            </w:r>
+            <w:r>
+              <w:rPr>
+                <w:sz w:val="18"/>
+              </w:rPr>
+              <w:t>)</w:t>
+            </w:r>
+          </w:p>
+        </w:tc>
+        <w:tc>
+          <w:tcPr>
+            <w:tcW w:w="759" w:type="pct"/>
+            <w:shd w:val="clear" w:color="auto" w:fill="auto"/>
+          </w:tcPr>
+          <w:p>
+            <w:pPr>
+              <w:pStyle w:val="CompactoOE3"/>
+              <w:spacing w:after="0"/>
+              <w:rPr>
+                <w:sz w:val="18"/>
+              </w:rPr>
+            </w:pPr>
+            <w:r>
+              <w:rPr>
+                <w:sz w:val="18"/>
+              </w:rPr>
+              <w:t>390 de 391 (1 omitida)</w:t>
+            </w:r>
+          </w:p>
+        </w:tc>
+        <w:tc>
+          <w:tcPr>
+            <w:tcW w:w="779" w:type="pct"/>
+            <w:shd w:val="clear" w:color="auto" w:fill="auto"/>
+          </w:tcPr>
+          <w:p>
+            <w:pPr>
+              <w:pStyle w:val="CompactoOE3"/>
+              <w:spacing w:after="0"/>
+              <w:rPr>
+                <w:sz w:val="18"/>
+              </w:rPr>
+            </w:pPr>
+            <w:r>
+              <w:rPr>
+                <w:sz w:val="18"/>
+              </w:rPr>
+              <w:t>332 de 332</w:t>
+            </w:r>
+          </w:p>
+        </w:tc>
+        <w:tc>
+          <w:tcPr>
+            <w:tcW w:w="1733" w:type="pct"/>
+            <w:shd w:val="clear" w:color="auto" w:fill="auto"/>
+          </w:tcPr>
+          <w:p>
+            <w:pPr>
+              <w:pStyle w:val="CompactoOE3"/>
+              <w:spacing w:after="0"/>
+              <w:rPr>
+                <w:sz w:val="18"/>
+              </w:rPr>
+            </w:pPr>
+            <w:r>
+              <w:rPr>
+                <w:sz w:val="18"/>
+              </w:rPr>
+              <w:t xml:space="preserve">La corrida por lotes que acompañó a </w:t>
+            </w:r>
+            <w:r>
+              <w:rPr>
+                <w:rStyle w:val="CdigoenlneaOE3"/>
+                <w:sz w:val="18"/>
+              </w:rPr>
+              <w:t>37b3cb7</w:t>
+            </w:r>
+            <w:r>
+              <w:rPr>
+                <w:sz w:val="18"/>
+              </w:rPr>
+              <w:t xml:space="preserve"> </w:t>
+            </w:r>
+            <w:r>
+              <w:rPr>
+                <w:sz w:val="18"/>
+              </w:rPr>
+              <w:t xml:space="preserve">dio 313 de 332 en PlayMode: trece fallos de disposición por la </w:t>
+            </w:r>
+            <w:r>
+              <w:rPr>
+                <w:sz w:val="18"/>
+              </w:rPr>
               <w:lastRenderedPageBreak/>
-              <w:t>30/09/2026</w:t>
-            </w:r>
-          </w:p>
-        </w:tc>
-        <w:tc>
-          <w:tcPr>
-            <w:tcW w:w="1018" w:type="pct"/>
-            <w:shd w:val="clear" w:color="auto" w:fill="auto"/>
-          </w:tcPr>
-          <w:p>
-            <w:pPr>
-              <w:pStyle w:val="CompactoOE3"/>
-              <w:spacing w:after="0"/>
-              <w:rPr>
-                <w:sz w:val="18"/>
-              </w:rPr>
-            </w:pPr>
-            <w:r>
-              <w:rPr>
-                <w:sz w:val="18"/>
-              </w:rPr>
-              <w:t>Línea base del cierre (</w:t>
-            </w:r>
-            <w:r>
-              <w:rPr>
-                <w:rStyle w:val="CdigoenlneaOE3"/>
-                <w:sz w:val="18"/>
-              </w:rPr>
-              <w:t>359365e</w:t>
-            </w:r>
-            <w:r>
-              <w:rPr>
-                <w:sz w:val="18"/>
-              </w:rPr>
-              <w:t>)</w:t>
-            </w:r>
-          </w:p>
-        </w:tc>
-        <w:tc>
-          <w:tcPr>
-            <w:tcW w:w="759" w:type="pct"/>
-            <w:shd w:val="clear" w:color="auto" w:fill="auto"/>
-          </w:tcPr>
-          <w:p>
-            <w:pPr>
-              <w:pStyle w:val="CompactoOE3"/>
-              <w:spacing w:after="0"/>
-              <w:rPr>
-                <w:sz w:val="18"/>
-              </w:rPr>
-            </w:pPr>
-            <w:r>
-              <w:rPr>
-                <w:sz w:val="18"/>
-              </w:rPr>
-              <w:t>390 de 391 (1 omitida)</w:t>
-            </w:r>
-          </w:p>
-        </w:tc>
-        <w:tc>
-          <w:tcPr>
-            <w:tcW w:w="779" w:type="pct"/>
-            <w:shd w:val="clear" w:color="auto" w:fill="auto"/>
-          </w:tcPr>
-          <w:p>
-            <w:pPr>
-              <w:pStyle w:val="CompactoOE3"/>
-              <w:spacing w:after="0"/>
-              <w:rPr>
-                <w:sz w:val="18"/>
-              </w:rPr>
-            </w:pPr>
-            <w:r>
-              <w:rPr>
-                <w:sz w:val="18"/>
-              </w:rPr>
-              <w:t>332 de 332</w:t>
-            </w:r>
-          </w:p>
-        </w:tc>
-        <w:tc>
-          <w:tcPr>
-            <w:tcW w:w="1733" w:type="pct"/>
-            <w:shd w:val="clear" w:color="auto" w:fill="auto"/>
-          </w:tcPr>
-          <w:p>
-            <w:pPr>
-              <w:pStyle w:val="CompactoOE3"/>
-              <w:spacing w:after="0"/>
-              <w:rPr>
-                <w:sz w:val="18"/>
-              </w:rPr>
-            </w:pPr>
-            <w:r>
-              <w:rPr>
-                <w:sz w:val="18"/>
-              </w:rPr>
-              <w:t xml:space="preserve">La corrida por lotes que acompañó a </w:t>
-            </w:r>
-            <w:r>
-              <w:rPr>
-                <w:rStyle w:val="CdigoenlneaOE3"/>
-                <w:sz w:val="18"/>
-              </w:rPr>
-              <w:t>37b3cb7</w:t>
-            </w:r>
-            <w:r>
-              <w:rPr>
-                <w:sz w:val="18"/>
-              </w:rPr>
-              <w:t xml:space="preserve"> dio 313 de 332 en PlayMode: trece fallos de disposición por la vista de 640 × 480, que pasan con el Editor abierto</w:t>
+              <w:t>vista de 640 × 480, que pasan con el Editor abierto</w:t>
             </w:r>
           </w:p>
         </w:tc>
@@ -6912,6 +9237,7 @@
               <w:rPr>
                 <w:sz w:val="18"/>
               </w:rPr>
+              <w:lastRenderedPageBreak/>
               <w:t>01/10/2026</w:t>
             </w:r>
           </w:p>
@@ -7318,6 +9644,254 @@
                 <w:sz w:val="18"/>
               </w:rPr>
               <w:t>8,9 s y 29 min (1 743,5 s)</w:t>
+            </w:r>
+          </w:p>
+        </w:tc>
+      </w:tr>
+      <w:tr>
+        <w:tc>
+          <w:tcPr>
+            <w:tcW w:w="711" w:type="pct"/>
+            <w:shd w:val="clear" w:color="auto" w:fill="auto"/>
+          </w:tcPr>
+          <w:p>
+            <w:pPr>
+              <w:pStyle w:val="CompactoOE3"/>
+              <w:spacing w:after="0"/>
+              <w:rPr>
+                <w:sz w:val="18"/>
+              </w:rPr>
+            </w:pPr>
+            <w:r>
+              <w:rPr>
+                <w:sz w:val="18"/>
+              </w:rPr>
+              <w:t>13/10/2026</w:t>
+            </w:r>
+          </w:p>
+        </w:tc>
+        <w:tc>
+          <w:tcPr>
+            <w:tcW w:w="1018" w:type="pct"/>
+            <w:shd w:val="clear" w:color="auto" w:fill="auto"/>
+          </w:tcPr>
+          <w:p>
+            <w:pPr>
+              <w:pStyle w:val="CompactoOE3"/>
+              <w:spacing w:after="0"/>
+              <w:rPr>
+                <w:sz w:val="18"/>
+              </w:rPr>
+            </w:pPr>
+            <w:r>
+              <w:rPr>
+                <w:sz w:val="18"/>
+              </w:rPr>
+              <w:t xml:space="preserve">Verificación de rc4 sobre </w:t>
+            </w:r>
+            <w:r>
+              <w:rPr>
+                <w:rStyle w:val="CdigoenlneaOE3"/>
+                <w:sz w:val="18"/>
+              </w:rPr>
+              <w:t>0405eba</w:t>
+            </w:r>
+          </w:p>
+        </w:tc>
+        <w:tc>
+          <w:tcPr>
+            <w:tcW w:w="759" w:type="pct"/>
+            <w:shd w:val="clear" w:color="auto" w:fill="auto"/>
+          </w:tcPr>
+          <w:p>
+            <w:pPr>
+              <w:pStyle w:val="CompactoOE3"/>
+              <w:spacing w:after="0"/>
+              <w:rPr>
+                <w:sz w:val="18"/>
+              </w:rPr>
+            </w:pPr>
+            <w:r>
+              <w:rPr>
+                <w:sz w:val="18"/>
+              </w:rPr>
+              <w:t>792 de 793 (1 omitida)</w:t>
+            </w:r>
+          </w:p>
+        </w:tc>
+        <w:tc>
+          <w:tcPr>
+            <w:tcW w:w="779" w:type="pct"/>
+            <w:shd w:val="clear" w:color="auto" w:fill="auto"/>
+          </w:tcPr>
+          <w:p>
+            <w:pPr>
+              <w:pStyle w:val="CompactoOE3"/>
+              <w:spacing w:after="0"/>
+              <w:rPr>
+                <w:sz w:val="18"/>
+              </w:rPr>
+            </w:pPr>
+            <w:r>
+              <w:rPr>
+                <w:sz w:val="18"/>
+              </w:rPr>
+              <w:t>435 de 435</w:t>
+            </w:r>
+          </w:p>
+        </w:tc>
+        <w:tc>
+          <w:tcPr>
+            <w:tcW w:w="1733" w:type="pct"/>
+            <w:shd w:val="clear" w:color="auto" w:fill="auto"/>
+          </w:tcPr>
+          <w:p>
+            <w:pPr>
+              <w:pStyle w:val="CompactoOE3"/>
+              <w:spacing w:after="0"/>
+              <w:rPr>
+                <w:sz w:val="18"/>
+              </w:rPr>
+            </w:pPr>
+            <w:r>
+              <w:rPr>
+                <w:rStyle w:val="CdigoenlneaOE3"/>
+                <w:sz w:val="18"/>
+              </w:rPr>
+              <w:t>suite2.ps1</w:t>
+            </w:r>
+            <w:r>
+              <w:rPr>
+                <w:sz w:val="18"/>
+              </w:rPr>
+              <w:t xml:space="preserve"> en 24,4 min con 1 228 pruebas listadas y ejecutadas una vez; es el commit del que se compiló rc4</w:t>
+            </w:r>
+          </w:p>
+        </w:tc>
+      </w:tr>
+      <w:tr>
+        <w:tc>
+          <w:tcPr>
+            <w:tcW w:w="711" w:type="pct"/>
+            <w:shd w:val="clear" w:color="auto" w:fill="auto"/>
+          </w:tcPr>
+          <w:p>
+            <w:pPr>
+              <w:pStyle w:val="CompactoOE3"/>
+              <w:spacing w:after="0"/>
+              <w:rPr>
+                <w:sz w:val="18"/>
+              </w:rPr>
+            </w:pPr>
+            <w:r>
+              <w:rPr>
+                <w:sz w:val="18"/>
+              </w:rPr>
+              <w:t>13/10/2026</w:t>
+            </w:r>
+          </w:p>
+        </w:tc>
+        <w:tc>
+          <w:tcPr>
+            <w:tcW w:w="1018" w:type="pct"/>
+            <w:shd w:val="clear" w:color="auto" w:fill="auto"/>
+          </w:tcPr>
+          <w:p>
+            <w:pPr>
+              <w:pStyle w:val="CompactoOE3"/>
+              <w:spacing w:after="0"/>
+              <w:rPr>
+                <w:sz w:val="18"/>
+              </w:rPr>
+            </w:pPr>
+            <w:r>
+              <w:rPr>
+                <w:sz w:val="18"/>
+              </w:rPr>
+              <w:t>Verificación de rc4 (</w:t>
+            </w:r>
+            <w:r>
+              <w:rPr>
+                <w:rStyle w:val="CdigoenlneaOE3"/>
+                <w:sz w:val="18"/>
+              </w:rPr>
+              <w:t>56897fd</w:t>
+            </w:r>
+            <w:r>
+              <w:rPr>
+                <w:sz w:val="18"/>
+              </w:rPr>
+              <w:t>)</w:t>
+            </w:r>
+          </w:p>
+        </w:tc>
+        <w:tc>
+          <w:tcPr>
+            <w:tcW w:w="759" w:type="pct"/>
+            <w:shd w:val="clear" w:color="auto" w:fill="auto"/>
+          </w:tcPr>
+          <w:p>
+            <w:pPr>
+              <w:pStyle w:val="CompactoOE3"/>
+              <w:spacing w:after="0"/>
+              <w:rPr>
+                <w:sz w:val="18"/>
+              </w:rPr>
+            </w:pPr>
+            <w:r>
+              <w:rPr>
+                <w:sz w:val="18"/>
+              </w:rPr>
+              <w:t>785 de 786 (1 omitida)</w:t>
+            </w:r>
+          </w:p>
+        </w:tc>
+        <w:tc>
+          <w:tcPr>
+            <w:tcW w:w="779" w:type="pct"/>
+            <w:shd w:val="clear" w:color="auto" w:fill="auto"/>
+          </w:tcPr>
+          <w:p>
+            <w:pPr>
+              <w:pStyle w:val="CompactoOE3"/>
+              <w:spacing w:after="0"/>
+              <w:rPr>
+                <w:sz w:val="18"/>
+              </w:rPr>
+            </w:pPr>
+            <w:r>
+              <w:rPr>
+                <w:sz w:val="18"/>
+              </w:rPr>
+              <w:t>427 de 427</w:t>
+            </w:r>
+          </w:p>
+        </w:tc>
+        <w:tc>
+          <w:tcPr>
+            <w:tcW w:w="1733" w:type="pct"/>
+            <w:shd w:val="clear" w:color="auto" w:fill="auto"/>
+          </w:tcPr>
+          <w:p>
+            <w:pPr>
+              <w:pStyle w:val="CompactoOE3"/>
+              <w:spacing w:after="0"/>
+              <w:rPr>
+                <w:sz w:val="18"/>
+              </w:rPr>
+            </w:pPr>
+            <w:r>
+              <w:rPr>
+                <w:rStyle w:val="CdigoenlneaOE3"/>
+                <w:sz w:val="18"/>
+              </w:rPr>
+              <w:t>suite2.ps1</w:t>
+            </w:r>
+            <w:r>
+              <w:rPr>
+                <w:sz w:val="18"/>
+              </w:rPr>
+              <w:t xml:space="preserve"> en 24,8 min con 1 213 pruebas listadas y ejecutadas una vez; precede a la disposición final del cuadro de diálogo (INC-160), cuyas pruebas se corrieron aparte y pasaron</w:t>
             </w:r>
           </w:p>
         </w:tc>
@@ -7357,10 +9931,11 @@
         <w:pStyle w:val="TextoOE3"/>
       </w:pPr>
       <w:r>
-        <w:t>El documento principal detalla la corrida final en su apartado 9.3. Se hizo justo antes de compilar el ejecutable del corte: la PlayMode, de 17:31 a 18:00, como primera corrida de una sesión del Editor recién abierta, y la EditMode a continuación. La anterior, que precedió al primer candidato, corrió la PlayMode entre las 04:37 y las 05:05 y repitió la EditMode a las 08:29, porque la excepción de importación de INC-130 había sumado una prueba. En la corrida final no falló ningún caso. La única omisión es la</w:t>
-      </w:r>
-      <w:r>
-        <w:t xml:space="preserve"> prueba de solo lectura ya citada, cuyo escenario se reprodujo además sobre el ejecutable, con </w:t>
+        <w:t xml:space="preserve">El documento principal detalla la corrida final en su apartado 9.3. Se hizo justo antes de compilar el ejecutable del corte: la PlayMode, de 17:31 a 18:00, como primera corrida de una sesión del Editor recién abierta, y la EditMode a continuación. La anterior, que precedió al primer candidato, corrió la PlayMode entre las 04:37 y las 05:05 y repitió la EditMode a las </w:t>
+      </w:r>
+      <w:r>
+        <w:lastRenderedPageBreak/>
+        <w:t xml:space="preserve">08:29, porque la excepción de importación de INC-130 había sumado una prueba. En la corrida final no falló ningún caso. La única omisión es la prueba de solo lectura ya citada, cuyo escenario se reprodujo además sobre el ejecutable, con </w:t>
       </w:r>
       <w:r>
         <w:rPr>
@@ -7369,11 +9944,7 @@
         <w:t>Datos</w:t>
       </w:r>
       <w:r>
-        <w:t xml:space="preserve"> convertido en un archivo. Los resultados de esa corrida y de las anteriores del cierre se guardan con las evidencias del </w:t>
-      </w:r>
-      <w:r>
-        <w:lastRenderedPageBreak/>
-        <w:t xml:space="preserve">OE4, en </w:t>
+        <w:t xml:space="preserve"> convertido en un archivo. Los resultados de esa corrida y de las anteriores del cierre se guardan con las evidencias del OE4, en </w:t>
       </w:r>
       <w:r>
         <w:rPr>
@@ -9416,7 +11987,10 @@
         <w:t>Tabla G.8.</w:t>
       </w:r>
       <w:r>
-        <w:t xml:space="preserve"> Casos de PlayMode por módulo de prueba en las corridas completas.</w:t>
+        <w:t xml:space="preserve"> </w:t>
+      </w:r>
+      <w:r>
+        <w:t>Casos de PlayMode por módulo de prueba en las corridas completas.</w:t>
       </w:r>
     </w:p>
     <w:tbl>
@@ -10703,14 +13277,17 @@
         <w:t>37b3cb7</w:t>
       </w:r>
       <w:r>
-        <w:t xml:space="preserve"> (30 de EditMode y 23 de PlayMode). Del 30/09 a la primera corrida del 01/10 entraron dos de EditMode, sobre la caja de la escena 2.2 y la carretilla amarrada, y diecinueve de PlayMode: las dieciséis del Nivel 1, la del taller que amarra la cuerda, la del registro de cargas y la del botón «Omitir» en la segunda visita. Las correcciones del Nivel 3 sumaron 34 casos de EditMode y doce de PlayMode. Hasta la corrida que precedió al primer candidato e</w:t>
-      </w:r>
-      <w:r>
-        <w:t xml:space="preserve">ntraron además las pruebas de la copia de las licencias y de la excepción de importación de INC-130. Las correcciones del ejecutable del corte sumaron 36 casos de EditMode, del guardado con temporal y del perfil ilegible en el núcleo, del apagado de los servicios de Unity, de las reglas de la lista del laberinto, de la </w:t>
+        <w:t xml:space="preserve"> </w:t>
+      </w:r>
+      <w:r>
+        <w:t xml:space="preserve">(30 de EditMode y 23 de PlayMode). Del 30/09 a la primera corrida del 01/10 entraron dos de EditMode, sobre la caja de la escena 2.2 y la carretilla amarrada, y diecinueve de PlayMode: las dieciséis del Nivel 1, la del taller que amarra la cuerda, la del registro de cargas y la del botón «Omitir» en la segunda visita. Las correcciones del Nivel 3 sumaron 34 casos de EditMode y doce de PlayMode. Hasta la </w:t>
       </w:r>
       <w:r>
         <w:lastRenderedPageBreak/>
-        <w:t>paginación de perfiles y de la fogata de la escena final, y doce de PlayMode, del laberinto, del panel de perfiles, del aviso de salida, del informe y de los deslizantes del Nivel 1.</w:t>
+        <w:t>corrida que precedió al primer candidato entraron además las pruebas de la copia de las licencias y de la</w:t>
+      </w:r>
+      <w:r>
+        <w:t xml:space="preserve"> excepción de importación de INC-130. Las correcciones del ejecutable del corte sumaron 36 casos de EditMode, del guardado con temporal y del perfil ilegible en el núcleo, del apagado de los servicios de Unity, de las reglas de la lista del laberinto, de la paginación de perfiles y de la fogata de la escena final, y doce de PlayMode, del laberinto, del panel de perfiles, del aviso de salida, del informe y de los deslizantes del Nivel 1.</w:t>
       </w:r>
     </w:p>
     <w:p>
@@ -11459,6 +14036,7 @@
               <w:rPr>
                 <w:sz w:val="18"/>
               </w:rPr>
+              <w:lastRenderedPageBreak/>
               <w:t xml:space="preserve">Carga de </w:t>
             </w:r>
             <w:r>
@@ -11645,7 +14223,6 @@
               <w:rPr>
                 <w:sz w:val="18"/>
               </w:rPr>
-              <w:lastRenderedPageBreak/>
               <w:t xml:space="preserve">Carga de </w:t>
             </w:r>
             <w:r>
@@ -12401,7 +14978,11 @@
         <w:pStyle w:val="TextoOE3"/>
       </w:pPr>
       <w:r>
-        <w:t>El apartado 8.1 del documento principal desglosa esos 479,0 MB por carpetas y bibliotecas. El grueso, 409,7 MB, son los datos del juego, con las texturas del Nivel 1 como partida mayor (276,4 MB); del resto, la mayor parte corresponde a la biblioteca del reproductor y a las bibliotecas de DirectX que el build copia junto al ejecutable.</w:t>
+        <w:t xml:space="preserve">El apartado 8.1 del documento principal desglosa esos 479,0 MB por carpetas y bibliotecas. El grueso, 409,7 MB, son los datos del juego, con las texturas del Nivel 1 como partida mayor </w:t>
+      </w:r>
+      <w:r>
+        <w:lastRenderedPageBreak/>
+        <w:t>(276,4 MB); del resto, la mayor parte corresponde a la biblioteca del reproductor y a las bibliotecas de DirectX que el build copia junto al ejecutable.</w:t>
       </w:r>
     </w:p>
     <w:p>
@@ -12418,11 +14999,7 @@
         <w:t>Datos/</w:t>
       </w:r>
       <w:r>
-        <w:t xml:space="preserve"> a una ruta con espacios, sin instalación, y creó allí su propia carpeta de perfiles (apartado 10.2). En las siete ejecuciones del ejecutable del corte no se observó ninguna conexión de red, y RNF-10 se </w:t>
-      </w:r>
-      <w:r>
-        <w:lastRenderedPageBreak/>
-        <w:t xml:space="preserve">cumple en el equipo de desarrollo; el primer candidato abría en cada lanzamiento tres conexiones con direcciones de Google Cloud, por los servicios de Unity que llevaba activos (apartado 8.3). En cuanto a los residuos, después de borrar cuatro perfiles en el primer candidato sus nombres no quedaron en </w:t>
+        <w:t xml:space="preserve"> a una ruta con espacios, sin instalación, y creó allí su propia carpeta de perfiles (apartado 10.2). En las siete ejecuciones del ejecutable del corte no se observó ninguna conexión de red, y RNF-10 se cumple en el equipo de desarrollo; el primer candidato abría en cada lanzamiento tres conexiones con direcciones de Google Cloud, por los servicios de Unity que llevaba activos (apartado 8.3). En cuanto a los residuos, después de borrar cuatro perfiles en el primer candidato sus nombres no quedaron en </w:t>
       </w:r>
       <w:r>
         <w:t xml:space="preserve">la carpeta portable ni en los lugares donde escribe el reproductor, y en el del corte los perfiles borrados desaparecen de </w:t>
@@ -12797,6 +15374,7 @@
               <w:rPr>
                 <w:sz w:val="18"/>
               </w:rPr>
+              <w:lastRenderedPageBreak/>
               <w:t>3</w:t>
             </w:r>
           </w:p>
@@ -12818,14 +15396,7 @@
               <w:rPr>
                 <w:sz w:val="18"/>
               </w:rPr>
-              <w:t xml:space="preserve">OE2, progresión: tres niveles con dificultad ascendente </w:t>
-            </w:r>
-            <w:r>
-              <w:rPr>
-                <w:sz w:val="18"/>
-              </w:rPr>
-              <w:lastRenderedPageBreak/>
-              <w:t>y desbloqueo secuencial (RF-03)</w:t>
+              <w:t>OE2, progresión: tres niveles con dificultad ascendente y desbloqueo secuencial (RF-03)</w:t>
             </w:r>
           </w:p>
         </w:tc>
@@ -12846,7 +15417,6 @@
               <w:rPr>
                 <w:sz w:val="18"/>
               </w:rPr>
-              <w:lastRenderedPageBreak/>
               <w:t xml:space="preserve">Tres niveles de una, tres y tres fases: una variable en el Nivel 1, tres mecánicas distintas en el 2 y tres fases bloqueantes con prueba y depuración en el 3. Desbloqueo: cinco pruebas </w:t>
             </w:r>
             <w:r>
@@ -12880,7 +15450,6 @@
                 <w:rStyle w:val="CdigoenlneaOE3"/>
                 <w:sz w:val="18"/>
               </w:rPr>
-              <w:lastRenderedPageBreak/>
               <w:t>LevelUnlockPolicy_CP02_NuncaRebloqueaUnNivelYaDesbloqueado</w:t>
             </w:r>
             <w:r>
@@ -12908,7 +15477,6 @@
               <w:rPr>
                 <w:sz w:val="18"/>
               </w:rPr>
-              <w:lastRenderedPageBreak/>
               <w:t>Cumple</w:t>
             </w:r>
           </w:p>
@@ -13164,14 +15732,14 @@
               <w:rPr>
                 <w:sz w:val="18"/>
               </w:rPr>
-              <w:t xml:space="preserve">OE3, recorrido principal: cada nivel de principio a fin sin bloqueos, cierres inesperados ni estados irrecuperables; dos recorridos completos sin </w:t>
+              <w:t xml:space="preserve">OE3, recorrido principal: cada nivel de principio a fin sin bloqueos, cierres inesperados ni estados </w:t>
             </w:r>
             <w:r>
               <w:rPr>
                 <w:sz w:val="18"/>
               </w:rPr>
               <w:lastRenderedPageBreak/>
-              <w:t>incidencias (RNF-13)</w:t>
+              <w:t>irrecuperables; dos recorridos completos sin incidencias (RNF-13)</w:t>
             </w:r>
           </w:p>
         </w:tc>
@@ -13534,6 +16102,7 @@
               <w:rPr>
                 <w:sz w:val="18"/>
               </w:rPr>
+              <w:lastRenderedPageBreak/>
               <w:t>10</w:t>
             </w:r>
           </w:p>
@@ -13555,14 +16124,7 @@
               <w:rPr>
                 <w:sz w:val="18"/>
               </w:rPr>
-              <w:t xml:space="preserve">Datos: borrar un perfil es irreversible, exige </w:t>
-            </w:r>
-            <w:r>
-              <w:rPr>
-                <w:sz w:val="18"/>
-              </w:rPr>
-              <w:lastRenderedPageBreak/>
-              <w:t>confirmación explícita y no deja residuos (RF-47, RNF-11)</w:t>
+              <w:t>Datos: borrar un perfil es irreversible, exige confirmación explícita y no deja residuos (RF-47, RNF-11)</w:t>
             </w:r>
           </w:p>
         </w:tc>
@@ -13583,7 +16145,6 @@
               <w:rPr>
                 <w:sz w:val="18"/>
               </w:rPr>
-              <w:lastRenderedPageBreak/>
               <w:t xml:space="preserve">Punto de control P-D: </w:t>
             </w:r>
             <w:r>
@@ -13630,7 +16191,6 @@
                 <w:rStyle w:val="CdigoenlneaOE3"/>
                 <w:sz w:val="18"/>
               </w:rPr>
-              <w:lastRenderedPageBreak/>
               <w:t>SaveStore_RF47_NoAfectaAOtrosPerfiles</w:t>
             </w:r>
             <w:r>
@@ -13678,7 +16238,6 @@
               <w:rPr>
                 <w:sz w:val="18"/>
               </w:rPr>
-              <w:lastRenderedPageBreak/>
               <w:t xml:space="preserve">Cumple. Fuera de </w:t>
             </w:r>
             <w:r>
@@ -13705,14 +16264,7 @@
               <w:rPr>
                 <w:sz w:val="18"/>
               </w:rPr>
-              <w:t xml:space="preserve"> y </w:t>
-            </w:r>
-            <w:r>
-              <w:rPr>
-                <w:sz w:val="18"/>
-              </w:rPr>
-              <w:lastRenderedPageBreak/>
-              <w:t>la clave del reproductor, sin datos del estudiante, con identificadores del motor documentados como residuo (DEF-RC2-01)</w:t>
+              <w:t xml:space="preserve"> y la clave del reproductor, sin datos del estudiante, con identificadores del motor documentados como residuo (DEF-RC2-01)</w:t>
             </w:r>
           </w:p>
         </w:tc>
@@ -13723,7 +16275,6 @@
         <w:pStyle w:val="PrimerprrafoOE3"/>
       </w:pPr>
       <w:r>
-        <w:lastRenderedPageBreak/>
         <w:t>Los criterios 6, 8, 9 y 10 se revisaron de nuevo con el ejecutable del corte, sobre el que la evaluación funcional del OE4 reverificó las correcciones de los defectos que había hallado en el primer candidato (documento principal, apartado 9.5).</w:t>
       </w:r>
     </w:p>
@@ -13731,7 +16282,7 @@
       <w:pPr>
         <w:pStyle w:val="Ttulo2"/>
       </w:pPr>
-      <w:bookmarkStart w:id="5" w:name="_Toc242545009"/>
+      <w:bookmarkStart w:id="5" w:name="_Toc242827142"/>
       <w:r>
         <w:t>5. Archivos principales</w:t>
       </w:r>
@@ -13767,8 +16318,8 @@
         <w:tblLook w:val="0020" w:firstRow="1" w:lastRow="0" w:firstColumn="0" w:lastColumn="0" w:noHBand="0" w:noVBand="0"/>
       </w:tblPr>
       <w:tblGrid>
-        <w:gridCol w:w="5780"/>
-        <w:gridCol w:w="4182"/>
+        <w:gridCol w:w="6657"/>
+        <w:gridCol w:w="3305"/>
       </w:tblGrid>
       <w:tr>
         <w:trPr>
@@ -13776,7 +16327,7 @@
         </w:trPr>
         <w:tc>
           <w:tcPr>
-            <w:tcW w:w="2901" w:type="pct"/>
+            <w:tcW w:w="3341" w:type="pct"/>
             <w:shd w:val="clear" w:color="auto" w:fill="D9D9D9"/>
           </w:tcPr>
           <w:p>
@@ -13799,7 +16350,7 @@
         </w:tc>
         <w:tc>
           <w:tcPr>
-            <w:tcW w:w="2099" w:type="pct"/>
+            <w:tcW w:w="1659" w:type="pct"/>
             <w:shd w:val="clear" w:color="auto" w:fill="D9D9D9"/>
           </w:tcPr>
           <w:p>
@@ -13824,7 +16375,7 @@
       <w:tr>
         <w:tc>
           <w:tcPr>
-            <w:tcW w:w="2901" w:type="pct"/>
+            <w:tcW w:w="3341" w:type="pct"/>
             <w:shd w:val="clear" w:color="auto" w:fill="auto"/>
           </w:tcPr>
           <w:p>
@@ -13846,7 +16397,7 @@
         </w:tc>
         <w:tc>
           <w:tcPr>
-            <w:tcW w:w="2099" w:type="pct"/>
+            <w:tcW w:w="1659" w:type="pct"/>
             <w:shd w:val="clear" w:color="auto" w:fill="auto"/>
           </w:tcPr>
           <w:p>
@@ -13935,7 +16486,7 @@
       <w:tr>
         <w:tc>
           <w:tcPr>
-            <w:tcW w:w="2901" w:type="pct"/>
+            <w:tcW w:w="3341" w:type="pct"/>
             <w:shd w:val="clear" w:color="auto" w:fill="auto"/>
           </w:tcPr>
           <w:p>
@@ -13957,7 +16508,7 @@
         </w:tc>
         <w:tc>
           <w:tcPr>
-            <w:tcW w:w="2099" w:type="pct"/>
+            <w:tcW w:w="1659" w:type="pct"/>
             <w:shd w:val="clear" w:color="auto" w:fill="auto"/>
           </w:tcPr>
           <w:p>
@@ -14046,29 +16597,30 @@
       <w:tr>
         <w:tc>
           <w:tcPr>
-            <w:tcW w:w="2901" w:type="pct"/>
-            <w:shd w:val="clear" w:color="auto" w:fill="auto"/>
-          </w:tcPr>
-          <w:p>
-            <w:pPr>
-              <w:pStyle w:val="CompactoOE3"/>
-              <w:spacing w:after="0"/>
-              <w:rPr>
-                <w:sz w:val="18"/>
-              </w:rPr>
-            </w:pPr>
-            <w:r>
-              <w:rPr>
-                <w:rStyle w:val="CdigoenlneaOE3"/>
-                <w:sz w:val="18"/>
-              </w:rPr>
+            <w:tcW w:w="3341" w:type="pct"/>
+            <w:shd w:val="clear" w:color="auto" w:fill="auto"/>
+          </w:tcPr>
+          <w:p>
+            <w:pPr>
+              <w:pStyle w:val="CompactoOE3"/>
+              <w:spacing w:after="0"/>
+              <w:rPr>
+                <w:sz w:val="18"/>
+              </w:rPr>
+            </w:pPr>
+            <w:r>
+              <w:rPr>
+                <w:rStyle w:val="CdigoenlneaOE3"/>
+                <w:sz w:val="18"/>
+              </w:rPr>
+              <w:lastRenderedPageBreak/>
               <w:t>Assets/Game/Scripts/Runtime/Core/</w:t>
             </w:r>
           </w:p>
         </w:tc>
         <w:tc>
           <w:tcPr>
-            <w:tcW w:w="2099" w:type="pct"/>
+            <w:tcW w:w="1659" w:type="pct"/>
             <w:shd w:val="clear" w:color="auto" w:fill="auto"/>
           </w:tcPr>
           <w:p>
@@ -14144,7 +16696,7 @@
       <w:tr>
         <w:tc>
           <w:tcPr>
-            <w:tcW w:w="2901" w:type="pct"/>
+            <w:tcW w:w="3341" w:type="pct"/>
             <w:shd w:val="clear" w:color="auto" w:fill="auto"/>
           </w:tcPr>
           <w:p>
@@ -14192,7 +16744,7 @@
         </w:tc>
         <w:tc>
           <w:tcPr>
-            <w:tcW w:w="2099" w:type="pct"/>
+            <w:tcW w:w="1659" w:type="pct"/>
             <w:shd w:val="clear" w:color="auto" w:fill="auto"/>
           </w:tcPr>
           <w:p>
@@ -14215,7 +16767,7 @@
       <w:tr>
         <w:tc>
           <w:tcPr>
-            <w:tcW w:w="2901" w:type="pct"/>
+            <w:tcW w:w="3341" w:type="pct"/>
             <w:shd w:val="clear" w:color="auto" w:fill="auto"/>
           </w:tcPr>
           <w:p>
@@ -14263,7 +16815,7 @@
         </w:tc>
         <w:tc>
           <w:tcPr>
-            <w:tcW w:w="2099" w:type="pct"/>
+            <w:tcW w:w="1659" w:type="pct"/>
             <w:shd w:val="clear" w:color="auto" w:fill="auto"/>
           </w:tcPr>
           <w:p>
@@ -14286,30 +16838,29 @@
       <w:tr>
         <w:tc>
           <w:tcPr>
-            <w:tcW w:w="2901" w:type="pct"/>
-            <w:shd w:val="clear" w:color="auto" w:fill="auto"/>
-          </w:tcPr>
-          <w:p>
-            <w:pPr>
-              <w:pStyle w:val="CompactoOE3"/>
-              <w:spacing w:after="0"/>
-              <w:rPr>
-                <w:sz w:val="18"/>
-              </w:rPr>
-            </w:pPr>
-            <w:r>
-              <w:rPr>
-                <w:rStyle w:val="CdigoenlneaOE3"/>
-                <w:sz w:val="18"/>
-              </w:rPr>
-              <w:lastRenderedPageBreak/>
+            <w:tcW w:w="3341" w:type="pct"/>
+            <w:shd w:val="clear" w:color="auto" w:fill="auto"/>
+          </w:tcPr>
+          <w:p>
+            <w:pPr>
+              <w:pStyle w:val="CompactoOE3"/>
+              <w:spacing w:after="0"/>
+              <w:rPr>
+                <w:sz w:val="18"/>
+              </w:rPr>
+            </w:pPr>
+            <w:r>
+              <w:rPr>
+                <w:rStyle w:val="CdigoenlneaOE3"/>
+                <w:sz w:val="18"/>
+              </w:rPr>
               <w:t>ProjectSettings/ProjectSettings.asset</w:t>
             </w:r>
           </w:p>
         </w:tc>
         <w:tc>
           <w:tcPr>
-            <w:tcW w:w="2099" w:type="pct"/>
+            <w:tcW w:w="1659" w:type="pct"/>
             <w:shd w:val="clear" w:color="auto" w:fill="auto"/>
           </w:tcPr>
           <w:p>
@@ -14332,7 +16883,7 @@
       <w:tr>
         <w:tc>
           <w:tcPr>
-            <w:tcW w:w="2901" w:type="pct"/>
+            <w:tcW w:w="3341" w:type="pct"/>
             <w:shd w:val="clear" w:color="auto" w:fill="auto"/>
           </w:tcPr>
           <w:p>
@@ -14367,7 +16918,7 @@
         </w:tc>
         <w:tc>
           <w:tcPr>
-            <w:tcW w:w="2099" w:type="pct"/>
+            <w:tcW w:w="1659" w:type="pct"/>
             <w:shd w:val="clear" w:color="auto" w:fill="auto"/>
           </w:tcPr>
           <w:p>
@@ -14390,7 +16941,7 @@
       <w:tr>
         <w:tc>
           <w:tcPr>
-            <w:tcW w:w="2901" w:type="pct"/>
+            <w:tcW w:w="3341" w:type="pct"/>
             <w:shd w:val="clear" w:color="auto" w:fill="auto"/>
           </w:tcPr>
           <w:p>
@@ -14412,7 +16963,7 @@
         </w:tc>
         <w:tc>
           <w:tcPr>
-            <w:tcW w:w="2099" w:type="pct"/>
+            <w:tcW w:w="1659" w:type="pct"/>
             <w:shd w:val="clear" w:color="auto" w:fill="auto"/>
           </w:tcPr>
           <w:p>
@@ -14488,7 +17039,7 @@
       <w:tr>
         <w:tc>
           <w:tcPr>
-            <w:tcW w:w="2901" w:type="pct"/>
+            <w:tcW w:w="3341" w:type="pct"/>
             <w:shd w:val="clear" w:color="auto" w:fill="auto"/>
           </w:tcPr>
           <w:p>
@@ -14523,7 +17074,7 @@
         </w:tc>
         <w:tc>
           <w:tcPr>
-            <w:tcW w:w="2099" w:type="pct"/>
+            <w:tcW w:w="1659" w:type="pct"/>
             <w:shd w:val="clear" w:color="auto" w:fill="auto"/>
           </w:tcPr>
           <w:p>
@@ -14612,7 +17163,7 @@
       <w:tr>
         <w:tc>
           <w:tcPr>
-            <w:tcW w:w="2901" w:type="pct"/>
+            <w:tcW w:w="3341" w:type="pct"/>
             <w:shd w:val="clear" w:color="auto" w:fill="auto"/>
           </w:tcPr>
           <w:p>
@@ -14634,7 +17185,7 @@
         </w:tc>
         <w:tc>
           <w:tcPr>
-            <w:tcW w:w="2099" w:type="pct"/>
+            <w:tcW w:w="1659" w:type="pct"/>
             <w:shd w:val="clear" w:color="auto" w:fill="auto"/>
           </w:tcPr>
           <w:p>
@@ -14696,6 +17247,148 @@
                 <w:sz w:val="18"/>
               </w:rPr>
               <w:t>evidencias/</w:t>
+            </w:r>
+          </w:p>
+        </w:tc>
+      </w:tr>
+      <w:tr>
+        <w:tc>
+          <w:tcPr>
+            <w:tcW w:w="3341" w:type="pct"/>
+            <w:shd w:val="clear" w:color="auto" w:fill="auto"/>
+          </w:tcPr>
+          <w:p>
+            <w:pPr>
+              <w:pStyle w:val="CompactoOE3"/>
+              <w:spacing w:after="0"/>
+              <w:rPr>
+                <w:sz w:val="18"/>
+              </w:rPr>
+            </w:pPr>
+            <w:r>
+              <w:rPr>
+                <w:rStyle w:val="CdigoenlneaOE3"/>
+                <w:sz w:val="18"/>
+              </w:rPr>
+              <w:t>Assets/Game/Scripts/Runtime/Scaffolding/HelpButtonIntro.cs</w:t>
+            </w:r>
+            <w:r>
+              <w:rPr>
+                <w:sz w:val="18"/>
+              </w:rPr>
+              <w:t xml:space="preserve">, </w:t>
+            </w:r>
+            <w:r>
+              <w:rPr>
+                <w:rStyle w:val="CdigoenlneaOE3"/>
+                <w:sz w:val="18"/>
+              </w:rPr>
+              <w:t>Assets/Game/Scripts/Runtime/Levels/Fire/FireHelpIntro.cs</w:t>
+            </w:r>
+          </w:p>
+        </w:tc>
+        <w:tc>
+          <w:tcPr>
+            <w:tcW w:w="1659" w:type="pct"/>
+            <w:shd w:val="clear" w:color="auto" w:fill="auto"/>
+          </w:tcPr>
+          <w:p>
+            <w:pPr>
+              <w:pStyle w:val="CompactoOE3"/>
+              <w:spacing w:after="0"/>
+              <w:rPr>
+                <w:sz w:val="18"/>
+              </w:rPr>
+            </w:pPr>
+            <w:r>
+              <w:rPr>
+                <w:sz w:val="18"/>
+              </w:rPr>
+              <w:t>El aviso del botón de ayuda de la primera mecánica (INC-158)</w:t>
+            </w:r>
+          </w:p>
+        </w:tc>
+      </w:tr>
+      <w:tr>
+        <w:tc>
+          <w:tcPr>
+            <w:tcW w:w="3341" w:type="pct"/>
+            <w:shd w:val="clear" w:color="auto" w:fill="auto"/>
+          </w:tcPr>
+          <w:p>
+            <w:pPr>
+              <w:pStyle w:val="CompactoOE3"/>
+              <w:spacing w:after="0"/>
+              <w:rPr>
+                <w:sz w:val="18"/>
+              </w:rPr>
+            </w:pPr>
+            <w:r>
+              <w:rPr>
+                <w:rStyle w:val="CdigoenlneaOE3"/>
+                <w:sz w:val="18"/>
+              </w:rPr>
+              <w:t>Assets/Game/Prefabs/UI/MenuPausa.prefab</w:t>
+            </w:r>
+            <w:r>
+              <w:rPr>
+                <w:sz w:val="18"/>
+              </w:rPr>
+              <w:t xml:space="preserve">, </w:t>
+            </w:r>
+            <w:r>
+              <w:rPr>
+                <w:rStyle w:val="CdigoenlneaOE3"/>
+                <w:sz w:val="18"/>
+              </w:rPr>
+              <w:t>Assets/Game/Data/PauseMenuContent.asset</w:t>
+            </w:r>
+            <w:r>
+              <w:rPr>
+                <w:sz w:val="18"/>
+              </w:rPr>
+              <w:t xml:space="preserve">, </w:t>
+            </w:r>
+            <w:r>
+              <w:rPr>
+                <w:rStyle w:val="CdigoenlneaOE3"/>
+                <w:sz w:val="18"/>
+              </w:rPr>
+              <w:t>Assets/Game/Scripts/Runtime/Core/PauseMenuPolicy.cs</w:t>
+            </w:r>
+            <w:r>
+              <w:rPr>
+                <w:sz w:val="18"/>
+              </w:rPr>
+              <w:t xml:space="preserve"> y </w:t>
+            </w:r>
+            <w:r>
+              <w:rPr>
+                <w:rStyle w:val="CdigoenlneaOE3"/>
+                <w:sz w:val="18"/>
+              </w:rPr>
+              <w:t>PhaseNarrative.cs</w:t>
+            </w:r>
+          </w:p>
+        </w:tc>
+        <w:tc>
+          <w:tcPr>
+            <w:tcW w:w="1659" w:type="pct"/>
+            <w:shd w:val="clear" w:color="auto" w:fill="auto"/>
+          </w:tcPr>
+          <w:p>
+            <w:pPr>
+              <w:pStyle w:val="CompactoOE3"/>
+              <w:spacing w:after="0"/>
+              <w:rPr>
+                <w:sz w:val="18"/>
+              </w:rPr>
+            </w:pPr>
+            <w:r>
+              <w:rPr>
+                <w:sz w:val="18"/>
+              </w:rPr>
+              <w:t>La pausa de cinco botones y la tabla de la narrativa que presenta cada fase (INC-159)</w:t>
             </w:r>
           </w:p>
         </w:tc>
@@ -14705,8 +17398,9 @@
       <w:pPr>
         <w:pStyle w:val="Ttulo2"/>
       </w:pPr>
-      <w:bookmarkStart w:id="6" w:name="_Toc242545010"/>
-      <w:r>
+      <w:bookmarkStart w:id="6" w:name="_Toc242827143"/>
+      <w:r>
+        <w:lastRenderedPageBreak/>
         <w:t>6. Evaluación del OE4 y verificaciones a cargo de Santiago Benavides Rey</w:t>
       </w:r>
       <w:bookmarkEnd w:id="6"/>
@@ -14738,14 +17432,10 @@
         <w:pStyle w:val="TextoOE3"/>
       </w:pPr>
       <w:r>
-        <w:t xml:space="preserve">Lo que la primera pasada de la evaluación funcional halló en este incremento está corregido en el ejecutable del corte y se reverificó sobre él: los servicios de Unity que abrían </w:t>
-      </w:r>
-      <w:r>
-        <w:lastRenderedPageBreak/>
-        <w:t xml:space="preserve">conexiones de red, la lista de perfiles que con ocho no dejaba alcanzar los últimos, el botón «Cerrar el juego» con el icono de la papelera y el rótulo partido, el perfil ilegible que no mostraba ningún aviso y el guardado que escribía el perfil directamente, y el informe que no decía qué perfil se estaba mirando. Quedan, documentados con su arreglo propuesto y sin corregir en este corte, el residuo del motor en el registro (DEF-RC2-01), el riesgo residual de la ventana interna del reemplazo del guardado y </w:t>
-      </w:r>
-      <w:r>
-        <w:t>las observaciones menores del panel de perfiles y del informe: el aviso del perfil ilegible en la columna «Perfil nuevo», la flecha de página que se oculta en vez de apagarse, la octava fila recortada, los iconos sobre la cabecera y el texto de muestra «Perfil de Ana» en la escena (documento principal, apartado 10.4).</w:t>
+        <w:t>Lo que la primera pasada de la evaluación funcional halló en este incremento está corregido en el ejecutable del corte y se reverificó sobre él: los servicios de Unity que abrían conexiones de red, la lista de perfiles que con ocho no dejaba alcanzar los últimos, el botón «Cerrar el juego» con el icono de la papelera y el rótulo partido, el perfil ilegible que no mostraba ningún aviso y el guardado que escribía el perfil directamente, y el informe que no decía qué perfil se estaba mirando. Quedan, documenta</w:t>
+      </w:r>
+      <w:r>
+        <w:t>dos con su arreglo propuesto y sin corregir en este corte, el residuo del motor en el registro (DEF-RC2-01), el riesgo residual de la ventana interna del reemplazo del guardado y las observaciones menores del panel de perfiles y del informe: el aviso del perfil ilegible en la columna «Perfil nuevo», la flecha de página que se oculta en vez de apagarse, la octava fila recortada, los iconos sobre la cabecera y el texto de muestra «Perfil de Ana» en la escena (documento principal, apartado 10.4).</w:t>
       </w:r>
     </w:p>
     <w:sectPr>
@@ -14946,7 +17636,7 @@
   <w:abstractNum w:abstractNumId="0" w15:restartNumberingAfterBreak="0">
     <w:nsid w:val="0000A990"/>
     <w:multiLevelType w:val="multilevel"/>
-    <w:tmpl w:val="DB6C4438"/>
+    <w:tmpl w:val="33BE78CA"/>
     <w:lvl w:ilvl="0">
       <w:numFmt w:val="bullet"/>
       <w:lvlText w:val=" "/>
@@ -15219,16 +17909,16 @@
       </w:pPr>
     </w:lvl>
   </w:abstractNum>
-  <w:num w:numId="1" w16cid:durableId="1749380253">
+  <w:num w:numId="1" w16cid:durableId="695815638">
     <w:abstractNumId w:val="1"/>
   </w:num>
-  <w:num w:numId="2" w16cid:durableId="1364164568">
+  <w:num w:numId="2" w16cid:durableId="952904121">
     <w:abstractNumId w:val="2"/>
     <w:lvlOverride w:ilvl="0">
       <w:startOverride w:val="1"/>
     </w:lvlOverride>
   </w:num>
-  <w:num w:numId="3" w16cid:durableId="2097052125">
+  <w:num w:numId="3" w16cid:durableId="766271208">
     <w:abstractNumId w:val="0"/>
   </w:num>
 </w:numbering>
@@ -16034,7 +18724,7 @@
     <w:link w:val="EncabezadoCar"/>
     <w:uiPriority w:val="99"/>
     <w:unhideWhenUsed/>
-    <w:rsid w:val="00BD6A51"/>
+    <w:rsid w:val="002B319C"/>
     <w:pPr>
       <w:tabs>
         <w:tab w:val="center" w:pos="4419"/>
@@ -16048,7 +18738,7 @@
     <w:basedOn w:val="Fuentedeprrafopredeter"/>
     <w:link w:val="Encabezado"/>
     <w:uiPriority w:val="99"/>
-    <w:rsid w:val="00BD6A51"/>
+    <w:rsid w:val="002B319C"/>
   </w:style>
   <w:style w:type="paragraph" w:styleId="Piedepgina">
     <w:name w:val="footer"/>
@@ -16056,7 +18746,7 @@
     <w:link w:val="PiedepginaCar"/>
     <w:uiPriority w:val="99"/>
     <w:unhideWhenUsed/>
-    <w:rsid w:val="00BD6A51"/>
+    <w:rsid w:val="002B319C"/>
     <w:pPr>
       <w:tabs>
         <w:tab w:val="center" w:pos="4419"/>
@@ -16070,7 +18760,7 @@
     <w:basedOn w:val="Fuentedeprrafopredeter"/>
     <w:link w:val="Piedepgina"/>
     <w:uiPriority w:val="99"/>
-    <w:rsid w:val="00BD6A51"/>
+    <w:rsid w:val="002B319C"/>
   </w:style>
   <w:style w:type="character" w:styleId="Nmerodepgina">
     <w:name w:val="page number"/>
@@ -16078,7 +18768,7 @@
     <w:uiPriority w:val="99"/>
     <w:semiHidden/>
     <w:unhideWhenUsed/>
-    <w:rsid w:val="00BD6A51"/>
+    <w:rsid w:val="002B319C"/>
   </w:style>
 </w:styles>
 </file>

--- a/docs/anexos oe3/Solucion_OE3_Anexo_G_Slice_4.docx
+++ b/docs/anexos oe3/Solucion_OE3_Anexo_G_Slice_4.docx
@@ -24,7 +24,7 @@
       <w:r>
         <w:fldChar w:fldCharType="separate"/>
       </w:r>
-      <w:hyperlink w:anchor="_Toc242827137" w:history="1">
+      <w:hyperlink w:anchor="_Toc242887322" w:history="1">
         <w:r>
           <w:rPr>
             <w:rStyle w:val="Hipervnculo"/>
@@ -51,7 +51,7 @@
             <w:noProof/>
             <w:webHidden/>
           </w:rPr>
-          <w:instrText xml:space="preserve"> PAGEREF _Toc242827137 \h </w:instrText>
+          <w:instrText xml:space="preserve"> PAGEREF _Toc242887322 \h </w:instrText>
         </w:r>
         <w:r>
           <w:rPr>
@@ -95,7 +95,7 @@
           <w14:ligatures w14:val="standardContextual"/>
         </w:rPr>
       </w:pPr>
-      <w:hyperlink w:anchor="_Toc242827138" w:history="1">
+      <w:hyperlink w:anchor="_Toc242887323" w:history="1">
         <w:r>
           <w:rPr>
             <w:rStyle w:val="Hipervnculo"/>
@@ -122,7 +122,7 @@
             <w:noProof/>
             <w:webHidden/>
           </w:rPr>
-          <w:instrText xml:space="preserve"> PAGEREF _Toc242827138 \h </w:instrText>
+          <w:instrText xml:space="preserve"> PAGEREF _Toc242887323 \h </w:instrText>
         </w:r>
         <w:r>
           <w:rPr>
@@ -166,7 +166,7 @@
           <w14:ligatures w14:val="standardContextual"/>
         </w:rPr>
       </w:pPr>
-      <w:hyperlink w:anchor="_Toc242827139" w:history="1">
+      <w:hyperlink w:anchor="_Toc242887324" w:history="1">
         <w:r>
           <w:rPr>
             <w:rStyle w:val="Hipervnculo"/>
@@ -193,7 +193,7 @@
             <w:noProof/>
             <w:webHidden/>
           </w:rPr>
-          <w:instrText xml:space="preserve"> PAGEREF _Toc242827139 \h </w:instrText>
+          <w:instrText xml:space="preserve"> PAGEREF _Toc242887324 \h </w:instrText>
         </w:r>
         <w:r>
           <w:rPr>
@@ -237,7 +237,7 @@
           <w14:ligatures w14:val="standardContextual"/>
         </w:rPr>
       </w:pPr>
-      <w:hyperlink w:anchor="_Toc242827140" w:history="1">
+      <w:hyperlink w:anchor="_Toc242887325" w:history="1">
         <w:r>
           <w:rPr>
             <w:rStyle w:val="Hipervnculo"/>
@@ -264,7 +264,7 @@
             <w:noProof/>
             <w:webHidden/>
           </w:rPr>
-          <w:instrText xml:space="preserve"> PAGEREF _Toc242827140 \h </w:instrText>
+          <w:instrText xml:space="preserve"> PAGEREF _Toc242887325 \h </w:instrText>
         </w:r>
         <w:r>
           <w:rPr>
@@ -308,7 +308,7 @@
           <w14:ligatures w14:val="standardContextual"/>
         </w:rPr>
       </w:pPr>
-      <w:hyperlink w:anchor="_Toc242827141" w:history="1">
+      <w:hyperlink w:anchor="_Toc242887326" w:history="1">
         <w:r>
           <w:rPr>
             <w:rStyle w:val="Hipervnculo"/>
@@ -335,7 +335,7 @@
             <w:noProof/>
             <w:webHidden/>
           </w:rPr>
-          <w:instrText xml:space="preserve"> PAGEREF _Toc242827141 \h </w:instrText>
+          <w:instrText xml:space="preserve"> PAGEREF _Toc242887326 \h </w:instrText>
         </w:r>
         <w:r>
           <w:rPr>
@@ -379,7 +379,7 @@
           <w14:ligatures w14:val="standardContextual"/>
         </w:rPr>
       </w:pPr>
-      <w:hyperlink w:anchor="_Toc242827142" w:history="1">
+      <w:hyperlink w:anchor="_Toc242887327" w:history="1">
         <w:r>
           <w:rPr>
             <w:rStyle w:val="Hipervnculo"/>
@@ -406,7 +406,7 @@
             <w:noProof/>
             <w:webHidden/>
           </w:rPr>
-          <w:instrText xml:space="preserve"> PAGEREF _Toc242827142 \h </w:instrText>
+          <w:instrText xml:space="preserve"> PAGEREF _Toc242887327 \h </w:instrText>
         </w:r>
         <w:r>
           <w:rPr>
@@ -450,7 +450,7 @@
           <w14:ligatures w14:val="standardContextual"/>
         </w:rPr>
       </w:pPr>
-      <w:hyperlink w:anchor="_Toc242827143" w:history="1">
+      <w:hyperlink w:anchor="_Toc242887328" w:history="1">
         <w:r>
           <w:rPr>
             <w:rStyle w:val="Hipervnculo"/>
@@ -477,7 +477,7 @@
             <w:noProof/>
             <w:webHidden/>
           </w:rPr>
-          <w:instrText xml:space="preserve"> PAGEREF _Toc242827143 \h </w:instrText>
+          <w:instrText xml:space="preserve"> PAGEREF _Toc242887328 \h </w:instrText>
         </w:r>
         <w:r>
           <w:rPr>
@@ -522,7 +522,7 @@
       <w:pPr>
         <w:pStyle w:val="Ttulo1"/>
       </w:pPr>
-      <w:bookmarkStart w:id="0" w:name="_Toc242827137"/>
+      <w:bookmarkStart w:id="0" w:name="_Toc242887322"/>
       <w:r>
         <w:lastRenderedPageBreak/>
         <w:t>ANEXO G. SLICE 4: PROGRESO, INFORME DOCENTE Y ELIMINACIÓN DE DATOS</w:t>
@@ -580,7 +580,7 @@
       <w:pPr>
         <w:pStyle w:val="Ttulo2"/>
       </w:pPr>
-      <w:bookmarkStart w:id="1" w:name="_Toc242827138"/>
+      <w:bookmarkStart w:id="1" w:name="_Toc242887323"/>
       <w:r>
         <w:t>1. Alcance y seguimiento</w:t>
       </w:r>
@@ -2106,7 +2106,7 @@
       <w:pPr>
         <w:pStyle w:val="Ttulo2"/>
       </w:pPr>
-      <w:bookmarkStart w:id="2" w:name="_Toc242827139"/>
+      <w:bookmarkStart w:id="2" w:name="_Toc242887324"/>
       <w:r>
         <w:t>2. Lo implementado</w:t>
       </w:r>
@@ -3746,7 +3746,7 @@
         <w:t>Grado.</w:t>
       </w:r>
       <w:r>
-        <w:t xml:space="preserve"> INC-151 fijó que el grupo es de grado quinto, por la autorización del colegio. Este documento, los fuentes del entregable del OE4 y el capítulo 9 del trabajo de grado dicen «quinto» donde nombran el grado; las expresiones que no lo designan, como «cuarto objetivo» o «cuarto golpe», no cambian, y los radicados del OE1 y del OE2 conservan «cuarto» hasta que haya autorización expresa para editarlos.</w:t>
+        <w:t xml:space="preserve"> INC-151 fijó que el grupo es de grado quinto, por la autorización del colegio. Este documento, los fuentes del entregable del OE4 y el capítulo 9 del trabajo de grado dicen «quinto» donde nombran el grado; las expresiones que no lo designan, como «cuarto objetivo» o «cuarto golpe», no cambian, y los radicados del OE1 y del OE2, las historias de usuario y la arquitectura dicen también «quinto» desde el 13/10/2026, cada uno con su fila en el control de cambios.</w:t>
       </w:r>
     </w:p>
     <w:p>
@@ -3890,23 +3890,26 @@
         <w:t>Canvas</w:t>
       </w:r>
       <w:r>
-        <w:t xml:space="preserve"> de orden propio, detiene el tiempo y se cierra con «Ce</w:t>
-      </w:r>
-      <w:r>
-        <w:t xml:space="preserve">rrar». Se deriva del progreso, sin guardar nada nuevo (RNF-09), y su texto sale de </w:t>
+        <w:t xml:space="preserve"> de orden propio, detiene el tiempo y se cierra con «Cerrar». Se deriva del progreso, sin guardar </w:t>
+      </w:r>
+      <w:r>
+        <w:lastRenderedPageBreak/>
+        <w:t xml:space="preserve">nada nuevo (RNF-09), y su texto sale de </w:t>
       </w:r>
       <w:r>
         <w:rPr>
           <w:rStyle w:val="CdigoenlneaOE3"/>
         </w:rPr>
-        <w:t>N1_Mensajes.asset</w:t>
-      </w:r>
-      <w:r>
-        <w:t xml:space="preserve">. La caminata de la familia en la </w:t>
-      </w:r>
-      <w:r>
-        <w:lastRenderedPageBreak/>
-        <w:t>escena 1.1 (INC-153) y el abrazo y el sueño de perfil (INC-154) se describen en el Anexo F, apartado 2.15.</w:t>
+        <w:t>N1_Mensajes.</w:t>
+      </w:r>
+      <w:r>
+        <w:rPr>
+          <w:rStyle w:val="CdigoenlneaOE3"/>
+        </w:rPr>
+        <w:t>asset</w:t>
+      </w:r>
+      <w:r>
+        <w:t>. La caminata de la familia en la escena 1.1 (INC-153) y el abrazo y el sueño de perfil (INC-154) se describen en el Anexo F, apartado 2.15.</w:t>
       </w:r>
     </w:p>
     <w:p>
@@ -4217,7 +4220,7 @@
       <w:pPr>
         <w:pStyle w:val="Ttulo2"/>
       </w:pPr>
-      <w:bookmarkStart w:id="3" w:name="_Toc242827140"/>
+      <w:bookmarkStart w:id="3" w:name="_Toc242887325"/>
       <w:r>
         <w:t>3. Decisiones de diseño y hallazgos de consistencia</w:t>
       </w:r>
@@ -4327,8 +4330,8 @@
       </w:tblPr>
       <w:tblGrid>
         <w:gridCol w:w="754"/>
-        <w:gridCol w:w="3064"/>
-        <w:gridCol w:w="4678"/>
+        <w:gridCol w:w="3080"/>
+        <w:gridCol w:w="4662"/>
         <w:gridCol w:w="1466"/>
       </w:tblGrid>
       <w:tr>
@@ -4360,7 +4363,7 @@
         </w:tc>
         <w:tc>
           <w:tcPr>
-            <w:tcW w:w="1538" w:type="pct"/>
+            <w:tcW w:w="1546" w:type="pct"/>
             <w:shd w:val="clear" w:color="auto" w:fill="D9D9D9"/>
           </w:tcPr>
           <w:p>
@@ -4383,7 +4386,7 @@
         </w:tc>
         <w:tc>
           <w:tcPr>
-            <w:tcW w:w="2348" w:type="pct"/>
+            <w:tcW w:w="2340" w:type="pct"/>
             <w:shd w:val="clear" w:color="auto" w:fill="D9D9D9"/>
           </w:tcPr>
           <w:p>
@@ -4406,7 +4409,7 @@
         </w:tc>
         <w:tc>
           <w:tcPr>
-            <w:tcW w:w="736" w:type="pct"/>
+            <w:tcW w:w="737" w:type="pct"/>
             <w:shd w:val="clear" w:color="auto" w:fill="D9D9D9"/>
           </w:tcPr>
           <w:p>
@@ -4452,7 +4455,7 @@
         </w:tc>
         <w:tc>
           <w:tcPr>
-            <w:tcW w:w="1538" w:type="pct"/>
+            <w:tcW w:w="1546" w:type="pct"/>
             <w:shd w:val="clear" w:color="auto" w:fill="auto"/>
           </w:tcPr>
           <w:p>
@@ -4473,7 +4476,7 @@
         </w:tc>
         <w:tc>
           <w:tcPr>
-            <w:tcW w:w="2348" w:type="pct"/>
+            <w:tcW w:w="2340" w:type="pct"/>
             <w:shd w:val="clear" w:color="auto" w:fill="auto"/>
           </w:tcPr>
           <w:p>
@@ -4494,7 +4497,7 @@
         </w:tc>
         <w:tc>
           <w:tcPr>
-            <w:tcW w:w="736" w:type="pct"/>
+            <w:tcW w:w="737" w:type="pct"/>
             <w:shd w:val="clear" w:color="auto" w:fill="auto"/>
           </w:tcPr>
           <w:p>
@@ -4538,7 +4541,7 @@
         </w:tc>
         <w:tc>
           <w:tcPr>
-            <w:tcW w:w="1538" w:type="pct"/>
+            <w:tcW w:w="1546" w:type="pct"/>
             <w:shd w:val="clear" w:color="auto" w:fill="auto"/>
           </w:tcPr>
           <w:p>
@@ -4572,7 +4575,7 @@
         </w:tc>
         <w:tc>
           <w:tcPr>
-            <w:tcW w:w="2348" w:type="pct"/>
+            <w:tcW w:w="2340" w:type="pct"/>
             <w:shd w:val="clear" w:color="auto" w:fill="auto"/>
           </w:tcPr>
           <w:p>
@@ -4593,7 +4596,7 @@
         </w:tc>
         <w:tc>
           <w:tcPr>
-            <w:tcW w:w="736" w:type="pct"/>
+            <w:tcW w:w="737" w:type="pct"/>
             <w:shd w:val="clear" w:color="auto" w:fill="auto"/>
           </w:tcPr>
           <w:p>
@@ -4637,7 +4640,7 @@
         </w:tc>
         <w:tc>
           <w:tcPr>
-            <w:tcW w:w="1538" w:type="pct"/>
+            <w:tcW w:w="1546" w:type="pct"/>
             <w:shd w:val="clear" w:color="auto" w:fill="auto"/>
           </w:tcPr>
           <w:p>
@@ -4658,7 +4661,7 @@
         </w:tc>
         <w:tc>
           <w:tcPr>
-            <w:tcW w:w="2348" w:type="pct"/>
+            <w:tcW w:w="2340" w:type="pct"/>
             <w:shd w:val="clear" w:color="auto" w:fill="auto"/>
           </w:tcPr>
           <w:p>
@@ -4679,7 +4682,7 @@
         </w:tc>
         <w:tc>
           <w:tcPr>
-            <w:tcW w:w="736" w:type="pct"/>
+            <w:tcW w:w="737" w:type="pct"/>
             <w:shd w:val="clear" w:color="auto" w:fill="auto"/>
           </w:tcPr>
           <w:p>
@@ -4723,7 +4726,7 @@
         </w:tc>
         <w:tc>
           <w:tcPr>
-            <w:tcW w:w="1538" w:type="pct"/>
+            <w:tcW w:w="1546" w:type="pct"/>
             <w:shd w:val="clear" w:color="auto" w:fill="auto"/>
           </w:tcPr>
           <w:p>
@@ -4744,7 +4747,7 @@
         </w:tc>
         <w:tc>
           <w:tcPr>
-            <w:tcW w:w="2348" w:type="pct"/>
+            <w:tcW w:w="2340" w:type="pct"/>
             <w:shd w:val="clear" w:color="auto" w:fill="auto"/>
           </w:tcPr>
           <w:p>
@@ -4765,7 +4768,7 @@
         </w:tc>
         <w:tc>
           <w:tcPr>
-            <w:tcW w:w="736" w:type="pct"/>
+            <w:tcW w:w="737" w:type="pct"/>
             <w:shd w:val="clear" w:color="auto" w:fill="auto"/>
           </w:tcPr>
           <w:p>
@@ -4810,7 +4813,7 @@
         </w:tc>
         <w:tc>
           <w:tcPr>
-            <w:tcW w:w="1538" w:type="pct"/>
+            <w:tcW w:w="1546" w:type="pct"/>
             <w:shd w:val="clear" w:color="auto" w:fill="auto"/>
           </w:tcPr>
           <w:p>
@@ -4831,7 +4834,7 @@
         </w:tc>
         <w:tc>
           <w:tcPr>
-            <w:tcW w:w="2348" w:type="pct"/>
+            <w:tcW w:w="2340" w:type="pct"/>
             <w:shd w:val="clear" w:color="auto" w:fill="auto"/>
           </w:tcPr>
           <w:p>
@@ -4852,7 +4855,7 @@
         </w:tc>
         <w:tc>
           <w:tcPr>
-            <w:tcW w:w="736" w:type="pct"/>
+            <w:tcW w:w="737" w:type="pct"/>
             <w:shd w:val="clear" w:color="auto" w:fill="auto"/>
           </w:tcPr>
           <w:p>
@@ -4896,7 +4899,7 @@
         </w:tc>
         <w:tc>
           <w:tcPr>
-            <w:tcW w:w="1538" w:type="pct"/>
+            <w:tcW w:w="1546" w:type="pct"/>
             <w:shd w:val="clear" w:color="auto" w:fill="auto"/>
           </w:tcPr>
           <w:p>
@@ -4917,7 +4920,7 @@
         </w:tc>
         <w:tc>
           <w:tcPr>
-            <w:tcW w:w="2348" w:type="pct"/>
+            <w:tcW w:w="2340" w:type="pct"/>
             <w:shd w:val="clear" w:color="auto" w:fill="auto"/>
           </w:tcPr>
           <w:p>
@@ -4938,7 +4941,7 @@
         </w:tc>
         <w:tc>
           <w:tcPr>
-            <w:tcW w:w="736" w:type="pct"/>
+            <w:tcW w:w="737" w:type="pct"/>
             <w:shd w:val="clear" w:color="auto" w:fill="auto"/>
           </w:tcPr>
           <w:p>
@@ -4982,7 +4985,7 @@
         </w:tc>
         <w:tc>
           <w:tcPr>
-            <w:tcW w:w="1538" w:type="pct"/>
+            <w:tcW w:w="1546" w:type="pct"/>
             <w:shd w:val="clear" w:color="auto" w:fill="auto"/>
           </w:tcPr>
           <w:p>
@@ -5003,7 +5006,7 @@
         </w:tc>
         <w:tc>
           <w:tcPr>
-            <w:tcW w:w="2348" w:type="pct"/>
+            <w:tcW w:w="2340" w:type="pct"/>
             <w:shd w:val="clear" w:color="auto" w:fill="auto"/>
           </w:tcPr>
           <w:p>
@@ -5024,7 +5027,7 @@
         </w:tc>
         <w:tc>
           <w:tcPr>
-            <w:tcW w:w="736" w:type="pct"/>
+            <w:tcW w:w="737" w:type="pct"/>
             <w:shd w:val="clear" w:color="auto" w:fill="auto"/>
           </w:tcPr>
           <w:p>
@@ -5068,7 +5071,7 @@
         </w:tc>
         <w:tc>
           <w:tcPr>
-            <w:tcW w:w="1538" w:type="pct"/>
+            <w:tcW w:w="1546" w:type="pct"/>
             <w:shd w:val="clear" w:color="auto" w:fill="auto"/>
           </w:tcPr>
           <w:p>
@@ -5089,7 +5092,7 @@
         </w:tc>
         <w:tc>
           <w:tcPr>
-            <w:tcW w:w="2348" w:type="pct"/>
+            <w:tcW w:w="2340" w:type="pct"/>
             <w:shd w:val="clear" w:color="auto" w:fill="auto"/>
           </w:tcPr>
           <w:p>
@@ -5110,7 +5113,7 @@
         </w:tc>
         <w:tc>
           <w:tcPr>
-            <w:tcW w:w="736" w:type="pct"/>
+            <w:tcW w:w="737" w:type="pct"/>
             <w:shd w:val="clear" w:color="auto" w:fill="auto"/>
           </w:tcPr>
           <w:p>
@@ -5154,7 +5157,7 @@
         </w:tc>
         <w:tc>
           <w:tcPr>
-            <w:tcW w:w="1538" w:type="pct"/>
+            <w:tcW w:w="1546" w:type="pct"/>
             <w:shd w:val="clear" w:color="auto" w:fill="auto"/>
           </w:tcPr>
           <w:p>
@@ -5175,7 +5178,7 @@
         </w:tc>
         <w:tc>
           <w:tcPr>
-            <w:tcW w:w="2348" w:type="pct"/>
+            <w:tcW w:w="2340" w:type="pct"/>
             <w:shd w:val="clear" w:color="auto" w:fill="auto"/>
           </w:tcPr>
           <w:p>
@@ -5196,7 +5199,7 @@
         </w:tc>
         <w:tc>
           <w:tcPr>
-            <w:tcW w:w="736" w:type="pct"/>
+            <w:tcW w:w="737" w:type="pct"/>
             <w:shd w:val="clear" w:color="auto" w:fill="auto"/>
           </w:tcPr>
           <w:p>
@@ -5240,7 +5243,7 @@
         </w:tc>
         <w:tc>
           <w:tcPr>
-            <w:tcW w:w="1538" w:type="pct"/>
+            <w:tcW w:w="1546" w:type="pct"/>
             <w:shd w:val="clear" w:color="auto" w:fill="auto"/>
           </w:tcPr>
           <w:p>
@@ -5261,7 +5264,7 @@
         </w:tc>
         <w:tc>
           <w:tcPr>
-            <w:tcW w:w="2348" w:type="pct"/>
+            <w:tcW w:w="2340" w:type="pct"/>
             <w:shd w:val="clear" w:color="auto" w:fill="auto"/>
           </w:tcPr>
           <w:p>
@@ -5282,7 +5285,7 @@
         </w:tc>
         <w:tc>
           <w:tcPr>
-            <w:tcW w:w="736" w:type="pct"/>
+            <w:tcW w:w="737" w:type="pct"/>
             <w:shd w:val="clear" w:color="auto" w:fill="auto"/>
           </w:tcPr>
           <w:p>
@@ -5326,7 +5329,7 @@
         </w:tc>
         <w:tc>
           <w:tcPr>
-            <w:tcW w:w="1538" w:type="pct"/>
+            <w:tcW w:w="1546" w:type="pct"/>
             <w:shd w:val="clear" w:color="auto" w:fill="auto"/>
           </w:tcPr>
           <w:p>
@@ -5347,7 +5350,7 @@
         </w:tc>
         <w:tc>
           <w:tcPr>
-            <w:tcW w:w="2348" w:type="pct"/>
+            <w:tcW w:w="2340" w:type="pct"/>
             <w:shd w:val="clear" w:color="auto" w:fill="auto"/>
           </w:tcPr>
           <w:p>
@@ -5368,7 +5371,7 @@
         </w:tc>
         <w:tc>
           <w:tcPr>
-            <w:tcW w:w="736" w:type="pct"/>
+            <w:tcW w:w="737" w:type="pct"/>
             <w:shd w:val="clear" w:color="auto" w:fill="auto"/>
           </w:tcPr>
           <w:p>
@@ -5412,7 +5415,7 @@
         </w:tc>
         <w:tc>
           <w:tcPr>
-            <w:tcW w:w="1538" w:type="pct"/>
+            <w:tcW w:w="1546" w:type="pct"/>
             <w:shd w:val="clear" w:color="auto" w:fill="auto"/>
           </w:tcPr>
           <w:p>
@@ -5433,7 +5436,7 @@
         </w:tc>
         <w:tc>
           <w:tcPr>
-            <w:tcW w:w="2348" w:type="pct"/>
+            <w:tcW w:w="2340" w:type="pct"/>
             <w:shd w:val="clear" w:color="auto" w:fill="auto"/>
           </w:tcPr>
           <w:p>
@@ -5454,7 +5457,7 @@
         </w:tc>
         <w:tc>
           <w:tcPr>
-            <w:tcW w:w="736" w:type="pct"/>
+            <w:tcW w:w="737" w:type="pct"/>
             <w:shd w:val="clear" w:color="auto" w:fill="auto"/>
           </w:tcPr>
           <w:p>
@@ -5498,7 +5501,7 @@
         </w:tc>
         <w:tc>
           <w:tcPr>
-            <w:tcW w:w="1538" w:type="pct"/>
+            <w:tcW w:w="1546" w:type="pct"/>
             <w:shd w:val="clear" w:color="auto" w:fill="auto"/>
           </w:tcPr>
           <w:p>
@@ -5519,7 +5522,7 @@
         </w:tc>
         <w:tc>
           <w:tcPr>
-            <w:tcW w:w="2348" w:type="pct"/>
+            <w:tcW w:w="2340" w:type="pct"/>
             <w:shd w:val="clear" w:color="auto" w:fill="auto"/>
           </w:tcPr>
           <w:p>
@@ -5540,7 +5543,7 @@
         </w:tc>
         <w:tc>
           <w:tcPr>
-            <w:tcW w:w="736" w:type="pct"/>
+            <w:tcW w:w="737" w:type="pct"/>
             <w:shd w:val="clear" w:color="auto" w:fill="auto"/>
           </w:tcPr>
           <w:p>
@@ -5584,7 +5587,7 @@
         </w:tc>
         <w:tc>
           <w:tcPr>
-            <w:tcW w:w="1538" w:type="pct"/>
+            <w:tcW w:w="1546" w:type="pct"/>
             <w:shd w:val="clear" w:color="auto" w:fill="auto"/>
           </w:tcPr>
           <w:p>
@@ -5605,7 +5608,7 @@
         </w:tc>
         <w:tc>
           <w:tcPr>
-            <w:tcW w:w="2348" w:type="pct"/>
+            <w:tcW w:w="2340" w:type="pct"/>
             <w:shd w:val="clear" w:color="auto" w:fill="auto"/>
           </w:tcPr>
           <w:p>
@@ -5626,7 +5629,7 @@
         </w:tc>
         <w:tc>
           <w:tcPr>
-            <w:tcW w:w="736" w:type="pct"/>
+            <w:tcW w:w="737" w:type="pct"/>
             <w:shd w:val="clear" w:color="auto" w:fill="auto"/>
           </w:tcPr>
           <w:p>
@@ -5670,7 +5673,7 @@
         </w:tc>
         <w:tc>
           <w:tcPr>
-            <w:tcW w:w="1538" w:type="pct"/>
+            <w:tcW w:w="1546" w:type="pct"/>
             <w:shd w:val="clear" w:color="auto" w:fill="auto"/>
           </w:tcPr>
           <w:p>
@@ -5691,7 +5694,7 @@
         </w:tc>
         <w:tc>
           <w:tcPr>
-            <w:tcW w:w="2348" w:type="pct"/>
+            <w:tcW w:w="2340" w:type="pct"/>
             <w:shd w:val="clear" w:color="auto" w:fill="auto"/>
           </w:tcPr>
           <w:p>
@@ -5738,7 +5741,7 @@
         </w:tc>
         <w:tc>
           <w:tcPr>
-            <w:tcW w:w="736" w:type="pct"/>
+            <w:tcW w:w="737" w:type="pct"/>
             <w:shd w:val="clear" w:color="auto" w:fill="auto"/>
           </w:tcPr>
           <w:p>
@@ -5783,7 +5786,7 @@
         </w:tc>
         <w:tc>
           <w:tcPr>
-            <w:tcW w:w="1538" w:type="pct"/>
+            <w:tcW w:w="1546" w:type="pct"/>
             <w:shd w:val="clear" w:color="auto" w:fill="auto"/>
           </w:tcPr>
           <w:p>
@@ -5804,7 +5807,7 @@
         </w:tc>
         <w:tc>
           <w:tcPr>
-            <w:tcW w:w="2348" w:type="pct"/>
+            <w:tcW w:w="2340" w:type="pct"/>
             <w:shd w:val="clear" w:color="auto" w:fill="auto"/>
           </w:tcPr>
           <w:p>
@@ -5825,7 +5828,7 @@
         </w:tc>
         <w:tc>
           <w:tcPr>
-            <w:tcW w:w="736" w:type="pct"/>
+            <w:tcW w:w="737" w:type="pct"/>
             <w:shd w:val="clear" w:color="auto" w:fill="auto"/>
           </w:tcPr>
           <w:p>
@@ -5869,7 +5872,7 @@
         </w:tc>
         <w:tc>
           <w:tcPr>
-            <w:tcW w:w="1538" w:type="pct"/>
+            <w:tcW w:w="1546" w:type="pct"/>
             <w:shd w:val="clear" w:color="auto" w:fill="auto"/>
           </w:tcPr>
           <w:p>
@@ -5890,28 +5893,28 @@
         </w:tc>
         <w:tc>
           <w:tcPr>
-            <w:tcW w:w="2348" w:type="pct"/>
-            <w:shd w:val="clear" w:color="auto" w:fill="auto"/>
-          </w:tcPr>
-          <w:p>
-            <w:pPr>
-              <w:pStyle w:val="CompactoOE3"/>
-              <w:spacing w:after="0"/>
-              <w:rPr>
-                <w:sz w:val="18"/>
-              </w:rPr>
-            </w:pPr>
-            <w:r>
-              <w:rPr>
-                <w:sz w:val="18"/>
-              </w:rPr>
-              <w:t>Este documento, los fuentes del entregable del OE4 y el capítulo 9 del trabajo de grado; los radicados del OE1 y del OE2 conservan «cuarto» hasta que haya autorización expresa para editarlos</w:t>
-            </w:r>
-          </w:p>
-        </w:tc>
-        <w:tc>
-          <w:tcPr>
-            <w:tcW w:w="736" w:type="pct"/>
+            <w:tcW w:w="2340" w:type="pct"/>
+            <w:shd w:val="clear" w:color="auto" w:fill="auto"/>
+          </w:tcPr>
+          <w:p>
+            <w:pPr>
+              <w:pStyle w:val="CompactoOE3"/>
+              <w:spacing w:after="0"/>
+              <w:rPr>
+                <w:sz w:val="18"/>
+              </w:rPr>
+            </w:pPr>
+            <w:r>
+              <w:rPr>
+                <w:sz w:val="18"/>
+              </w:rPr>
+              <w:t>Este documento, los fuentes del entregable del OE4 y el capítulo 9 del trabajo de grado, y desde el 13/10/2026 los radicados del OE1, del OE2, de las historias de usuario y de la arquitectura</w:t>
+            </w:r>
+          </w:p>
+        </w:tc>
+        <w:tc>
+          <w:tcPr>
+            <w:tcW w:w="737" w:type="pct"/>
             <w:shd w:val="clear" w:color="auto" w:fill="auto"/>
           </w:tcPr>
           <w:p>
@@ -5955,7 +5958,7 @@
         </w:tc>
         <w:tc>
           <w:tcPr>
-            <w:tcW w:w="1538" w:type="pct"/>
+            <w:tcW w:w="1546" w:type="pct"/>
             <w:shd w:val="clear" w:color="auto" w:fill="auto"/>
           </w:tcPr>
           <w:p>
@@ -5976,7 +5979,7 @@
         </w:tc>
         <w:tc>
           <w:tcPr>
-            <w:tcW w:w="2348" w:type="pct"/>
+            <w:tcW w:w="2340" w:type="pct"/>
             <w:shd w:val="clear" w:color="auto" w:fill="auto"/>
           </w:tcPr>
           <w:p>
@@ -6056,7 +6059,7 @@
         </w:tc>
         <w:tc>
           <w:tcPr>
-            <w:tcW w:w="736" w:type="pct"/>
+            <w:tcW w:w="737" w:type="pct"/>
             <w:shd w:val="clear" w:color="auto" w:fill="auto"/>
           </w:tcPr>
           <w:p>
@@ -6100,7 +6103,7 @@
         </w:tc>
         <w:tc>
           <w:tcPr>
-            <w:tcW w:w="1538" w:type="pct"/>
+            <w:tcW w:w="1546" w:type="pct"/>
             <w:shd w:val="clear" w:color="auto" w:fill="auto"/>
           </w:tcPr>
           <w:p>
@@ -6121,7 +6124,7 @@
         </w:tc>
         <w:tc>
           <w:tcPr>
-            <w:tcW w:w="2348" w:type="pct"/>
+            <w:tcW w:w="2340" w:type="pct"/>
             <w:shd w:val="clear" w:color="auto" w:fill="auto"/>
           </w:tcPr>
           <w:p>
@@ -6168,7 +6171,7 @@
         </w:tc>
         <w:tc>
           <w:tcPr>
-            <w:tcW w:w="736" w:type="pct"/>
+            <w:tcW w:w="737" w:type="pct"/>
             <w:shd w:val="clear" w:color="auto" w:fill="auto"/>
           </w:tcPr>
           <w:p>
@@ -6212,7 +6215,7 @@
         </w:tc>
         <w:tc>
           <w:tcPr>
-            <w:tcW w:w="1538" w:type="pct"/>
+            <w:tcW w:w="1546" w:type="pct"/>
             <w:shd w:val="clear" w:color="auto" w:fill="auto"/>
           </w:tcPr>
           <w:p>
@@ -6233,7 +6236,7 @@
         </w:tc>
         <w:tc>
           <w:tcPr>
-            <w:tcW w:w="2348" w:type="pct"/>
+            <w:tcW w:w="2340" w:type="pct"/>
             <w:shd w:val="clear" w:color="auto" w:fill="auto"/>
           </w:tcPr>
           <w:p>
@@ -6287,7 +6290,7 @@
         </w:tc>
         <w:tc>
           <w:tcPr>
-            <w:tcW w:w="736" w:type="pct"/>
+            <w:tcW w:w="737" w:type="pct"/>
             <w:shd w:val="clear" w:color="auto" w:fill="auto"/>
           </w:tcPr>
           <w:p>
@@ -6331,7 +6334,7 @@
         </w:tc>
         <w:tc>
           <w:tcPr>
-            <w:tcW w:w="1538" w:type="pct"/>
+            <w:tcW w:w="1546" w:type="pct"/>
             <w:shd w:val="clear" w:color="auto" w:fill="auto"/>
           </w:tcPr>
           <w:p>
@@ -6352,7 +6355,7 @@
         </w:tc>
         <w:tc>
           <w:tcPr>
-            <w:tcW w:w="2348" w:type="pct"/>
+            <w:tcW w:w="2340" w:type="pct"/>
             <w:shd w:val="clear" w:color="auto" w:fill="auto"/>
           </w:tcPr>
           <w:p>
@@ -6406,7 +6409,7 @@
         </w:tc>
         <w:tc>
           <w:tcPr>
-            <w:tcW w:w="736" w:type="pct"/>
+            <w:tcW w:w="737" w:type="pct"/>
             <w:shd w:val="clear" w:color="auto" w:fill="auto"/>
           </w:tcPr>
           <w:p>
@@ -6450,7 +6453,7 @@
         </w:tc>
         <w:tc>
           <w:tcPr>
-            <w:tcW w:w="1538" w:type="pct"/>
+            <w:tcW w:w="1546" w:type="pct"/>
             <w:shd w:val="clear" w:color="auto" w:fill="auto"/>
           </w:tcPr>
           <w:p>
@@ -6471,7 +6474,7 @@
         </w:tc>
         <w:tc>
           <w:tcPr>
-            <w:tcW w:w="2348" w:type="pct"/>
+            <w:tcW w:w="2340" w:type="pct"/>
             <w:shd w:val="clear" w:color="auto" w:fill="auto"/>
           </w:tcPr>
           <w:p>
@@ -6499,7 +6502,7 @@
         </w:tc>
         <w:tc>
           <w:tcPr>
-            <w:tcW w:w="736" w:type="pct"/>
+            <w:tcW w:w="737" w:type="pct"/>
             <w:shd w:val="clear" w:color="auto" w:fill="auto"/>
           </w:tcPr>
           <w:p>
@@ -6543,7 +6546,7 @@
         </w:tc>
         <w:tc>
           <w:tcPr>
-            <w:tcW w:w="1538" w:type="pct"/>
+            <w:tcW w:w="1546" w:type="pct"/>
             <w:shd w:val="clear" w:color="auto" w:fill="auto"/>
           </w:tcPr>
           <w:p>
@@ -6564,7 +6567,7 @@
         </w:tc>
         <w:tc>
           <w:tcPr>
-            <w:tcW w:w="2348" w:type="pct"/>
+            <w:tcW w:w="2340" w:type="pct"/>
             <w:shd w:val="clear" w:color="auto" w:fill="auto"/>
           </w:tcPr>
           <w:p>
@@ -6624,7 +6627,7 @@
         </w:tc>
         <w:tc>
           <w:tcPr>
-            <w:tcW w:w="736" w:type="pct"/>
+            <w:tcW w:w="737" w:type="pct"/>
             <w:shd w:val="clear" w:color="auto" w:fill="auto"/>
           </w:tcPr>
           <w:p>
@@ -6668,7 +6671,7 @@
         </w:tc>
         <w:tc>
           <w:tcPr>
-            <w:tcW w:w="1538" w:type="pct"/>
+            <w:tcW w:w="1546" w:type="pct"/>
             <w:shd w:val="clear" w:color="auto" w:fill="auto"/>
           </w:tcPr>
           <w:p>
@@ -6689,7 +6692,7 @@
         </w:tc>
         <w:tc>
           <w:tcPr>
-            <w:tcW w:w="2348" w:type="pct"/>
+            <w:tcW w:w="2340" w:type="pct"/>
             <w:shd w:val="clear" w:color="auto" w:fill="auto"/>
           </w:tcPr>
           <w:p>
@@ -6743,7 +6746,7 @@
         </w:tc>
         <w:tc>
           <w:tcPr>
-            <w:tcW w:w="736" w:type="pct"/>
+            <w:tcW w:w="737" w:type="pct"/>
             <w:shd w:val="clear" w:color="auto" w:fill="auto"/>
           </w:tcPr>
           <w:p>
@@ -6787,7 +6790,7 @@
         </w:tc>
         <w:tc>
           <w:tcPr>
-            <w:tcW w:w="1538" w:type="pct"/>
+            <w:tcW w:w="1546" w:type="pct"/>
             <w:shd w:val="clear" w:color="auto" w:fill="auto"/>
           </w:tcPr>
           <w:p>
@@ -6808,7 +6811,7 @@
         </w:tc>
         <w:tc>
           <w:tcPr>
-            <w:tcW w:w="2348" w:type="pct"/>
+            <w:tcW w:w="2340" w:type="pct"/>
             <w:shd w:val="clear" w:color="auto" w:fill="auto"/>
           </w:tcPr>
           <w:p>
@@ -6855,7 +6858,7 @@
         </w:tc>
         <w:tc>
           <w:tcPr>
-            <w:tcW w:w="736" w:type="pct"/>
+            <w:tcW w:w="737" w:type="pct"/>
             <w:shd w:val="clear" w:color="auto" w:fill="auto"/>
           </w:tcPr>
           <w:p>
@@ -6899,7 +6902,7 @@
         </w:tc>
         <w:tc>
           <w:tcPr>
-            <w:tcW w:w="1538" w:type="pct"/>
+            <w:tcW w:w="1546" w:type="pct"/>
             <w:shd w:val="clear" w:color="auto" w:fill="auto"/>
           </w:tcPr>
           <w:p>
@@ -6920,7 +6923,7 @@
         </w:tc>
         <w:tc>
           <w:tcPr>
-            <w:tcW w:w="2348" w:type="pct"/>
+            <w:tcW w:w="2340" w:type="pct"/>
             <w:shd w:val="clear" w:color="auto" w:fill="auto"/>
           </w:tcPr>
           <w:p>
@@ -6987,7 +6990,7 @@
         </w:tc>
         <w:tc>
           <w:tcPr>
-            <w:tcW w:w="736" w:type="pct"/>
+            <w:tcW w:w="737" w:type="pct"/>
             <w:shd w:val="clear" w:color="auto" w:fill="auto"/>
           </w:tcPr>
           <w:p>
@@ -7012,7 +7015,7 @@
       <w:pPr>
         <w:pStyle w:val="Ttulo2"/>
       </w:pPr>
-      <w:bookmarkStart w:id="4" w:name="_Toc242827141"/>
+      <w:bookmarkStart w:id="4" w:name="_Toc242887326"/>
       <w:r>
         <w:lastRenderedPageBreak/>
         <w:t>4. Verificación</w:t>
@@ -16282,7 +16285,7 @@
       <w:pPr>
         <w:pStyle w:val="Ttulo2"/>
       </w:pPr>
-      <w:bookmarkStart w:id="5" w:name="_Toc242827142"/>
+      <w:bookmarkStart w:id="5" w:name="_Toc242887327"/>
       <w:r>
         <w:t>5. Archivos principales</w:t>
       </w:r>
@@ -17398,7 +17401,7 @@
       <w:pPr>
         <w:pStyle w:val="Ttulo2"/>
       </w:pPr>
-      <w:bookmarkStart w:id="6" w:name="_Toc242827143"/>
+      <w:bookmarkStart w:id="6" w:name="_Toc242887328"/>
       <w:r>
         <w:lastRenderedPageBreak/>
         <w:t>6. Evaluación del OE4 y verificaciones a cargo de Santiago Benavides Rey</w:t>
@@ -17636,7 +17639,7 @@
   <w:abstractNum w:abstractNumId="0" w15:restartNumberingAfterBreak="0">
     <w:nsid w:val="0000A990"/>
     <w:multiLevelType w:val="multilevel"/>
-    <w:tmpl w:val="33BE78CA"/>
+    <w:tmpl w:val="648833E4"/>
     <w:lvl w:ilvl="0">
       <w:numFmt w:val="bullet"/>
       <w:lvlText w:val=" "/>
@@ -17909,16 +17912,16 @@
       </w:pPr>
     </w:lvl>
   </w:abstractNum>
-  <w:num w:numId="1" w16cid:durableId="695815638">
+  <w:num w:numId="1" w16cid:durableId="385690203">
     <w:abstractNumId w:val="1"/>
   </w:num>
-  <w:num w:numId="2" w16cid:durableId="952904121">
+  <w:num w:numId="2" w16cid:durableId="941259529">
     <w:abstractNumId w:val="2"/>
     <w:lvlOverride w:ilvl="0">
       <w:startOverride w:val="1"/>
     </w:lvlOverride>
   </w:num>
-  <w:num w:numId="3" w16cid:durableId="766271208">
+  <w:num w:numId="3" w16cid:durableId="1919250396">
     <w:abstractNumId w:val="0"/>
   </w:num>
 </w:numbering>
@@ -18724,7 +18727,7 @@
     <w:link w:val="EncabezadoCar"/>
     <w:uiPriority w:val="99"/>
     <w:unhideWhenUsed/>
-    <w:rsid w:val="002B319C"/>
+    <w:rsid w:val="004626F2"/>
     <w:pPr>
       <w:tabs>
         <w:tab w:val="center" w:pos="4419"/>
@@ -18738,7 +18741,7 @@
     <w:basedOn w:val="Fuentedeprrafopredeter"/>
     <w:link w:val="Encabezado"/>
     <w:uiPriority w:val="99"/>
-    <w:rsid w:val="002B319C"/>
+    <w:rsid w:val="004626F2"/>
   </w:style>
   <w:style w:type="paragraph" w:styleId="Piedepgina">
     <w:name w:val="footer"/>
@@ -18746,7 +18749,7 @@
     <w:link w:val="PiedepginaCar"/>
     <w:uiPriority w:val="99"/>
     <w:unhideWhenUsed/>
-    <w:rsid w:val="002B319C"/>
+    <w:rsid w:val="004626F2"/>
     <w:pPr>
       <w:tabs>
         <w:tab w:val="center" w:pos="4419"/>
@@ -18760,7 +18763,7 @@
     <w:basedOn w:val="Fuentedeprrafopredeter"/>
     <w:link w:val="Piedepgina"/>
     <w:uiPriority w:val="99"/>
-    <w:rsid w:val="002B319C"/>
+    <w:rsid w:val="004626F2"/>
   </w:style>
   <w:style w:type="character" w:styleId="Nmerodepgina">
     <w:name w:val="page number"/>
@@ -18768,7 +18771,7 @@
     <w:uiPriority w:val="99"/>
     <w:semiHidden/>
     <w:unhideWhenUsed/>
-    <w:rsid w:val="002B319C"/>
+    <w:rsid w:val="004626F2"/>
   </w:style>
 </w:styles>
 </file>
